--- a/holdundervisning/modul-3-opgaver.docx
+++ b/holdundervisning/modul-3-opgaver.docx
@@ -63,8 +63,8 @@
         <w:outlineLvl w:val="0"/>
         <w:rPr/>
       </w:pPr>
-      <w:bookmarkStart w:id="0" w:name="OrgXref.org780bc71"/>
-      <w:bookmarkStart w:id="1" w:name="org780bc71"/>
+      <w:bookmarkStart w:id="0" w:name="OrgXref.orga7fe699"/>
+      <w:bookmarkStart w:id="1" w:name="orga7fe699"/>
       <w:bookmarkEnd w:id="1"/>
       <w:r>
         <w:rPr/>
@@ -84,7 +84,7 @@
         <w:rPr>
           <w:rStyle w:val="Emphasis"/>
         </w:rPr>
-        <w:t>I dette modul er fokus på fortolkning og forståelse af livstabel-metoden.</w:t>
+        <w:t>Den gode besvarelse er kort og præcis. Det er vigtigt at dine svar er klart struktureret og skrevet i fulde sætninger.</w:t>
       </w:r>
       <w:r>
         <w:rPr/>
@@ -94,7 +94,7 @@
         <w:rPr>
           <w:rStyle w:val="Emphasis"/>
         </w:rPr>
-        <w:t>R-koder er reduceret til et minimum – I skal kunne forklare hvad tallene betyder demografisk.</w:t>
+        <w:t>Skriv dine svar i de udvidende svarfelter og udfyld tabeller/indsæt grafer.</w:t>
       </w:r>
       <w:r>
         <w:rPr/>
@@ -104,7 +104,7 @@
         <w:rPr>
           <w:rStyle w:val="Emphasis"/>
         </w:rPr>
-        <w:t>Svar skal være præcise, velstrukturerede og skrevet i fulde sætninger.</w:t>
+        <w:t>Du må ikke ændre tabellernes formatering og det er forbudt at sætte egne tabeller ind.</w:t>
       </w:r>
       <w:r>
         <w:rPr/>
@@ -114,7 +114,55 @@
         <w:rPr>
           <w:rStyle w:val="Emphasis"/>
         </w:rPr>
-        <w:t>Angiv enheder og forklar forskelle mellem mål tydeligt.</w:t>
+        <w:t>Din besvarelse til hvert opgave bør ikke overskride 1/2 normalsides tekst svarende til maksimalt 1200 anslag med mindst 10pt skriftstørrelse f.eks., Courier New, men ikke medregnende tabeller o.a..</w:t>
+      </w:r>
+      <w:r>
+        <w:rPr/>
+        <w:t xml:space="preserve"> </w:t>
+      </w:r>
+    </w:p>
+    <w:p>
+      <w:pPr>
+        <w:pStyle w:val="BodyText"/>
+        <w:bidi w:val="0"/>
+        <w:spacing w:before="0" w:after="120"/>
+        <w:jc w:val="left"/>
+        <w:rPr/>
+      </w:pPr>
+      <w:r>
+        <w:rPr>
+          <w:rStyle w:val="Emphasis"/>
+        </w:rPr>
+        <w:t>Tal i resultaterne skal rundes af og enheder skal angives hvis relevant.</w:t>
+      </w:r>
+      <w:r>
+        <w:rPr/>
+        <w:t xml:space="preserve"> </w:t>
+      </w:r>
+      <w:r>
+        <w:rPr>
+          <w:rStyle w:val="Emphasis"/>
+        </w:rPr>
+        <w:t>R-koder som bruges til at besvare opgaverne findes i Rmd-filen på Absalon.</w:t>
+      </w:r>
+      <w:r>
+        <w:rPr/>
+        <w:t xml:space="preserve"> </w:t>
+      </w:r>
+    </w:p>
+    <w:p>
+      <w:pPr>
+        <w:pStyle w:val="BodyText"/>
+        <w:bidi w:val="0"/>
+        <w:spacing w:before="0" w:after="120"/>
+        <w:jc w:val="left"/>
+        <w:rPr/>
+      </w:pPr>
+      <w:r>
+        <w:rPr>
+          <w:rStyle w:val="Emphasis"/>
+        </w:rPr>
+        <w:t>Når du har besvaret alle opgaver, afleverer du denne fil i Absalon.</w:t>
       </w:r>
       <w:r>
         <w:rPr/>
@@ -140,8 +188,8 @@
         <w:outlineLvl w:val="0"/>
         <w:rPr/>
       </w:pPr>
-      <w:bookmarkStart w:id="2" w:name="OrgXref.org7b5e2f8"/>
-      <w:bookmarkStart w:id="3" w:name="org7b5e2f8"/>
+      <w:bookmarkStart w:id="2" w:name="OrgXref.org38e34d5"/>
+      <w:bookmarkStart w:id="3" w:name="org38e34d5"/>
       <w:bookmarkEnd w:id="3"/>
       <w:r>
         <w:rPr/>
@@ -161,7 +209,7 @@
       </w:pPr>
       <w:r>
         <w:rPr/>
-        <w:t xml:space="preserve">I Danmark lever vi længere end nogensinde før. Ifølge den officielle statistik fra Danmarks Statistik er den gennemsnitlige forventede levetid ved fødsel for både mænd og kvinder omkring 80 år eller mere, når man ser på de seneste perioder med tilgængelige tal. Dette betyder, at et barn født i Danmark i dag i gennemsnit kan forvente at blive omkring 80 år, hvis dødeligheden i populationen forbliver på det nuværende niveau. Bag denne høje middellevetid ligger en række samfundsmæssige forbedringer, herunder bedre ernæring, sundhedspleje, forebyggelse og kontrol af mange smitsomme sygdomme, som tidligere var hyppige dødsårsager. Samtidig er sygdomsmønstret i Danmark ændret over tid mod kroniske, ikke-smitsomme sygdomme, som bliver de dominerende årsager til dødsfald. For eksempel udgør kræft og hjerte-kar-sygdomme en stor andel af de samlede dødsårsager i befolkningen. Begge disse sygdomsgrupper er tæt knyttet til livsstilsfaktorer som tobaksrygning, kost, fysisk aktivitet og alkoholforbrug, og de har stor betydning for både individuel og folkelig sundhed i befolkningen. Denne udvikling betyder, at de demografiske mål og metoder, som livstabeller og middellevetid, i stigende grad afspejler ændringer i aldersspecifik dødelighed fra kroniske sygdomme fremfor akutte infektionssygdomme. Forståelse af disse mønstre er derfor vigtig, når man tolker dødelighed og overlevelse i en moderne befolkning. </w:t>
+        <w:t xml:space="preserve">I Danmark lever vi længere end nogensinde før. Ifølge Danmarks Statistik er den gennemsnitlige forventede levetid ved fødslen nu omkring 80 år eller mere for både mænd og kvinder. Det betyder, at et barn født i dag i gennemsnit kan forvente at blive omkring 80 år, hvis dødeligheden forbliver på det nuværende niveau. Den stigende middellevetid skyldes blandt andet bedre ernæring, sundhedsvæsen, forebyggelse og effektiv kontrol af infektionssygdomme. Samtidig er sygdomsmønstret ændret, så kroniske, ikke-smitsomme sygdomme som kræft og hjerte-kar-sygdomme nu dominerer dødsårsagerne. Disse sygdomme er tæt forbundet med livsstilsfaktorer som rygning, kost, fysisk aktivitet og alkoholforbrug. Udviklingen betyder, at mål som middellevetid og livstabeller i dag især afspejler ændringer i aldersspecifik dødelighed fra kroniske sygdomme frem for akutte infektioner. Forståelse af disse mønstre er derfor central ved fortolkning af moderne dødelighed. I dødsårsagsstatistikken fra Danmarks Statistik indgår A-06: Psykiske lidelser og adfærdsmæssige forstyrrelser som en selvstændig hovedgruppe. Kategorien bygger på ICD-10’s kapitel F og omfatter blandt andet: demens (F00–F03, herunder Alzheimers sygdom), alkohol- og stofrelaterede psykiske lidelser, affektive og psykotiske lidelser. En væsentlig del af dødsfaldene i A-06 blandt ældre skyldes demens, som er stærkt aldersassocieret. Da demens ofte registreres som underliggende dødsårsag, selv når den umiddelbare dødsårsag fx er infektion eller anden komplikation, fremstår A-06 hyppigst blandt de ældste aldersgrupper. Den høje middellevetid i Danmark medfører således også, at flere når en alder, hvor demenssygdomme bliver hyppige. Det bidrager til, at A-06 fylder relativt mere i dødsårsagsstatistikken i en aldrende befolkning. </w:t>
       </w:r>
     </w:p>
     <w:p>
@@ -183,8 +231,8 @@
         <w:outlineLvl w:val="0"/>
         <w:rPr/>
       </w:pPr>
-      <w:bookmarkStart w:id="4" w:name="OrgXref.org3bbe6d4"/>
-      <w:bookmarkStart w:id="5" w:name="org3bbe6d4"/>
+      <w:bookmarkStart w:id="4" w:name="OrgXref.org0c748ab"/>
+      <w:bookmarkStart w:id="5" w:name="org0c748ab"/>
       <w:bookmarkEnd w:id="5"/>
       <w:r>
         <w:rPr/>
@@ -252,7 +300,7 @@
       </w:pPr>
       <w:r>
         <w:rPr/>
-        <w:t xml:space="preserve">Hvilket tal i forlæsningsnoterne angiver middellevetid for en nyfødt dreng i 2020 under den forudsætning at mortalitetsraterne fra 2008/2009 for alle grupperinger af køn og alderstrin holder sig på samme niveau i al fremtid? </w:t>
+        <w:t xml:space="preserve">Hvad er forskellen mellem en aldersspecifik dødsrate og en dødelighedssandsynlighed? </w:t>
       </w:r>
     </w:p>
     <w:p>
@@ -273,7 +321,7 @@
       </w:pPr>
       <w:r>
         <w:rPr/>
-        <w:t xml:space="preserve">Under antagelsen at mortalitetsraterne ville følge samme kalendartidstrends som de sidste 12 år (se diagram i forlæsningsnoterne) også de næste 100 år, ville den forventede restlevetid for en 4-årig dreng i 2009 være mindre eller højere end 72,78 år (se forlæsningsnoterne)? </w:t>
+        <w:t xml:space="preserve">Hvorfor kan middellevetiden stige selv om de aldersspecifikke mortalitetsrater blandt ældre ikke ændrer sig? </w:t>
       </w:r>
     </w:p>
     <w:p>
@@ -294,29 +342,40 @@
       </w:pPr>
       <w:r>
         <w:rPr/>
-        <w:t xml:space="preserve">Hvorfor er det forkert at fortolke </w:t>
-      </w:r>
-      <w:r>
-        <w:rPr>
-          <w:rStyle w:val="OrgCode"/>
-        </w:rPr>
-        <w:t>65,9</w:t>
-      </w:r>
-      <w:r>
-        <w:rPr/>
-        <w:t xml:space="preserve"> (se forlæsningsnoterne) som den forventede tid, som en 11 årige dreng i 2008/2009 kan forvente at leve? </w:t>
+        <w:t xml:space="preserve">Afhænger middellevetiden aldersfordelingen i befolkningen? </w:t>
       </w:r>
     </w:p>
     <w:p>
       <w:pPr>
-        <w:pStyle w:val="Heading202unnumbered"/>
+        <w:pStyle w:val="BodyText"/>
+        <w:numPr>
+          <w:ilvl w:val="0"/>
+          <w:numId w:val="8"/>
+        </w:numPr>
+        <w:tabs>
+          <w:tab w:val="clear" w:pos="1134"/>
+          <w:tab w:val="left" w:pos="890" w:leader="none"/>
+        </w:tabs>
+        <w:bidi w:val="0"/>
+        <w:ind w:hanging="360" w:left="890"/>
+        <w:jc w:val="left"/>
+        <w:rPr/>
+      </w:pPr>
+      <w:r>
+        <w:rPr/>
+        <w:t xml:space="preserve">I 2022 var der 2.346 kvinder og 1.608 mænd, som døde på grund af psykiske lidelser (A-06). Beregn de summariske årsagsspecifikke mortalitetsrater separat for mænd og kvinder. Hvorfor er det ikke helt fair at sammenligne mænd og kvinder med hensyn til de summariske rater af død på grund af psykiske lidelse? </w:t>
+      </w:r>
+    </w:p>
+    <w:p>
+      <w:pPr>
+        <w:pStyle w:val="Heading201unnumbered"/>
         <w:bidi w:val="0"/>
         <w:jc w:val="left"/>
-        <w:outlineLvl w:val="1"/>
-        <w:rPr/>
-      </w:pPr>
-      <w:bookmarkStart w:id="6" w:name="OrgXref.orgaaf7c33"/>
-      <w:bookmarkStart w:id="7" w:name="orgaaf7c33"/>
+        <w:outlineLvl w:val="0"/>
+        <w:rPr/>
+      </w:pPr>
+      <w:bookmarkStart w:id="6" w:name="OrgXref.orgcffd3bc"/>
+      <w:bookmarkStart w:id="7" w:name="orgcffd3bc"/>
       <w:bookmarkEnd w:id="7"/>
       <w:r>
         <w:rPr/>
@@ -352,14 +411,14 @@
     </w:p>
     <w:p>
       <w:pPr>
-        <w:pStyle w:val="Heading202unnumbered"/>
+        <w:pStyle w:val="Heading201unnumbered"/>
         <w:bidi w:val="0"/>
         <w:jc w:val="left"/>
-        <w:outlineLvl w:val="1"/>
-        <w:rPr/>
-      </w:pPr>
-      <w:bookmarkStart w:id="8" w:name="OrgXref.orgc67034e"/>
-      <w:bookmarkStart w:id="9" w:name="orgc67034e"/>
+        <w:outlineLvl w:val="0"/>
+        <w:rPr/>
+      </w:pPr>
+      <w:bookmarkStart w:id="8" w:name="OrgXref.org396dbcf"/>
+      <w:bookmarkStart w:id="9" w:name="org396dbcf"/>
       <w:bookmarkEnd w:id="9"/>
       <w:r>
         <w:rPr/>
@@ -395,14 +454,14 @@
     </w:p>
     <w:p>
       <w:pPr>
-        <w:pStyle w:val="Heading202unnumbered"/>
+        <w:pStyle w:val="Heading201unnumbered"/>
         <w:bidi w:val="0"/>
         <w:jc w:val="left"/>
-        <w:outlineLvl w:val="1"/>
-        <w:rPr/>
-      </w:pPr>
-      <w:bookmarkStart w:id="10" w:name="OrgXref.orgdd2e5f9"/>
-      <w:bookmarkStart w:id="11" w:name="orgdd2e5f9"/>
+        <w:outlineLvl w:val="0"/>
+        <w:rPr/>
+      </w:pPr>
+      <w:bookmarkStart w:id="10" w:name="OrgXref.org06ff100"/>
+      <w:bookmarkStart w:id="11" w:name="org06ff100"/>
       <w:bookmarkEnd w:id="11"/>
       <w:r>
         <w:rPr/>
@@ -438,14 +497,14 @@
     </w:p>
     <w:p>
       <w:pPr>
-        <w:pStyle w:val="Heading202unnumbered"/>
+        <w:pStyle w:val="Heading201unnumbered"/>
         <w:bidi w:val="0"/>
         <w:jc w:val="left"/>
-        <w:outlineLvl w:val="1"/>
-        <w:rPr/>
-      </w:pPr>
-      <w:bookmarkStart w:id="12" w:name="OrgXref.orgcf9ebff"/>
-      <w:bookmarkStart w:id="13" w:name="orgcf9ebff"/>
+        <w:outlineLvl w:val="0"/>
+        <w:rPr/>
+      </w:pPr>
+      <w:bookmarkStart w:id="12" w:name="OrgXref.org036d5fa"/>
+      <w:bookmarkStart w:id="13" w:name="org036d5fa"/>
       <w:bookmarkEnd w:id="13"/>
       <w:r>
         <w:rPr/>
@@ -481,14 +540,14 @@
     </w:p>
     <w:p>
       <w:pPr>
-        <w:pStyle w:val="Heading202unnumbered"/>
+        <w:pStyle w:val="Heading201unnumbered"/>
         <w:bidi w:val="0"/>
         <w:jc w:val="left"/>
-        <w:outlineLvl w:val="1"/>
-        <w:rPr/>
-      </w:pPr>
-      <w:bookmarkStart w:id="14" w:name="OrgXref.orgf3ef722"/>
-      <w:bookmarkStart w:id="15" w:name="orgf3ef722"/>
+        <w:outlineLvl w:val="0"/>
+        <w:rPr/>
+      </w:pPr>
+      <w:bookmarkStart w:id="14" w:name="OrgXref.orgea8f49c"/>
+      <w:bookmarkStart w:id="15" w:name="orgea8f49c"/>
       <w:bookmarkEnd w:id="15"/>
       <w:r>
         <w:rPr/>
@@ -530,54 +589,69 @@
         <w:outlineLvl w:val="0"/>
         <w:rPr/>
       </w:pPr>
-      <w:bookmarkStart w:id="16" w:name="OrgXref.org378c4ec"/>
-      <w:bookmarkStart w:id="17" w:name="org378c4ec"/>
+      <w:bookmarkStart w:id="16" w:name="OrgXref.orgc63e0d1"/>
+      <w:bookmarkStart w:id="17" w:name="orgc63e0d1"/>
       <w:bookmarkEnd w:id="17"/>
       <w:r>
         <w:rPr/>
-        <w:t xml:space="preserve">Opgave 2 </w:t>
+        <w:t xml:space="preserve">Dine svar til opgave 1.6 </w:t>
       </w:r>
       <w:bookmarkEnd w:id="16"/>
     </w:p>
     <w:p>
       <w:pPr>
+        <w:pStyle w:val="DineSvar"/>
+        <w:pBdr>
+          <w:top w:val="single" w:sz="4" w:space="1" w:color="000000"/>
+          <w:left w:val="single" w:sz="4" w:space="1" w:color="000000"/>
+          <w:bottom w:val="single" w:sz="4" w:space="1" w:color="000000"/>
+          <w:right w:val="single" w:sz="4" w:space="1" w:color="000000"/>
+        </w:pBdr>
+        <w:shd w:fill="DCEFF1" w:val="clear"/>
+        <w:bidi w:val="0"/>
+        <w:spacing w:lineRule="auto" w:line="240" w:before="170" w:after="170"/>
+        <w:ind w:hanging="0" w:left="170" w:right="170"/>
+        <w:jc w:val="left"/>
+        <w:rPr/>
+      </w:pPr>
+      <w:r>
+        <w:rPr/>
+        <w:br/>
+        <w:t xml:space="preserve"> </w:t>
+        <w:br/>
+        <w:t xml:space="preserve"> </w:t>
+        <w:br/>
+        <w:t xml:space="preserve"> </w:t>
+      </w:r>
+    </w:p>
+    <w:p>
+      <w:pPr>
+        <w:pStyle w:val="Heading201unnumbered"/>
+        <w:bidi w:val="0"/>
+        <w:jc w:val="left"/>
+        <w:outlineLvl w:val="0"/>
+        <w:rPr/>
+      </w:pPr>
+      <w:bookmarkStart w:id="18" w:name="OrgXref.org367f4b5"/>
+      <w:bookmarkStart w:id="19" w:name="org367f4b5"/>
+      <w:bookmarkEnd w:id="19"/>
+      <w:r>
+        <w:rPr/>
+        <w:t xml:space="preserve">Opgave 2 </w:t>
+      </w:r>
+      <w:bookmarkEnd w:id="18"/>
+    </w:p>
+    <w:p>
+      <w:pPr>
         <w:pStyle w:val="BodyText"/>
-        <w:numPr>
-          <w:ilvl w:val="0"/>
-          <w:numId w:val="9"/>
-        </w:numPr>
-        <w:tabs>
-          <w:tab w:val="clear" w:pos="1134"/>
-          <w:tab w:val="left" w:pos="890" w:leader="none"/>
-        </w:tabs>
         <w:bidi w:val="0"/>
-        <w:ind w:hanging="360" w:left="890"/>
+        <w:spacing w:before="0" w:after="120"/>
         <w:jc w:val="left"/>
         <w:rPr/>
       </w:pPr>
       <w:r>
         <w:rPr/>
-        <w:t xml:space="preserve">Hvad er forskellen mellem </w:t>
-      </w:r>
-      <w:r>
-        <w:rPr>
-          <w:rStyle w:val="OrgCode"/>
-        </w:rPr>
-        <w:t>\(d_x\)</w:t>
-      </w:r>
-      <w:r>
-        <w:rPr/>
-        <w:t xml:space="preserve"> og </w:t>
-      </w:r>
-      <w:r>
-        <w:rPr>
-          <w:rStyle w:val="OrgCode"/>
-        </w:rPr>
-        <w:t>\(D_x\)</w:t>
-      </w:r>
-      <w:r>
-        <w:rPr/>
-        <w:t xml:space="preserve">? </w:t>
+        <w:t xml:space="preserve">Beregn middellevetid for kvinder i København kommune i 2025 og udfyld nedenstående tabeller. Svar på følgende spørgsmål til konstruktionen af overlevelsestavlen, og rapporter resultaterne i sammenhængende tekst. </w:t>
       </w:r>
     </w:p>
     <w:p>
@@ -598,27 +672,27 @@
       </w:pPr>
       <w:r>
         <w:rPr/>
-        <w:t xml:space="preserve">Hvad er forskellen mellem </w:t>
+        <w:t xml:space="preserve">Forklar forskellen mellem </w:t>
       </w:r>
       <w:r>
         <w:rPr>
           <w:rStyle w:val="OrgCode"/>
         </w:rPr>
-        <w:t>\(l_x\)</w:t>
-      </w:r>
-      <w:r>
-        <w:rPr/>
-        <w:t xml:space="preserve"> og </w:t>
+        <w:t>Dod</w:t>
+      </w:r>
+      <w:r>
+        <w:rPr/>
+        <w:t xml:space="preserve"> i data fra statistikbanken og </w:t>
       </w:r>
       <w:r>
         <w:rPr>
           <w:rStyle w:val="OrgCode"/>
         </w:rPr>
-        <w:t>\(L_x\)</w:t>
-      </w:r>
-      <w:r>
-        <w:rPr/>
-        <w:t xml:space="preserve">? </w:t>
+        <w:t>d</w:t>
+      </w:r>
+      <w:r>
+        <w:rPr/>
+        <w:t xml:space="preserve"> i overlevelsestavlen. </w:t>
       </w:r>
     </w:p>
     <w:p>
@@ -639,37 +713,27 @@
       </w:pPr>
       <w:r>
         <w:rPr/>
-        <w:t xml:space="preserve">Hvis </w:t>
+        <w:t xml:space="preserve">Forklar forskellen mellem </w:t>
       </w:r>
       <w:r>
         <w:rPr>
           <w:rStyle w:val="OrgCode"/>
         </w:rPr>
-        <w:t>\(l_x\)</w:t>
-      </w:r>
-      <w:r>
-        <w:rPr/>
-        <w:t xml:space="preserve"> er 273 og </w:t>
+        <w:t>l</w:t>
+      </w:r>
+      <w:r>
+        <w:rPr/>
+        <w:t xml:space="preserve"> og </w:t>
       </w:r>
       <w:r>
         <w:rPr>
           <w:rStyle w:val="OrgCode"/>
         </w:rPr>
-        <w:t>\(d_x\)</w:t>
-      </w:r>
-      <w:r>
-        <w:rPr/>
-        <w:t xml:space="preserve"> 17, hvad er så </w:t>
-      </w:r>
-      <w:r>
-        <w:rPr>
-          <w:rStyle w:val="OrgCode"/>
-        </w:rPr>
-        <w:t>\(l_{x+1}\)</w:t>
-      </w:r>
-      <w:r>
-        <w:rPr/>
-        <w:t xml:space="preserve">? </w:t>
+        <w:t>L</w:t>
+      </w:r>
+      <w:r>
+        <w:rPr/>
+        <w:t xml:space="preserve"> i overlevelsestavlen. </w:t>
       </w:r>
     </w:p>
     <w:p>
@@ -690,67 +754,37 @@
       </w:pPr>
       <w:r>
         <w:rPr/>
-        <w:t xml:space="preserve">I formelsamling I står </w:t>
+        <w:t xml:space="preserve">Hvordan beregner man værdien </w:t>
       </w:r>
       <w:r>
         <w:rPr>
           <w:rStyle w:val="OrgCode"/>
         </w:rPr>
-        <w:t>\(l_{x+1} = l_x p_x\)</w:t>
-      </w:r>
-      <w:r>
-        <w:rPr/>
-        <w:t xml:space="preserve"> og </w:t>
+        <w:t>l=99.033</w:t>
+      </w:r>
+      <w:r>
+        <w:rPr/>
+        <w:t xml:space="preserve"> for 40-49 årige ud fra </w:t>
       </w:r>
       <w:r>
         <w:rPr>
           <w:rStyle w:val="OrgCode"/>
         </w:rPr>
-        <w:t>\(d_x = l_x q_x\)</w:t>
-      </w:r>
-      <w:r>
-        <w:rPr/>
-        <w:t xml:space="preserve">. Brug disse formler til at vise at der også gælder </w:t>
+        <w:t>l=99286</w:t>
+      </w:r>
+      <w:r>
+        <w:rPr/>
+        <w:t xml:space="preserve"> og </w:t>
       </w:r>
       <w:r>
         <w:rPr>
           <w:rStyle w:val="OrgCode"/>
         </w:rPr>
-        <w:t>\(l_{x+1} = l_x-d_x\)</w:t>
-      </w:r>
-      <w:r>
-        <w:rPr/>
-        <w:t xml:space="preserve">. Erstat </w:t>
-      </w:r>
-      <w:r>
-        <w:rPr>
-          <w:rStyle w:val="OrgCode"/>
-        </w:rPr>
-        <w:t>\(p_x\)</w:t>
-      </w:r>
-      <w:r>
-        <w:rPr/>
-        <w:t xml:space="preserve"> med </w:t>
-      </w:r>
-      <w:r>
-        <w:rPr>
-          <w:rStyle w:val="OrgCode"/>
-        </w:rPr>
-        <w:t>\((1-q_x)\)</w:t>
-      </w:r>
-      <w:r>
-        <w:rPr/>
-        <w:t xml:space="preserve"> i den første formel. Løs den anden formel sådan at </w:t>
-      </w:r>
-      <w:r>
-        <w:rPr>
-          <w:rStyle w:val="OrgCode"/>
-        </w:rPr>
-        <w:t>\(l_x\)</w:t>
-      </w:r>
-      <w:r>
-        <w:rPr/>
-        <w:t xml:space="preserve"> står alene. Sæt resultatet ind i den første formel og simplificer udtrykket. </w:t>
+        <w:t>q=0.00255</w:t>
+      </w:r>
+      <w:r>
+        <w:rPr/>
+        <w:t xml:space="preserve">? </w:t>
       </w:r>
     </w:p>
     <w:p>
@@ -771,68 +805,18 @@
       </w:pPr>
       <w:r>
         <w:rPr/>
-        <w:t xml:space="preserve">Beregn og fortolke dødshyppigheden i tabellens sidste aldersinterval </w:t>
-      </w:r>
-      <w:r>
-        <w:rPr>
-          <w:rStyle w:val="OrgCode"/>
-        </w:rPr>
-        <w:t>$q_{x^{max}}$</w:t>
-      </w:r>
-      <w:r>
-        <w:rPr/>
-        <w:t xml:space="preserve">. I formlen for </w:t>
-      </w:r>
-      <w:r>
-        <w:rPr>
-          <w:rStyle w:val="OrgCode"/>
-        </w:rPr>
-        <w:t>\(q_x\)</w:t>
-      </w:r>
-      <w:r>
-        <w:rPr/>
-        <w:t xml:space="preserve"> på side 20 i forelæsningsnoterne erstat </w:t>
-      </w:r>
-      <w:r>
-        <w:rPr>
-          <w:rStyle w:val="OrgCode"/>
-        </w:rPr>
-        <w:t>\(a_x\)</w:t>
-      </w:r>
-      <w:r>
-        <w:rPr/>
-        <w:t xml:space="preserve"> med værdien for </w:t>
-      </w:r>
-      <w:r>
-        <w:rPr>
-          <w:rStyle w:val="OrgCode"/>
-        </w:rPr>
-        <w:t>$a_{x^{max}}$</w:t>
-      </w:r>
-      <w:r>
-        <w:rPr/>
-        <w:t xml:space="preserve"> som samme side angiver. Bagefter simplificer udtrykket. </w:t>
+        <w:t xml:space="preserve">Rapporter og fortolk middellevetiden og også den forventede middelrestlevetid for en 80-årig kvinde. </w:t>
       </w:r>
     </w:p>
     <w:p>
       <w:pPr>
-        <w:pStyle w:val="BodyText"/>
-        <w:numPr>
-          <w:ilvl w:val="0"/>
-          <w:numId w:val="14"/>
-        </w:numPr>
-        <w:tabs>
-          <w:tab w:val="clear" w:pos="1134"/>
-          <w:tab w:val="left" w:pos="890" w:leader="none"/>
-        </w:tabs>
+        <w:pStyle w:val="PageBreak"/>
         <w:bidi w:val="0"/>
-        <w:ind w:hanging="360" w:left="890"/>
         <w:jc w:val="left"/>
         <w:rPr/>
       </w:pPr>
       <w:r>
         <w:rPr/>
-        <w:t xml:space="preserve">Hvorfor sætter vi Chiang's a til 0,1 i det første interval og til 0,5 i de andre aldersintervaller? </w:t>
       </w:r>
     </w:p>
     <w:p>
@@ -843,14 +827,3189 @@
         <w:outlineLvl w:val="1"/>
         <w:rPr/>
       </w:pPr>
-      <w:bookmarkStart w:id="18" w:name="OrgXref.orgc670537"/>
-      <w:bookmarkStart w:id="19" w:name="orgc670537"/>
-      <w:bookmarkEnd w:id="19"/>
+      <w:bookmarkStart w:id="20" w:name="OrgXref.orgee5ea6e"/>
+      <w:bookmarkStart w:id="21" w:name="orgee5ea6e"/>
+      <w:bookmarkEnd w:id="21"/>
+      <w:r>
+        <w:rPr/>
+        <w:t xml:space="preserve">Tabel 2.1 </w:t>
+      </w:r>
+      <w:bookmarkEnd w:id="20"/>
+    </w:p>
+    <w:p>
+      <w:pPr>
+        <w:sectPr>
+          <w:footerReference w:type="default" r:id="rId2"/>
+          <w:type w:val="nextPage"/>
+          <w:pgSz w:w="11906" w:h="16838"/>
+          <w:pgMar w:left="1134" w:right="1134" w:gutter="0" w:header="0" w:top="1134" w:footer="1134" w:bottom="1860"/>
+          <w:pgNumType w:fmt="decimal"/>
+          <w:formProt w:val="false"/>
+          <w:textDirection w:val="lrTb"/>
+          <w:docGrid w:type="default" w:linePitch="600" w:charSpace="40960"/>
+        </w:sectPr>
+      </w:pPr>
+    </w:p>
+    <w:tbl>
+      <w:tblPr>
+        <w:tblW w:w="4800" w:type="pct"/>
+        <w:jc w:val="center"/>
+        <w:tblInd w:w="0" w:type="dxa"/>
+        <w:tblLayout w:type="fixed"/>
+        <w:tblCellMar>
+          <w:top w:w="90" w:type="dxa"/>
+          <w:left w:w="90" w:type="dxa"/>
+          <w:bottom w:w="90" w:type="dxa"/>
+          <w:right w:w="90" w:type="dxa"/>
+        </w:tblCellMar>
+      </w:tblPr>
+      <w:tblGrid>
+        <w:gridCol w:w="1542"/>
+        <w:gridCol w:w="1542"/>
+        <w:gridCol w:w="1542"/>
+        <w:gridCol w:w="1542"/>
+        <w:gridCol w:w="1542"/>
+        <w:gridCol w:w="1542"/>
+      </w:tblGrid>
+      <w:tr>
+        <w:trPr>
+          <w:tblHeader w:val="true"/>
+        </w:trPr>
+        <w:tc>
+          <w:tcPr>
+            <w:tcW w:w="1542" w:type="dxa"/>
+            <w:tcBorders>
+              <w:top w:val="single" w:sz="2" w:space="0" w:color="000000"/>
+              <w:bottom w:val="single" w:sz="2" w:space="0" w:color="000000"/>
+            </w:tcBorders>
+          </w:tcPr>
+          <w:p>
+            <w:pPr>
+              <w:pStyle w:val="OrgTableHeadingRight"/>
+              <w:bidi w:val="0"/>
+              <w:spacing w:before="0" w:after="120"/>
+              <w:jc w:val="right"/>
+              <w:rPr/>
+            </w:pPr>
+            <w:r>
+              <w:rPr/>
+              <w:t>aldersinterval</w:t>
+            </w:r>
+          </w:p>
+        </w:tc>
+        <w:tc>
+          <w:tcPr>
+            <w:tcW w:w="1542" w:type="dxa"/>
+            <w:tcBorders>
+              <w:top w:val="single" w:sz="2" w:space="0" w:color="000000"/>
+              <w:bottom w:val="single" w:sz="2" w:space="0" w:color="000000"/>
+            </w:tcBorders>
+          </w:tcPr>
+          <w:p>
+            <w:pPr>
+              <w:pStyle w:val="OrgTableHeadingRight"/>
+              <w:bidi w:val="0"/>
+              <w:spacing w:before="0" w:after="120"/>
+              <w:jc w:val="right"/>
+              <w:rPr/>
+            </w:pPr>
+            <w:r>
+              <w:rPr/>
+              <w:t>R</w:t>
+            </w:r>
+          </w:p>
+        </w:tc>
+        <w:tc>
+          <w:tcPr>
+            <w:tcW w:w="1542" w:type="dxa"/>
+            <w:tcBorders>
+              <w:top w:val="single" w:sz="2" w:space="0" w:color="000000"/>
+              <w:bottom w:val="single" w:sz="2" w:space="0" w:color="000000"/>
+            </w:tcBorders>
+          </w:tcPr>
+          <w:p>
+            <w:pPr>
+              <w:pStyle w:val="OrgTableHeadingRight"/>
+              <w:bidi w:val="0"/>
+              <w:spacing w:before="0" w:after="120"/>
+              <w:jc w:val="right"/>
+              <w:rPr/>
+            </w:pPr>
+            <w:r>
+              <w:rPr/>
+              <w:t>Dod</w:t>
+            </w:r>
+          </w:p>
+        </w:tc>
+        <w:tc>
+          <w:tcPr>
+            <w:tcW w:w="1542" w:type="dxa"/>
+            <w:tcBorders>
+              <w:top w:val="single" w:sz="2" w:space="0" w:color="000000"/>
+              <w:bottom w:val="single" w:sz="2" w:space="0" w:color="000000"/>
+            </w:tcBorders>
+          </w:tcPr>
+          <w:p>
+            <w:pPr>
+              <w:pStyle w:val="OrgTableHeadingLeft"/>
+              <w:bidi w:val="0"/>
+              <w:spacing w:before="0" w:after="120"/>
+              <w:jc w:val="left"/>
+              <w:rPr/>
+            </w:pPr>
+            <w:r>
+              <w:rPr/>
+              <w:t>M</w:t>
+            </w:r>
+          </w:p>
+        </w:tc>
+        <w:tc>
+          <w:tcPr>
+            <w:tcW w:w="1542" w:type="dxa"/>
+            <w:tcBorders>
+              <w:top w:val="single" w:sz="2" w:space="0" w:color="000000"/>
+              <w:bottom w:val="single" w:sz="2" w:space="0" w:color="000000"/>
+            </w:tcBorders>
+          </w:tcPr>
+          <w:p>
+            <w:pPr>
+              <w:pStyle w:val="OrgTableHeadingLeft"/>
+              <w:bidi w:val="0"/>
+              <w:spacing w:before="0" w:after="120"/>
+              <w:jc w:val="left"/>
+              <w:rPr/>
+            </w:pPr>
+            <w:r>
+              <w:rPr/>
+              <w:t>k</w:t>
+            </w:r>
+          </w:p>
+        </w:tc>
+        <w:tc>
+          <w:tcPr>
+            <w:tcW w:w="1542" w:type="dxa"/>
+            <w:tcBorders>
+              <w:top w:val="single" w:sz="2" w:space="0" w:color="000000"/>
+              <w:bottom w:val="single" w:sz="2" w:space="0" w:color="000000"/>
+            </w:tcBorders>
+          </w:tcPr>
+          <w:p>
+            <w:pPr>
+              <w:pStyle w:val="OrgTableHeadingLeft"/>
+              <w:bidi w:val="0"/>
+              <w:spacing w:before="0" w:after="120"/>
+              <w:jc w:val="left"/>
+              <w:rPr/>
+            </w:pPr>
+            <w:r>
+              <w:rPr/>
+              <w:t>a</w:t>
+            </w:r>
+          </w:p>
+        </w:tc>
+      </w:tr>
+      <w:tr>
+        <w:trPr/>
+        <w:tc>
+          <w:tcPr>
+            <w:tcW w:w="1542" w:type="dxa"/>
+            <w:tcBorders>
+              <w:top w:val="single" w:sz="2" w:space="0" w:color="000000"/>
+            </w:tcBorders>
+          </w:tcPr>
+          <w:p>
+            <w:pPr>
+              <w:pStyle w:val="OrgTableContentsRight"/>
+              <w:bidi w:val="0"/>
+              <w:spacing w:before="0" w:after="120"/>
+              <w:jc w:val="right"/>
+              <w:rPr/>
+            </w:pPr>
+            <w:r>
+              <w:rPr/>
+              <w:t>0-1</w:t>
+            </w:r>
+          </w:p>
+        </w:tc>
+        <w:tc>
+          <w:tcPr>
+            <w:tcW w:w="1542" w:type="dxa"/>
+            <w:tcBorders>
+              <w:top w:val="single" w:sz="2" w:space="0" w:color="000000"/>
+            </w:tcBorders>
+          </w:tcPr>
+          <w:p>
+            <w:pPr>
+              <w:pStyle w:val="OrgTableContentsRight"/>
+              <w:bidi w:val="0"/>
+              <w:spacing w:before="0" w:after="120"/>
+              <w:jc w:val="right"/>
+              <w:rPr/>
+            </w:pPr>
+            <w:r>
+              <w:rPr/>
+              <w:t>8179</w:t>
+            </w:r>
+          </w:p>
+        </w:tc>
+        <w:tc>
+          <w:tcPr>
+            <w:tcW w:w="1542" w:type="dxa"/>
+            <w:tcBorders>
+              <w:top w:val="single" w:sz="2" w:space="0" w:color="000000"/>
+            </w:tcBorders>
+          </w:tcPr>
+          <w:p>
+            <w:pPr>
+              <w:pStyle w:val="OrgTableContentsRight"/>
+              <w:bidi w:val="0"/>
+              <w:spacing w:before="0" w:after="120"/>
+              <w:jc w:val="right"/>
+              <w:rPr/>
+            </w:pPr>
+            <w:r>
+              <w:rPr/>
+              <w:t>17</w:t>
+            </w:r>
+          </w:p>
+        </w:tc>
+        <w:tc>
+          <w:tcPr>
+            <w:tcW w:w="1542" w:type="dxa"/>
+            <w:tcBorders>
+              <w:top w:val="single" w:sz="2" w:space="0" w:color="000000"/>
+            </w:tcBorders>
+          </w:tcPr>
+          <w:p>
+            <w:pPr>
+              <w:pStyle w:val="OrgTableContentsLeft"/>
+              <w:bidi w:val="0"/>
+              <w:spacing w:before="0" w:after="120"/>
+              <w:jc w:val="left"/>
+              <w:rPr/>
+            </w:pPr>
+            <w:r>
+              <w:rPr/>
+            </w:r>
+          </w:p>
+        </w:tc>
+        <w:tc>
+          <w:tcPr>
+            <w:tcW w:w="1542" w:type="dxa"/>
+            <w:tcBorders>
+              <w:top w:val="single" w:sz="2" w:space="0" w:color="000000"/>
+            </w:tcBorders>
+          </w:tcPr>
+          <w:p>
+            <w:pPr>
+              <w:pStyle w:val="OrgTableContentsLeft"/>
+              <w:bidi w:val="0"/>
+              <w:spacing w:before="0" w:after="120"/>
+              <w:jc w:val="left"/>
+              <w:rPr/>
+            </w:pPr>
+            <w:r>
+              <w:rPr/>
+            </w:r>
+          </w:p>
+        </w:tc>
+        <w:tc>
+          <w:tcPr>
+            <w:tcW w:w="1542" w:type="dxa"/>
+            <w:tcBorders>
+              <w:top w:val="single" w:sz="2" w:space="0" w:color="000000"/>
+            </w:tcBorders>
+          </w:tcPr>
+          <w:p>
+            <w:pPr>
+              <w:pStyle w:val="OrgTableContentsLeft"/>
+              <w:bidi w:val="0"/>
+              <w:spacing w:before="0" w:after="120"/>
+              <w:jc w:val="left"/>
+              <w:rPr/>
+            </w:pPr>
+            <w:r>
+              <w:rPr/>
+            </w:r>
+          </w:p>
+        </w:tc>
+      </w:tr>
+      <w:tr>
+        <w:trPr/>
+        <w:tc>
+          <w:tcPr>
+            <w:tcW w:w="1542" w:type="dxa"/>
+            <w:tcBorders/>
+          </w:tcPr>
+          <w:p>
+            <w:pPr>
+              <w:pStyle w:val="OrgTableContentsRight"/>
+              <w:bidi w:val="0"/>
+              <w:spacing w:before="0" w:after="120"/>
+              <w:jc w:val="right"/>
+              <w:rPr/>
+            </w:pPr>
+            <w:r>
+              <w:rPr/>
+              <w:t>2-5</w:t>
+            </w:r>
+          </w:p>
+        </w:tc>
+        <w:tc>
+          <w:tcPr>
+            <w:tcW w:w="1542" w:type="dxa"/>
+            <w:tcBorders/>
+          </w:tcPr>
+          <w:p>
+            <w:pPr>
+              <w:pStyle w:val="OrgTableContentsRight"/>
+              <w:bidi w:val="0"/>
+              <w:spacing w:before="0" w:after="120"/>
+              <w:jc w:val="right"/>
+              <w:rPr/>
+            </w:pPr>
+            <w:r>
+              <w:rPr/>
+              <w:t>13197</w:t>
+            </w:r>
+          </w:p>
+        </w:tc>
+        <w:tc>
+          <w:tcPr>
+            <w:tcW w:w="1542" w:type="dxa"/>
+            <w:tcBorders/>
+          </w:tcPr>
+          <w:p>
+            <w:pPr>
+              <w:pStyle w:val="OrgTableContentsRight"/>
+              <w:bidi w:val="0"/>
+              <w:spacing w:before="0" w:after="120"/>
+              <w:jc w:val="right"/>
+              <w:rPr/>
+            </w:pPr>
+            <w:r>
+              <w:rPr/>
+              <w:t>0</w:t>
+            </w:r>
+          </w:p>
+        </w:tc>
+        <w:tc>
+          <w:tcPr>
+            <w:tcW w:w="1542" w:type="dxa"/>
+            <w:tcBorders/>
+          </w:tcPr>
+          <w:p>
+            <w:pPr>
+              <w:pStyle w:val="OrgTableContentsLeft"/>
+              <w:bidi w:val="0"/>
+              <w:spacing w:before="0" w:after="120"/>
+              <w:jc w:val="left"/>
+              <w:rPr/>
+            </w:pPr>
+            <w:r>
+              <w:rPr/>
+            </w:r>
+          </w:p>
+        </w:tc>
+        <w:tc>
+          <w:tcPr>
+            <w:tcW w:w="1542" w:type="dxa"/>
+            <w:tcBorders/>
+          </w:tcPr>
+          <w:p>
+            <w:pPr>
+              <w:pStyle w:val="OrgTableContentsLeft"/>
+              <w:bidi w:val="0"/>
+              <w:spacing w:before="0" w:after="120"/>
+              <w:jc w:val="left"/>
+              <w:rPr/>
+            </w:pPr>
+            <w:r>
+              <w:rPr/>
+            </w:r>
+          </w:p>
+        </w:tc>
+        <w:tc>
+          <w:tcPr>
+            <w:tcW w:w="1542" w:type="dxa"/>
+            <w:tcBorders/>
+          </w:tcPr>
+          <w:p>
+            <w:pPr>
+              <w:pStyle w:val="OrgTableContentsLeft"/>
+              <w:bidi w:val="0"/>
+              <w:spacing w:before="0" w:after="120"/>
+              <w:jc w:val="left"/>
+              <w:rPr/>
+            </w:pPr>
+            <w:r>
+              <w:rPr/>
+            </w:r>
+          </w:p>
+        </w:tc>
+      </w:tr>
+      <w:tr>
+        <w:trPr/>
+        <w:tc>
+          <w:tcPr>
+            <w:tcW w:w="1542" w:type="dxa"/>
+            <w:tcBorders/>
+          </w:tcPr>
+          <w:p>
+            <w:pPr>
+              <w:pStyle w:val="OrgTableContentsRight"/>
+              <w:bidi w:val="0"/>
+              <w:spacing w:before="0" w:after="120"/>
+              <w:jc w:val="right"/>
+              <w:rPr/>
+            </w:pPr>
+            <w:r>
+              <w:rPr/>
+              <w:t>6-15</w:t>
+            </w:r>
+          </w:p>
+        </w:tc>
+        <w:tc>
+          <w:tcPr>
+            <w:tcW w:w="1542" w:type="dxa"/>
+            <w:tcBorders/>
+          </w:tcPr>
+          <w:p>
+            <w:pPr>
+              <w:pStyle w:val="OrgTableContentsRight"/>
+              <w:bidi w:val="0"/>
+              <w:spacing w:before="0" w:after="120"/>
+              <w:jc w:val="right"/>
+              <w:rPr/>
+            </w:pPr>
+            <w:r>
+              <w:rPr/>
+              <w:t>27273</w:t>
+            </w:r>
+          </w:p>
+        </w:tc>
+        <w:tc>
+          <w:tcPr>
+            <w:tcW w:w="1542" w:type="dxa"/>
+            <w:tcBorders/>
+          </w:tcPr>
+          <w:p>
+            <w:pPr>
+              <w:pStyle w:val="OrgTableContentsRight"/>
+              <w:bidi w:val="0"/>
+              <w:spacing w:before="0" w:after="120"/>
+              <w:jc w:val="right"/>
+              <w:rPr/>
+            </w:pPr>
+            <w:r>
+              <w:rPr/>
+              <w:t>2</w:t>
+            </w:r>
+          </w:p>
+        </w:tc>
+        <w:tc>
+          <w:tcPr>
+            <w:tcW w:w="1542" w:type="dxa"/>
+            <w:tcBorders/>
+          </w:tcPr>
+          <w:p>
+            <w:pPr>
+              <w:pStyle w:val="OrgTableContentsLeft"/>
+              <w:bidi w:val="0"/>
+              <w:spacing w:before="0" w:after="120"/>
+              <w:jc w:val="left"/>
+              <w:rPr/>
+            </w:pPr>
+            <w:r>
+              <w:rPr/>
+            </w:r>
+          </w:p>
+        </w:tc>
+        <w:tc>
+          <w:tcPr>
+            <w:tcW w:w="1542" w:type="dxa"/>
+            <w:tcBorders/>
+          </w:tcPr>
+          <w:p>
+            <w:pPr>
+              <w:pStyle w:val="OrgTableContentsLeft"/>
+              <w:bidi w:val="0"/>
+              <w:spacing w:before="0" w:after="120"/>
+              <w:jc w:val="left"/>
+              <w:rPr/>
+            </w:pPr>
+            <w:r>
+              <w:rPr/>
+            </w:r>
+          </w:p>
+        </w:tc>
+        <w:tc>
+          <w:tcPr>
+            <w:tcW w:w="1542" w:type="dxa"/>
+            <w:tcBorders/>
+          </w:tcPr>
+          <w:p>
+            <w:pPr>
+              <w:pStyle w:val="OrgTableContentsLeft"/>
+              <w:bidi w:val="0"/>
+              <w:spacing w:before="0" w:after="120"/>
+              <w:jc w:val="left"/>
+              <w:rPr/>
+            </w:pPr>
+            <w:r>
+              <w:rPr/>
+            </w:r>
+          </w:p>
+        </w:tc>
+      </w:tr>
+      <w:tr>
+        <w:trPr/>
+        <w:tc>
+          <w:tcPr>
+            <w:tcW w:w="1542" w:type="dxa"/>
+            <w:tcBorders/>
+          </w:tcPr>
+          <w:p>
+            <w:pPr>
+              <w:pStyle w:val="OrgTableContentsRight"/>
+              <w:bidi w:val="0"/>
+              <w:spacing w:before="0" w:after="120"/>
+              <w:jc w:val="right"/>
+              <w:rPr/>
+            </w:pPr>
+            <w:r>
+              <w:rPr/>
+              <w:t>16-25</w:t>
+            </w:r>
+          </w:p>
+        </w:tc>
+        <w:tc>
+          <w:tcPr>
+            <w:tcW w:w="1542" w:type="dxa"/>
+            <w:tcBorders/>
+          </w:tcPr>
+          <w:p>
+            <w:pPr>
+              <w:pStyle w:val="OrgTableContentsRight"/>
+              <w:bidi w:val="0"/>
+              <w:spacing w:before="0" w:after="120"/>
+              <w:jc w:val="right"/>
+              <w:rPr/>
+            </w:pPr>
+            <w:r>
+              <w:rPr/>
+              <w:t>54669</w:t>
+            </w:r>
+          </w:p>
+        </w:tc>
+        <w:tc>
+          <w:tcPr>
+            <w:tcW w:w="1542" w:type="dxa"/>
+            <w:tcBorders/>
+          </w:tcPr>
+          <w:p>
+            <w:pPr>
+              <w:pStyle w:val="OrgTableContentsRight"/>
+              <w:bidi w:val="0"/>
+              <w:spacing w:before="0" w:after="120"/>
+              <w:jc w:val="right"/>
+              <w:rPr/>
+            </w:pPr>
+            <w:r>
+              <w:rPr/>
+              <w:t>11</w:t>
+            </w:r>
+          </w:p>
+        </w:tc>
+        <w:tc>
+          <w:tcPr>
+            <w:tcW w:w="1542" w:type="dxa"/>
+            <w:tcBorders/>
+          </w:tcPr>
+          <w:p>
+            <w:pPr>
+              <w:pStyle w:val="OrgTableContentsLeft"/>
+              <w:bidi w:val="0"/>
+              <w:spacing w:before="0" w:after="120"/>
+              <w:jc w:val="left"/>
+              <w:rPr/>
+            </w:pPr>
+            <w:r>
+              <w:rPr/>
+            </w:r>
+          </w:p>
+        </w:tc>
+        <w:tc>
+          <w:tcPr>
+            <w:tcW w:w="1542" w:type="dxa"/>
+            <w:tcBorders/>
+          </w:tcPr>
+          <w:p>
+            <w:pPr>
+              <w:pStyle w:val="OrgTableContentsLeft"/>
+              <w:bidi w:val="0"/>
+              <w:spacing w:before="0" w:after="120"/>
+              <w:jc w:val="left"/>
+              <w:rPr/>
+            </w:pPr>
+            <w:r>
+              <w:rPr/>
+            </w:r>
+          </w:p>
+        </w:tc>
+        <w:tc>
+          <w:tcPr>
+            <w:tcW w:w="1542" w:type="dxa"/>
+            <w:tcBorders/>
+          </w:tcPr>
+          <w:p>
+            <w:pPr>
+              <w:pStyle w:val="OrgTableContentsLeft"/>
+              <w:bidi w:val="0"/>
+              <w:spacing w:before="0" w:after="120"/>
+              <w:jc w:val="left"/>
+              <w:rPr/>
+            </w:pPr>
+            <w:r>
+              <w:rPr/>
+            </w:r>
+          </w:p>
+        </w:tc>
+      </w:tr>
+      <w:tr>
+        <w:trPr/>
+        <w:tc>
+          <w:tcPr>
+            <w:tcW w:w="1542" w:type="dxa"/>
+            <w:tcBorders/>
+          </w:tcPr>
+          <w:p>
+            <w:pPr>
+              <w:pStyle w:val="OrgTableContentsRight"/>
+              <w:bidi w:val="0"/>
+              <w:spacing w:before="0" w:after="120"/>
+              <w:jc w:val="right"/>
+              <w:rPr/>
+            </w:pPr>
+            <w:r>
+              <w:rPr/>
+              <w:t>26-35</w:t>
+            </w:r>
+          </w:p>
+        </w:tc>
+        <w:tc>
+          <w:tcPr>
+            <w:tcW w:w="1542" w:type="dxa"/>
+            <w:tcBorders/>
+          </w:tcPr>
+          <w:p>
+            <w:pPr>
+              <w:pStyle w:val="OrgTableContentsRight"/>
+              <w:bidi w:val="0"/>
+              <w:spacing w:before="0" w:after="120"/>
+              <w:jc w:val="right"/>
+              <w:rPr/>
+            </w:pPr>
+            <w:r>
+              <w:rPr/>
+              <w:t>84415</w:t>
+            </w:r>
+          </w:p>
+        </w:tc>
+        <w:tc>
+          <w:tcPr>
+            <w:tcW w:w="1542" w:type="dxa"/>
+            <w:tcBorders/>
+          </w:tcPr>
+          <w:p>
+            <w:pPr>
+              <w:pStyle w:val="OrgTableContentsRight"/>
+              <w:bidi w:val="0"/>
+              <w:spacing w:before="0" w:after="120"/>
+              <w:jc w:val="right"/>
+              <w:rPr/>
+            </w:pPr>
+            <w:r>
+              <w:rPr/>
+              <w:t>14</w:t>
+            </w:r>
+          </w:p>
+        </w:tc>
+        <w:tc>
+          <w:tcPr>
+            <w:tcW w:w="1542" w:type="dxa"/>
+            <w:tcBorders/>
+          </w:tcPr>
+          <w:p>
+            <w:pPr>
+              <w:pStyle w:val="OrgTableContentsLeft"/>
+              <w:bidi w:val="0"/>
+              <w:spacing w:before="0" w:after="120"/>
+              <w:jc w:val="left"/>
+              <w:rPr/>
+            </w:pPr>
+            <w:r>
+              <w:rPr/>
+            </w:r>
+          </w:p>
+        </w:tc>
+        <w:tc>
+          <w:tcPr>
+            <w:tcW w:w="1542" w:type="dxa"/>
+            <w:tcBorders/>
+          </w:tcPr>
+          <w:p>
+            <w:pPr>
+              <w:pStyle w:val="OrgTableContentsLeft"/>
+              <w:bidi w:val="0"/>
+              <w:spacing w:before="0" w:after="120"/>
+              <w:jc w:val="left"/>
+              <w:rPr/>
+            </w:pPr>
+            <w:r>
+              <w:rPr/>
+            </w:r>
+          </w:p>
+        </w:tc>
+        <w:tc>
+          <w:tcPr>
+            <w:tcW w:w="1542" w:type="dxa"/>
+            <w:tcBorders/>
+          </w:tcPr>
+          <w:p>
+            <w:pPr>
+              <w:pStyle w:val="OrgTableContentsLeft"/>
+              <w:bidi w:val="0"/>
+              <w:spacing w:before="0" w:after="120"/>
+              <w:jc w:val="left"/>
+              <w:rPr/>
+            </w:pPr>
+            <w:r>
+              <w:rPr/>
+            </w:r>
+          </w:p>
+        </w:tc>
+      </w:tr>
+      <w:tr>
+        <w:trPr/>
+        <w:tc>
+          <w:tcPr>
+            <w:tcW w:w="1542" w:type="dxa"/>
+            <w:tcBorders/>
+          </w:tcPr>
+          <w:p>
+            <w:pPr>
+              <w:pStyle w:val="OrgTableContentsRight"/>
+              <w:bidi w:val="0"/>
+              <w:spacing w:before="0" w:after="120"/>
+              <w:jc w:val="right"/>
+              <w:rPr/>
+            </w:pPr>
+            <w:r>
+              <w:rPr/>
+              <w:t>36-45</w:t>
+            </w:r>
+          </w:p>
+        </w:tc>
+        <w:tc>
+          <w:tcPr>
+            <w:tcW w:w="1542" w:type="dxa"/>
+            <w:tcBorders/>
+          </w:tcPr>
+          <w:p>
+            <w:pPr>
+              <w:pStyle w:val="OrgTableContentsRight"/>
+              <w:bidi w:val="0"/>
+              <w:spacing w:before="0" w:after="120"/>
+              <w:jc w:val="right"/>
+              <w:rPr/>
+            </w:pPr>
+            <w:r>
+              <w:rPr/>
+              <w:t>45331</w:t>
+            </w:r>
+          </w:p>
+        </w:tc>
+        <w:tc>
+          <w:tcPr>
+            <w:tcW w:w="1542" w:type="dxa"/>
+            <w:tcBorders/>
+          </w:tcPr>
+          <w:p>
+            <w:pPr>
+              <w:pStyle w:val="OrgTableContentsRight"/>
+              <w:bidi w:val="0"/>
+              <w:spacing w:before="0" w:after="120"/>
+              <w:jc w:val="right"/>
+              <w:rPr/>
+            </w:pPr>
+            <w:r>
+              <w:rPr/>
+              <w:t>19</w:t>
+            </w:r>
+          </w:p>
+        </w:tc>
+        <w:tc>
+          <w:tcPr>
+            <w:tcW w:w="1542" w:type="dxa"/>
+            <w:tcBorders/>
+          </w:tcPr>
+          <w:p>
+            <w:pPr>
+              <w:pStyle w:val="OrgTableContentsLeft"/>
+              <w:bidi w:val="0"/>
+              <w:spacing w:before="0" w:after="120"/>
+              <w:jc w:val="left"/>
+              <w:rPr/>
+            </w:pPr>
+            <w:r>
+              <w:rPr/>
+            </w:r>
+          </w:p>
+        </w:tc>
+        <w:tc>
+          <w:tcPr>
+            <w:tcW w:w="1542" w:type="dxa"/>
+            <w:tcBorders/>
+          </w:tcPr>
+          <w:p>
+            <w:pPr>
+              <w:pStyle w:val="OrgTableContentsLeft"/>
+              <w:bidi w:val="0"/>
+              <w:spacing w:before="0" w:after="120"/>
+              <w:jc w:val="left"/>
+              <w:rPr/>
+            </w:pPr>
+            <w:r>
+              <w:rPr/>
+            </w:r>
+          </w:p>
+        </w:tc>
+        <w:tc>
+          <w:tcPr>
+            <w:tcW w:w="1542" w:type="dxa"/>
+            <w:tcBorders/>
+          </w:tcPr>
+          <w:p>
+            <w:pPr>
+              <w:pStyle w:val="OrgTableContentsLeft"/>
+              <w:bidi w:val="0"/>
+              <w:spacing w:before="0" w:after="120"/>
+              <w:jc w:val="left"/>
+              <w:rPr/>
+            </w:pPr>
+            <w:r>
+              <w:rPr/>
+            </w:r>
+          </w:p>
+        </w:tc>
+      </w:tr>
+      <w:tr>
+        <w:trPr/>
+        <w:tc>
+          <w:tcPr>
+            <w:tcW w:w="1542" w:type="dxa"/>
+            <w:tcBorders/>
+          </w:tcPr>
+          <w:p>
+            <w:pPr>
+              <w:pStyle w:val="OrgTableContentsRight"/>
+              <w:bidi w:val="0"/>
+              <w:spacing w:before="0" w:after="120"/>
+              <w:jc w:val="right"/>
+              <w:rPr/>
+            </w:pPr>
+            <w:r>
+              <w:rPr/>
+              <w:t>46-55</w:t>
+            </w:r>
+          </w:p>
+        </w:tc>
+        <w:tc>
+          <w:tcPr>
+            <w:tcW w:w="1542" w:type="dxa"/>
+            <w:tcBorders/>
+          </w:tcPr>
+          <w:p>
+            <w:pPr>
+              <w:pStyle w:val="OrgTableContentsRight"/>
+              <w:bidi w:val="0"/>
+              <w:spacing w:before="0" w:after="120"/>
+              <w:jc w:val="right"/>
+              <w:rPr/>
+            </w:pPr>
+            <w:r>
+              <w:rPr/>
+              <w:t>37892</w:t>
+            </w:r>
+          </w:p>
+        </w:tc>
+        <w:tc>
+          <w:tcPr>
+            <w:tcW w:w="1542" w:type="dxa"/>
+            <w:tcBorders/>
+          </w:tcPr>
+          <w:p>
+            <w:pPr>
+              <w:pStyle w:val="OrgTableContentsRight"/>
+              <w:bidi w:val="0"/>
+              <w:spacing w:before="0" w:after="120"/>
+              <w:jc w:val="right"/>
+              <w:rPr/>
+            </w:pPr>
+            <w:r>
+              <w:rPr/>
+              <w:t>55</w:t>
+            </w:r>
+          </w:p>
+        </w:tc>
+        <w:tc>
+          <w:tcPr>
+            <w:tcW w:w="1542" w:type="dxa"/>
+            <w:tcBorders/>
+          </w:tcPr>
+          <w:p>
+            <w:pPr>
+              <w:pStyle w:val="OrgTableContentsLeft"/>
+              <w:bidi w:val="0"/>
+              <w:spacing w:before="0" w:after="120"/>
+              <w:jc w:val="left"/>
+              <w:rPr/>
+            </w:pPr>
+            <w:r>
+              <w:rPr/>
+            </w:r>
+          </w:p>
+        </w:tc>
+        <w:tc>
+          <w:tcPr>
+            <w:tcW w:w="1542" w:type="dxa"/>
+            <w:tcBorders/>
+          </w:tcPr>
+          <w:p>
+            <w:pPr>
+              <w:pStyle w:val="OrgTableContentsLeft"/>
+              <w:bidi w:val="0"/>
+              <w:spacing w:before="0" w:after="120"/>
+              <w:jc w:val="left"/>
+              <w:rPr/>
+            </w:pPr>
+            <w:r>
+              <w:rPr/>
+            </w:r>
+          </w:p>
+        </w:tc>
+        <w:tc>
+          <w:tcPr>
+            <w:tcW w:w="1542" w:type="dxa"/>
+            <w:tcBorders/>
+          </w:tcPr>
+          <w:p>
+            <w:pPr>
+              <w:pStyle w:val="OrgTableContentsLeft"/>
+              <w:bidi w:val="0"/>
+              <w:spacing w:before="0" w:after="120"/>
+              <w:jc w:val="left"/>
+              <w:rPr/>
+            </w:pPr>
+            <w:r>
+              <w:rPr/>
+            </w:r>
+          </w:p>
+        </w:tc>
+      </w:tr>
+      <w:tr>
+        <w:trPr/>
+        <w:tc>
+          <w:tcPr>
+            <w:tcW w:w="1542" w:type="dxa"/>
+            <w:tcBorders/>
+          </w:tcPr>
+          <w:p>
+            <w:pPr>
+              <w:pStyle w:val="OrgTableContentsRight"/>
+              <w:bidi w:val="0"/>
+              <w:spacing w:before="0" w:after="120"/>
+              <w:jc w:val="right"/>
+              <w:rPr/>
+            </w:pPr>
+            <w:r>
+              <w:rPr/>
+              <w:t>56-65</w:t>
+            </w:r>
+          </w:p>
+        </w:tc>
+        <w:tc>
+          <w:tcPr>
+            <w:tcW w:w="1542" w:type="dxa"/>
+            <w:tcBorders/>
+          </w:tcPr>
+          <w:p>
+            <w:pPr>
+              <w:pStyle w:val="OrgTableContentsRight"/>
+              <w:bidi w:val="0"/>
+              <w:spacing w:before="0" w:after="120"/>
+              <w:jc w:val="right"/>
+              <w:rPr/>
+            </w:pPr>
+            <w:r>
+              <w:rPr/>
+              <w:t>30306</w:t>
+            </w:r>
+          </w:p>
+        </w:tc>
+        <w:tc>
+          <w:tcPr>
+            <w:tcW w:w="1542" w:type="dxa"/>
+            <w:tcBorders/>
+          </w:tcPr>
+          <w:p>
+            <w:pPr>
+              <w:pStyle w:val="OrgTableContentsRight"/>
+              <w:bidi w:val="0"/>
+              <w:spacing w:before="0" w:after="120"/>
+              <w:jc w:val="right"/>
+              <w:rPr/>
+            </w:pPr>
+            <w:r>
+              <w:rPr/>
+              <w:t>130</w:t>
+            </w:r>
+          </w:p>
+        </w:tc>
+        <w:tc>
+          <w:tcPr>
+            <w:tcW w:w="1542" w:type="dxa"/>
+            <w:tcBorders/>
+          </w:tcPr>
+          <w:p>
+            <w:pPr>
+              <w:pStyle w:val="OrgTableContentsLeft"/>
+              <w:bidi w:val="0"/>
+              <w:spacing w:before="0" w:after="120"/>
+              <w:jc w:val="left"/>
+              <w:rPr/>
+            </w:pPr>
+            <w:r>
+              <w:rPr/>
+            </w:r>
+          </w:p>
+        </w:tc>
+        <w:tc>
+          <w:tcPr>
+            <w:tcW w:w="1542" w:type="dxa"/>
+            <w:tcBorders/>
+          </w:tcPr>
+          <w:p>
+            <w:pPr>
+              <w:pStyle w:val="OrgTableContentsLeft"/>
+              <w:bidi w:val="0"/>
+              <w:spacing w:before="0" w:after="120"/>
+              <w:jc w:val="left"/>
+              <w:rPr/>
+            </w:pPr>
+            <w:r>
+              <w:rPr/>
+            </w:r>
+          </w:p>
+        </w:tc>
+        <w:tc>
+          <w:tcPr>
+            <w:tcW w:w="1542" w:type="dxa"/>
+            <w:tcBorders/>
+          </w:tcPr>
+          <w:p>
+            <w:pPr>
+              <w:pStyle w:val="OrgTableContentsLeft"/>
+              <w:bidi w:val="0"/>
+              <w:spacing w:before="0" w:after="120"/>
+              <w:jc w:val="left"/>
+              <w:rPr/>
+            </w:pPr>
+            <w:r>
+              <w:rPr/>
+            </w:r>
+          </w:p>
+        </w:tc>
+      </w:tr>
+      <w:tr>
+        <w:trPr/>
+        <w:tc>
+          <w:tcPr>
+            <w:tcW w:w="1542" w:type="dxa"/>
+            <w:tcBorders/>
+          </w:tcPr>
+          <w:p>
+            <w:pPr>
+              <w:pStyle w:val="OrgTableContentsRight"/>
+              <w:bidi w:val="0"/>
+              <w:spacing w:before="0" w:after="120"/>
+              <w:jc w:val="right"/>
+              <w:rPr/>
+            </w:pPr>
+            <w:r>
+              <w:rPr/>
+              <w:t>66-75</w:t>
+            </w:r>
+          </w:p>
+        </w:tc>
+        <w:tc>
+          <w:tcPr>
+            <w:tcW w:w="1542" w:type="dxa"/>
+            <w:tcBorders/>
+          </w:tcPr>
+          <w:p>
+            <w:pPr>
+              <w:pStyle w:val="OrgTableContentsRight"/>
+              <w:bidi w:val="0"/>
+              <w:spacing w:before="0" w:after="120"/>
+              <w:jc w:val="right"/>
+              <w:rPr/>
+            </w:pPr>
+            <w:r>
+              <w:rPr/>
+              <w:t>20253</w:t>
+            </w:r>
+          </w:p>
+        </w:tc>
+        <w:tc>
+          <w:tcPr>
+            <w:tcW w:w="1542" w:type="dxa"/>
+            <w:tcBorders/>
+          </w:tcPr>
+          <w:p>
+            <w:pPr>
+              <w:pStyle w:val="OrgTableContentsRight"/>
+              <w:bidi w:val="0"/>
+              <w:spacing w:before="0" w:after="120"/>
+              <w:jc w:val="right"/>
+              <w:rPr/>
+            </w:pPr>
+            <w:r>
+              <w:rPr/>
+              <w:t>282</w:t>
+            </w:r>
+          </w:p>
+        </w:tc>
+        <w:tc>
+          <w:tcPr>
+            <w:tcW w:w="1542" w:type="dxa"/>
+            <w:tcBorders/>
+          </w:tcPr>
+          <w:p>
+            <w:pPr>
+              <w:pStyle w:val="OrgTableContentsLeft"/>
+              <w:bidi w:val="0"/>
+              <w:spacing w:before="0" w:after="120"/>
+              <w:jc w:val="left"/>
+              <w:rPr/>
+            </w:pPr>
+            <w:r>
+              <w:rPr/>
+            </w:r>
+          </w:p>
+        </w:tc>
+        <w:tc>
+          <w:tcPr>
+            <w:tcW w:w="1542" w:type="dxa"/>
+            <w:tcBorders/>
+          </w:tcPr>
+          <w:p>
+            <w:pPr>
+              <w:pStyle w:val="OrgTableContentsLeft"/>
+              <w:bidi w:val="0"/>
+              <w:spacing w:before="0" w:after="120"/>
+              <w:jc w:val="left"/>
+              <w:rPr/>
+            </w:pPr>
+            <w:r>
+              <w:rPr/>
+            </w:r>
+          </w:p>
+        </w:tc>
+        <w:tc>
+          <w:tcPr>
+            <w:tcW w:w="1542" w:type="dxa"/>
+            <w:tcBorders/>
+          </w:tcPr>
+          <w:p>
+            <w:pPr>
+              <w:pStyle w:val="OrgTableContentsLeft"/>
+              <w:bidi w:val="0"/>
+              <w:spacing w:before="0" w:after="120"/>
+              <w:jc w:val="left"/>
+              <w:rPr/>
+            </w:pPr>
+            <w:r>
+              <w:rPr/>
+            </w:r>
+          </w:p>
+        </w:tc>
+      </w:tr>
+      <w:tr>
+        <w:trPr/>
+        <w:tc>
+          <w:tcPr>
+            <w:tcW w:w="1542" w:type="dxa"/>
+            <w:tcBorders/>
+          </w:tcPr>
+          <w:p>
+            <w:pPr>
+              <w:pStyle w:val="OrgTableContentsRight"/>
+              <w:bidi w:val="0"/>
+              <w:spacing w:before="0" w:after="120"/>
+              <w:jc w:val="right"/>
+              <w:rPr/>
+            </w:pPr>
+            <w:r>
+              <w:rPr/>
+              <w:t>76-85</w:t>
+            </w:r>
+          </w:p>
+        </w:tc>
+        <w:tc>
+          <w:tcPr>
+            <w:tcW w:w="1542" w:type="dxa"/>
+            <w:tcBorders/>
+          </w:tcPr>
+          <w:p>
+            <w:pPr>
+              <w:pStyle w:val="OrgTableContentsRight"/>
+              <w:bidi w:val="0"/>
+              <w:spacing w:before="0" w:after="120"/>
+              <w:jc w:val="right"/>
+              <w:rPr/>
+            </w:pPr>
+            <w:r>
+              <w:rPr/>
+              <w:t>13637</w:t>
+            </w:r>
+          </w:p>
+        </w:tc>
+        <w:tc>
+          <w:tcPr>
+            <w:tcW w:w="1542" w:type="dxa"/>
+            <w:tcBorders/>
+          </w:tcPr>
+          <w:p>
+            <w:pPr>
+              <w:pStyle w:val="OrgTableContentsRight"/>
+              <w:bidi w:val="0"/>
+              <w:spacing w:before="0" w:after="120"/>
+              <w:jc w:val="right"/>
+              <w:rPr/>
+            </w:pPr>
+            <w:r>
+              <w:rPr/>
+              <w:t>567</w:t>
+            </w:r>
+          </w:p>
+        </w:tc>
+        <w:tc>
+          <w:tcPr>
+            <w:tcW w:w="1542" w:type="dxa"/>
+            <w:tcBorders/>
+          </w:tcPr>
+          <w:p>
+            <w:pPr>
+              <w:pStyle w:val="OrgTableContentsLeft"/>
+              <w:bidi w:val="0"/>
+              <w:spacing w:before="0" w:after="120"/>
+              <w:jc w:val="left"/>
+              <w:rPr/>
+            </w:pPr>
+            <w:r>
+              <w:rPr/>
+            </w:r>
+          </w:p>
+        </w:tc>
+        <w:tc>
+          <w:tcPr>
+            <w:tcW w:w="1542" w:type="dxa"/>
+            <w:tcBorders/>
+          </w:tcPr>
+          <w:p>
+            <w:pPr>
+              <w:pStyle w:val="OrgTableContentsLeft"/>
+              <w:bidi w:val="0"/>
+              <w:spacing w:before="0" w:after="120"/>
+              <w:jc w:val="left"/>
+              <w:rPr/>
+            </w:pPr>
+            <w:r>
+              <w:rPr/>
+            </w:r>
+          </w:p>
+        </w:tc>
+        <w:tc>
+          <w:tcPr>
+            <w:tcW w:w="1542" w:type="dxa"/>
+            <w:tcBorders/>
+          </w:tcPr>
+          <w:p>
+            <w:pPr>
+              <w:pStyle w:val="OrgTableContentsLeft"/>
+              <w:bidi w:val="0"/>
+              <w:spacing w:before="0" w:after="120"/>
+              <w:jc w:val="left"/>
+              <w:rPr/>
+            </w:pPr>
+            <w:r>
+              <w:rPr/>
+            </w:r>
+          </w:p>
+        </w:tc>
+      </w:tr>
+      <w:tr>
+        <w:trPr/>
+        <w:tc>
+          <w:tcPr>
+            <w:tcW w:w="1542" w:type="dxa"/>
+            <w:tcBorders/>
+          </w:tcPr>
+          <w:p>
+            <w:pPr>
+              <w:pStyle w:val="OrgTableContentsRight"/>
+              <w:bidi w:val="0"/>
+              <w:spacing w:before="0" w:after="120"/>
+              <w:jc w:val="right"/>
+              <w:rPr/>
+            </w:pPr>
+            <w:r>
+              <w:rPr/>
+              <w:t>86-95</w:t>
+            </w:r>
+          </w:p>
+        </w:tc>
+        <w:tc>
+          <w:tcPr>
+            <w:tcW w:w="1542" w:type="dxa"/>
+            <w:tcBorders/>
+          </w:tcPr>
+          <w:p>
+            <w:pPr>
+              <w:pStyle w:val="OrgTableContentsRight"/>
+              <w:bidi w:val="0"/>
+              <w:spacing w:before="0" w:after="120"/>
+              <w:jc w:val="right"/>
+              <w:rPr/>
+            </w:pPr>
+            <w:r>
+              <w:rPr/>
+              <w:t>3526</w:t>
+            </w:r>
+          </w:p>
+        </w:tc>
+        <w:tc>
+          <w:tcPr>
+            <w:tcW w:w="1542" w:type="dxa"/>
+            <w:tcBorders/>
+          </w:tcPr>
+          <w:p>
+            <w:pPr>
+              <w:pStyle w:val="OrgTableContentsRight"/>
+              <w:bidi w:val="0"/>
+              <w:spacing w:before="0" w:after="120"/>
+              <w:jc w:val="right"/>
+              <w:rPr/>
+            </w:pPr>
+            <w:r>
+              <w:rPr/>
+              <w:t>488</w:t>
+            </w:r>
+          </w:p>
+        </w:tc>
+        <w:tc>
+          <w:tcPr>
+            <w:tcW w:w="1542" w:type="dxa"/>
+            <w:tcBorders/>
+          </w:tcPr>
+          <w:p>
+            <w:pPr>
+              <w:pStyle w:val="OrgTableContentsLeft"/>
+              <w:bidi w:val="0"/>
+              <w:spacing w:before="0" w:after="120"/>
+              <w:jc w:val="left"/>
+              <w:rPr/>
+            </w:pPr>
+            <w:r>
+              <w:rPr/>
+            </w:r>
+          </w:p>
+        </w:tc>
+        <w:tc>
+          <w:tcPr>
+            <w:tcW w:w="1542" w:type="dxa"/>
+            <w:tcBorders/>
+          </w:tcPr>
+          <w:p>
+            <w:pPr>
+              <w:pStyle w:val="OrgTableContentsLeft"/>
+              <w:bidi w:val="0"/>
+              <w:spacing w:before="0" w:after="120"/>
+              <w:jc w:val="left"/>
+              <w:rPr/>
+            </w:pPr>
+            <w:r>
+              <w:rPr/>
+            </w:r>
+          </w:p>
+        </w:tc>
+        <w:tc>
+          <w:tcPr>
+            <w:tcW w:w="1542" w:type="dxa"/>
+            <w:tcBorders/>
+          </w:tcPr>
+          <w:p>
+            <w:pPr>
+              <w:pStyle w:val="OrgTableContentsLeft"/>
+              <w:bidi w:val="0"/>
+              <w:spacing w:before="0" w:after="120"/>
+              <w:jc w:val="left"/>
+              <w:rPr/>
+            </w:pPr>
+            <w:r>
+              <w:rPr/>
+            </w:r>
+          </w:p>
+        </w:tc>
+      </w:tr>
+      <w:tr>
+        <w:trPr/>
+        <w:tc>
+          <w:tcPr>
+            <w:tcW w:w="1542" w:type="dxa"/>
+            <w:tcBorders>
+              <w:bottom w:val="single" w:sz="2" w:space="0" w:color="000000"/>
+            </w:tcBorders>
+          </w:tcPr>
+          <w:p>
+            <w:pPr>
+              <w:pStyle w:val="OrgTableContentsRight"/>
+              <w:bidi w:val="0"/>
+              <w:spacing w:before="0" w:after="120"/>
+              <w:jc w:val="right"/>
+              <w:rPr/>
+            </w:pPr>
+            <w:r>
+              <w:rPr/>
+              <w:t>&gt;95</w:t>
+            </w:r>
+          </w:p>
+        </w:tc>
+        <w:tc>
+          <w:tcPr>
+            <w:tcW w:w="1542" w:type="dxa"/>
+            <w:tcBorders>
+              <w:bottom w:val="single" w:sz="2" w:space="0" w:color="000000"/>
+            </w:tcBorders>
+          </w:tcPr>
+          <w:p>
+            <w:pPr>
+              <w:pStyle w:val="OrgTableContentsRight"/>
+              <w:bidi w:val="0"/>
+              <w:spacing w:before="0" w:after="120"/>
+              <w:jc w:val="right"/>
+              <w:rPr/>
+            </w:pPr>
+            <w:r>
+              <w:rPr/>
+              <w:t>335</w:t>
+            </w:r>
+          </w:p>
+        </w:tc>
+        <w:tc>
+          <w:tcPr>
+            <w:tcW w:w="1542" w:type="dxa"/>
+            <w:tcBorders>
+              <w:bottom w:val="single" w:sz="2" w:space="0" w:color="000000"/>
+            </w:tcBorders>
+          </w:tcPr>
+          <w:p>
+            <w:pPr>
+              <w:pStyle w:val="OrgTableContentsRight"/>
+              <w:bidi w:val="0"/>
+              <w:spacing w:before="0" w:after="120"/>
+              <w:jc w:val="right"/>
+              <w:rPr/>
+            </w:pPr>
+            <w:r>
+              <w:rPr/>
+              <w:t>136</w:t>
+            </w:r>
+          </w:p>
+        </w:tc>
+        <w:tc>
+          <w:tcPr>
+            <w:tcW w:w="1542" w:type="dxa"/>
+            <w:tcBorders>
+              <w:bottom w:val="single" w:sz="2" w:space="0" w:color="000000"/>
+            </w:tcBorders>
+          </w:tcPr>
+          <w:p>
+            <w:pPr>
+              <w:pStyle w:val="OrgTableContentsLeft"/>
+              <w:bidi w:val="0"/>
+              <w:spacing w:before="0" w:after="120"/>
+              <w:jc w:val="left"/>
+              <w:rPr/>
+            </w:pPr>
+            <w:r>
+              <w:rPr/>
+            </w:r>
+          </w:p>
+        </w:tc>
+        <w:tc>
+          <w:tcPr>
+            <w:tcW w:w="1542" w:type="dxa"/>
+            <w:tcBorders>
+              <w:bottom w:val="single" w:sz="2" w:space="0" w:color="000000"/>
+            </w:tcBorders>
+          </w:tcPr>
+          <w:p>
+            <w:pPr>
+              <w:pStyle w:val="OrgTableContentsLeft"/>
+              <w:bidi w:val="0"/>
+              <w:spacing w:before="0" w:after="120"/>
+              <w:jc w:val="left"/>
+              <w:rPr/>
+            </w:pPr>
+            <w:r>
+              <w:rPr/>
+            </w:r>
+          </w:p>
+        </w:tc>
+        <w:tc>
+          <w:tcPr>
+            <w:tcW w:w="1542" w:type="dxa"/>
+            <w:tcBorders>
+              <w:bottom w:val="single" w:sz="2" w:space="0" w:color="000000"/>
+            </w:tcBorders>
+          </w:tcPr>
+          <w:p>
+            <w:pPr>
+              <w:pStyle w:val="OrgTableContentsLeft"/>
+              <w:bidi w:val="0"/>
+              <w:spacing w:before="0" w:after="120"/>
+              <w:jc w:val="left"/>
+              <w:rPr/>
+            </w:pPr>
+            <w:r>
+              <w:rPr/>
+            </w:r>
+          </w:p>
+        </w:tc>
+      </w:tr>
+    </w:tbl>
+    <w:p>
+      <w:pPr>
+        <w:sectPr>
+          <w:type w:val="continuous"/>
+          <w:pgSz w:w="11906" w:h="16838"/>
+          <w:pgMar w:left="1134" w:right="1134" w:gutter="0" w:header="0" w:top="1134" w:footer="1134" w:bottom="1860"/>
+          <w:formProt w:val="false"/>
+          <w:textDirection w:val="lrTb"/>
+          <w:docGrid w:type="default" w:linePitch="600" w:charSpace="40960"/>
+        </w:sectPr>
+      </w:pPr>
+    </w:p>
+    <w:p>
+      <w:pPr>
+        <w:pStyle w:val="Heading202unnumbered"/>
+        <w:bidi w:val="0"/>
+        <w:jc w:val="left"/>
+        <w:outlineLvl w:val="1"/>
+        <w:rPr/>
+      </w:pPr>
+      <w:bookmarkStart w:id="22" w:name="OrgXref.org6112efe"/>
+      <w:bookmarkStart w:id="23" w:name="org6112efe"/>
+      <w:bookmarkEnd w:id="23"/>
+      <w:r>
+        <w:rPr/>
+        <w:t xml:space="preserve">Tabel 2.2 </w:t>
+      </w:r>
+      <w:bookmarkEnd w:id="22"/>
+    </w:p>
+    <w:p>
+      <w:pPr>
+        <w:sectPr>
+          <w:type w:val="continuous"/>
+          <w:pgSz w:w="11906" w:h="16838"/>
+          <w:pgMar w:left="1134" w:right="1134" w:gutter="0" w:header="0" w:top="1134" w:footer="1134" w:bottom="1860"/>
+          <w:pgNumType w:fmt="decimal"/>
+          <w:formProt w:val="false"/>
+          <w:textDirection w:val="lrTb"/>
+          <w:docGrid w:type="default" w:linePitch="600" w:charSpace="40960"/>
+        </w:sectPr>
+      </w:pPr>
+    </w:p>
+    <w:tbl>
+      <w:tblPr>
+        <w:tblW w:w="4800" w:type="pct"/>
+        <w:jc w:val="center"/>
+        <w:tblInd w:w="0" w:type="dxa"/>
+        <w:tblLayout w:type="fixed"/>
+        <w:tblCellMar>
+          <w:top w:w="90" w:type="dxa"/>
+          <w:left w:w="90" w:type="dxa"/>
+          <w:bottom w:w="90" w:type="dxa"/>
+          <w:right w:w="90" w:type="dxa"/>
+        </w:tblCellMar>
+      </w:tblPr>
+      <w:tblGrid>
+        <w:gridCol w:w="1542"/>
+        <w:gridCol w:w="1542"/>
+        <w:gridCol w:w="1542"/>
+        <w:gridCol w:w="1542"/>
+        <w:gridCol w:w="1542"/>
+        <w:gridCol w:w="1542"/>
+      </w:tblGrid>
+      <w:tr>
+        <w:trPr>
+          <w:tblHeader w:val="true"/>
+        </w:trPr>
+        <w:tc>
+          <w:tcPr>
+            <w:tcW w:w="1542" w:type="dxa"/>
+            <w:tcBorders>
+              <w:top w:val="single" w:sz="2" w:space="0" w:color="000000"/>
+              <w:bottom w:val="single" w:sz="2" w:space="0" w:color="000000"/>
+            </w:tcBorders>
+          </w:tcPr>
+          <w:p>
+            <w:pPr>
+              <w:pStyle w:val="OrgTableHeadingRight"/>
+              <w:bidi w:val="0"/>
+              <w:spacing w:before="0" w:after="120"/>
+              <w:jc w:val="right"/>
+              <w:rPr/>
+            </w:pPr>
+            <w:r>
+              <w:rPr/>
+              <w:t>Alder</w:t>
+            </w:r>
+          </w:p>
+        </w:tc>
+        <w:tc>
+          <w:tcPr>
+            <w:tcW w:w="1542" w:type="dxa"/>
+            <w:tcBorders>
+              <w:top w:val="single" w:sz="2" w:space="0" w:color="000000"/>
+              <w:bottom w:val="single" w:sz="2" w:space="0" w:color="000000"/>
+            </w:tcBorders>
+          </w:tcPr>
+          <w:p>
+            <w:pPr>
+              <w:pStyle w:val="OrgTableHeadingRight"/>
+              <w:bidi w:val="0"/>
+              <w:spacing w:before="0" w:after="120"/>
+              <w:jc w:val="right"/>
+              <w:rPr/>
+            </w:pPr>
+            <w:r>
+              <w:rPr/>
+              <w:t>l</w:t>
+            </w:r>
+          </w:p>
+        </w:tc>
+        <w:tc>
+          <w:tcPr>
+            <w:tcW w:w="1542" w:type="dxa"/>
+            <w:tcBorders>
+              <w:top w:val="single" w:sz="2" w:space="0" w:color="000000"/>
+              <w:bottom w:val="single" w:sz="2" w:space="0" w:color="000000"/>
+            </w:tcBorders>
+          </w:tcPr>
+          <w:p>
+            <w:pPr>
+              <w:pStyle w:val="OrgTableHeadingLeft"/>
+              <w:bidi w:val="0"/>
+              <w:spacing w:before="0" w:after="120"/>
+              <w:jc w:val="left"/>
+              <w:rPr/>
+            </w:pPr>
+            <w:r>
+              <w:rPr/>
+              <w:t>d</w:t>
+            </w:r>
+          </w:p>
+        </w:tc>
+        <w:tc>
+          <w:tcPr>
+            <w:tcW w:w="1542" w:type="dxa"/>
+            <w:tcBorders>
+              <w:top w:val="single" w:sz="2" w:space="0" w:color="000000"/>
+              <w:bottom w:val="single" w:sz="2" w:space="0" w:color="000000"/>
+            </w:tcBorders>
+          </w:tcPr>
+          <w:p>
+            <w:pPr>
+              <w:pStyle w:val="OrgTableHeadingLeft"/>
+              <w:bidi w:val="0"/>
+              <w:spacing w:before="0" w:after="120"/>
+              <w:jc w:val="left"/>
+              <w:rPr/>
+            </w:pPr>
+            <w:r>
+              <w:rPr/>
+              <w:t>q</w:t>
+            </w:r>
+          </w:p>
+        </w:tc>
+        <w:tc>
+          <w:tcPr>
+            <w:tcW w:w="1542" w:type="dxa"/>
+            <w:tcBorders>
+              <w:top w:val="single" w:sz="2" w:space="0" w:color="000000"/>
+              <w:bottom w:val="single" w:sz="2" w:space="0" w:color="000000"/>
+            </w:tcBorders>
+          </w:tcPr>
+          <w:p>
+            <w:pPr>
+              <w:pStyle w:val="OrgTableHeadingLeft"/>
+              <w:bidi w:val="0"/>
+              <w:spacing w:before="0" w:after="120"/>
+              <w:jc w:val="left"/>
+              <w:rPr/>
+            </w:pPr>
+            <w:r>
+              <w:rPr/>
+              <w:t>L</w:t>
+            </w:r>
+          </w:p>
+        </w:tc>
+        <w:tc>
+          <w:tcPr>
+            <w:tcW w:w="1542" w:type="dxa"/>
+            <w:tcBorders>
+              <w:top w:val="single" w:sz="2" w:space="0" w:color="000000"/>
+              <w:bottom w:val="single" w:sz="2" w:space="0" w:color="000000"/>
+            </w:tcBorders>
+          </w:tcPr>
+          <w:p>
+            <w:pPr>
+              <w:pStyle w:val="OrgTableHeadingLeft"/>
+              <w:bidi w:val="0"/>
+              <w:spacing w:before="0" w:after="120"/>
+              <w:jc w:val="left"/>
+              <w:rPr/>
+            </w:pPr>
+            <w:r>
+              <w:rPr/>
+              <w:t>e</w:t>
+            </w:r>
+          </w:p>
+        </w:tc>
+      </w:tr>
+      <w:tr>
+        <w:trPr/>
+        <w:tc>
+          <w:tcPr>
+            <w:tcW w:w="1542" w:type="dxa"/>
+            <w:tcBorders>
+              <w:top w:val="single" w:sz="2" w:space="0" w:color="000000"/>
+            </w:tcBorders>
+          </w:tcPr>
+          <w:p>
+            <w:pPr>
+              <w:pStyle w:val="OrgTableContentsRight"/>
+              <w:bidi w:val="0"/>
+              <w:spacing w:before="0" w:after="120"/>
+              <w:jc w:val="right"/>
+              <w:rPr/>
+            </w:pPr>
+            <w:r>
+              <w:rPr/>
+              <w:t>0-1</w:t>
+            </w:r>
+          </w:p>
+        </w:tc>
+        <w:tc>
+          <w:tcPr>
+            <w:tcW w:w="1542" w:type="dxa"/>
+            <w:tcBorders>
+              <w:top w:val="single" w:sz="2" w:space="0" w:color="000000"/>
+            </w:tcBorders>
+          </w:tcPr>
+          <w:p>
+            <w:pPr>
+              <w:pStyle w:val="OrgTableContentsRight"/>
+              <w:bidi w:val="0"/>
+              <w:spacing w:before="0" w:after="120"/>
+              <w:jc w:val="right"/>
+              <w:rPr/>
+            </w:pPr>
+            <w:r>
+              <w:rPr/>
+              <w:t>100000</w:t>
+            </w:r>
+          </w:p>
+        </w:tc>
+        <w:tc>
+          <w:tcPr>
+            <w:tcW w:w="1542" w:type="dxa"/>
+            <w:tcBorders>
+              <w:top w:val="single" w:sz="2" w:space="0" w:color="000000"/>
+            </w:tcBorders>
+          </w:tcPr>
+          <w:p>
+            <w:pPr>
+              <w:pStyle w:val="OrgTableContentsLeft"/>
+              <w:bidi w:val="0"/>
+              <w:spacing w:before="0" w:after="120"/>
+              <w:jc w:val="left"/>
+              <w:rPr/>
+            </w:pPr>
+            <w:r>
+              <w:rPr/>
+            </w:r>
+          </w:p>
+        </w:tc>
+        <w:tc>
+          <w:tcPr>
+            <w:tcW w:w="1542" w:type="dxa"/>
+            <w:tcBorders>
+              <w:top w:val="single" w:sz="2" w:space="0" w:color="000000"/>
+            </w:tcBorders>
+          </w:tcPr>
+          <w:p>
+            <w:pPr>
+              <w:pStyle w:val="OrgTableContentsLeft"/>
+              <w:bidi w:val="0"/>
+              <w:spacing w:before="0" w:after="120"/>
+              <w:jc w:val="left"/>
+              <w:rPr/>
+            </w:pPr>
+            <w:r>
+              <w:rPr/>
+            </w:r>
+          </w:p>
+        </w:tc>
+        <w:tc>
+          <w:tcPr>
+            <w:tcW w:w="1542" w:type="dxa"/>
+            <w:tcBorders>
+              <w:top w:val="single" w:sz="2" w:space="0" w:color="000000"/>
+            </w:tcBorders>
+          </w:tcPr>
+          <w:p>
+            <w:pPr>
+              <w:pStyle w:val="OrgTableContentsLeft"/>
+              <w:bidi w:val="0"/>
+              <w:spacing w:before="0" w:after="120"/>
+              <w:jc w:val="left"/>
+              <w:rPr/>
+            </w:pPr>
+            <w:r>
+              <w:rPr/>
+            </w:r>
+          </w:p>
+        </w:tc>
+        <w:tc>
+          <w:tcPr>
+            <w:tcW w:w="1542" w:type="dxa"/>
+            <w:tcBorders>
+              <w:top w:val="single" w:sz="2" w:space="0" w:color="000000"/>
+            </w:tcBorders>
+          </w:tcPr>
+          <w:p>
+            <w:pPr>
+              <w:pStyle w:val="OrgTableContentsLeft"/>
+              <w:bidi w:val="0"/>
+              <w:spacing w:before="0" w:after="120"/>
+              <w:jc w:val="left"/>
+              <w:rPr/>
+            </w:pPr>
+            <w:r>
+              <w:rPr/>
+            </w:r>
+          </w:p>
+        </w:tc>
+      </w:tr>
+      <w:tr>
+        <w:trPr/>
+        <w:tc>
+          <w:tcPr>
+            <w:tcW w:w="1542" w:type="dxa"/>
+            <w:tcBorders/>
+          </w:tcPr>
+          <w:p>
+            <w:pPr>
+              <w:pStyle w:val="OrgTableContentsRight"/>
+              <w:bidi w:val="0"/>
+              <w:spacing w:before="0" w:after="120"/>
+              <w:jc w:val="right"/>
+              <w:rPr/>
+            </w:pPr>
+            <w:r>
+              <w:rPr/>
+              <w:t>2-5</w:t>
+            </w:r>
+          </w:p>
+        </w:tc>
+        <w:tc>
+          <w:tcPr>
+            <w:tcW w:w="1542" w:type="dxa"/>
+            <w:tcBorders/>
+          </w:tcPr>
+          <w:p>
+            <w:pPr>
+              <w:pStyle w:val="OrgTableContentsRight"/>
+              <w:bidi w:val="0"/>
+              <w:spacing w:before="0" w:after="120"/>
+              <w:jc w:val="right"/>
+              <w:rPr/>
+            </w:pPr>
+            <w:r>
+              <w:rPr/>
+              <w:t>100000</w:t>
+            </w:r>
+          </w:p>
+        </w:tc>
+        <w:tc>
+          <w:tcPr>
+            <w:tcW w:w="1542" w:type="dxa"/>
+            <w:tcBorders/>
+          </w:tcPr>
+          <w:p>
+            <w:pPr>
+              <w:pStyle w:val="OrgTableContentsLeft"/>
+              <w:bidi w:val="0"/>
+              <w:spacing w:before="0" w:after="120"/>
+              <w:jc w:val="left"/>
+              <w:rPr/>
+            </w:pPr>
+            <w:r>
+              <w:rPr/>
+            </w:r>
+          </w:p>
+        </w:tc>
+        <w:tc>
+          <w:tcPr>
+            <w:tcW w:w="1542" w:type="dxa"/>
+            <w:tcBorders/>
+          </w:tcPr>
+          <w:p>
+            <w:pPr>
+              <w:pStyle w:val="OrgTableContentsLeft"/>
+              <w:bidi w:val="0"/>
+              <w:spacing w:before="0" w:after="120"/>
+              <w:jc w:val="left"/>
+              <w:rPr/>
+            </w:pPr>
+            <w:r>
+              <w:rPr/>
+            </w:r>
+          </w:p>
+        </w:tc>
+        <w:tc>
+          <w:tcPr>
+            <w:tcW w:w="1542" w:type="dxa"/>
+            <w:tcBorders/>
+          </w:tcPr>
+          <w:p>
+            <w:pPr>
+              <w:pStyle w:val="OrgTableContentsLeft"/>
+              <w:bidi w:val="0"/>
+              <w:spacing w:before="0" w:after="120"/>
+              <w:jc w:val="left"/>
+              <w:rPr/>
+            </w:pPr>
+            <w:r>
+              <w:rPr/>
+            </w:r>
+          </w:p>
+        </w:tc>
+        <w:tc>
+          <w:tcPr>
+            <w:tcW w:w="1542" w:type="dxa"/>
+            <w:tcBorders/>
+          </w:tcPr>
+          <w:p>
+            <w:pPr>
+              <w:pStyle w:val="OrgTableContentsLeft"/>
+              <w:bidi w:val="0"/>
+              <w:spacing w:before="0" w:after="120"/>
+              <w:jc w:val="left"/>
+              <w:rPr/>
+            </w:pPr>
+            <w:r>
+              <w:rPr/>
+            </w:r>
+          </w:p>
+        </w:tc>
+      </w:tr>
+      <w:tr>
+        <w:trPr/>
+        <w:tc>
+          <w:tcPr>
+            <w:tcW w:w="1542" w:type="dxa"/>
+            <w:tcBorders/>
+          </w:tcPr>
+          <w:p>
+            <w:pPr>
+              <w:pStyle w:val="OrgTableContentsRight"/>
+              <w:bidi w:val="0"/>
+              <w:spacing w:before="0" w:after="120"/>
+              <w:jc w:val="right"/>
+              <w:rPr/>
+            </w:pPr>
+            <w:r>
+              <w:rPr/>
+              <w:t>6-15</w:t>
+            </w:r>
+          </w:p>
+        </w:tc>
+        <w:tc>
+          <w:tcPr>
+            <w:tcW w:w="1542" w:type="dxa"/>
+            <w:tcBorders/>
+          </w:tcPr>
+          <w:p>
+            <w:pPr>
+              <w:pStyle w:val="OrgTableContentsRight"/>
+              <w:bidi w:val="0"/>
+              <w:spacing w:before="0" w:after="120"/>
+              <w:jc w:val="right"/>
+              <w:rPr/>
+            </w:pPr>
+            <w:r>
+              <w:rPr/>
+              <w:t>100000</w:t>
+            </w:r>
+          </w:p>
+        </w:tc>
+        <w:tc>
+          <w:tcPr>
+            <w:tcW w:w="1542" w:type="dxa"/>
+            <w:tcBorders/>
+          </w:tcPr>
+          <w:p>
+            <w:pPr>
+              <w:pStyle w:val="OrgTableContentsLeft"/>
+              <w:bidi w:val="0"/>
+              <w:spacing w:before="0" w:after="120"/>
+              <w:jc w:val="left"/>
+              <w:rPr/>
+            </w:pPr>
+            <w:r>
+              <w:rPr/>
+            </w:r>
+          </w:p>
+        </w:tc>
+        <w:tc>
+          <w:tcPr>
+            <w:tcW w:w="1542" w:type="dxa"/>
+            <w:tcBorders/>
+          </w:tcPr>
+          <w:p>
+            <w:pPr>
+              <w:pStyle w:val="OrgTableContentsLeft"/>
+              <w:bidi w:val="0"/>
+              <w:spacing w:before="0" w:after="120"/>
+              <w:jc w:val="left"/>
+              <w:rPr/>
+            </w:pPr>
+            <w:r>
+              <w:rPr/>
+            </w:r>
+          </w:p>
+        </w:tc>
+        <w:tc>
+          <w:tcPr>
+            <w:tcW w:w="1542" w:type="dxa"/>
+            <w:tcBorders/>
+          </w:tcPr>
+          <w:p>
+            <w:pPr>
+              <w:pStyle w:val="OrgTableContentsLeft"/>
+              <w:bidi w:val="0"/>
+              <w:spacing w:before="0" w:after="120"/>
+              <w:jc w:val="left"/>
+              <w:rPr/>
+            </w:pPr>
+            <w:r>
+              <w:rPr/>
+            </w:r>
+          </w:p>
+        </w:tc>
+        <w:tc>
+          <w:tcPr>
+            <w:tcW w:w="1542" w:type="dxa"/>
+            <w:tcBorders/>
+          </w:tcPr>
+          <w:p>
+            <w:pPr>
+              <w:pStyle w:val="OrgTableContentsLeft"/>
+              <w:bidi w:val="0"/>
+              <w:spacing w:before="0" w:after="120"/>
+              <w:jc w:val="left"/>
+              <w:rPr/>
+            </w:pPr>
+            <w:r>
+              <w:rPr/>
+            </w:r>
+          </w:p>
+        </w:tc>
+      </w:tr>
+      <w:tr>
+        <w:trPr/>
+        <w:tc>
+          <w:tcPr>
+            <w:tcW w:w="1542" w:type="dxa"/>
+            <w:tcBorders/>
+          </w:tcPr>
+          <w:p>
+            <w:pPr>
+              <w:pStyle w:val="OrgTableContentsRight"/>
+              <w:bidi w:val="0"/>
+              <w:spacing w:before="0" w:after="120"/>
+              <w:jc w:val="right"/>
+              <w:rPr/>
+            </w:pPr>
+            <w:r>
+              <w:rPr/>
+              <w:t>16-25</w:t>
+            </w:r>
+          </w:p>
+        </w:tc>
+        <w:tc>
+          <w:tcPr>
+            <w:tcW w:w="1542" w:type="dxa"/>
+            <w:tcBorders/>
+          </w:tcPr>
+          <w:p>
+            <w:pPr>
+              <w:pStyle w:val="OrgTableContentsRight"/>
+              <w:bidi w:val="0"/>
+              <w:spacing w:before="0" w:after="120"/>
+              <w:jc w:val="right"/>
+              <w:rPr/>
+            </w:pPr>
+            <w:r>
+              <w:rPr/>
+              <w:t>100000</w:t>
+            </w:r>
+          </w:p>
+        </w:tc>
+        <w:tc>
+          <w:tcPr>
+            <w:tcW w:w="1542" w:type="dxa"/>
+            <w:tcBorders/>
+          </w:tcPr>
+          <w:p>
+            <w:pPr>
+              <w:pStyle w:val="OrgTableContentsLeft"/>
+              <w:bidi w:val="0"/>
+              <w:spacing w:before="0" w:after="120"/>
+              <w:jc w:val="left"/>
+              <w:rPr/>
+            </w:pPr>
+            <w:r>
+              <w:rPr/>
+            </w:r>
+          </w:p>
+        </w:tc>
+        <w:tc>
+          <w:tcPr>
+            <w:tcW w:w="1542" w:type="dxa"/>
+            <w:tcBorders/>
+          </w:tcPr>
+          <w:p>
+            <w:pPr>
+              <w:pStyle w:val="OrgTableContentsLeft"/>
+              <w:bidi w:val="0"/>
+              <w:spacing w:before="0" w:after="120"/>
+              <w:jc w:val="left"/>
+              <w:rPr/>
+            </w:pPr>
+            <w:r>
+              <w:rPr/>
+            </w:r>
+          </w:p>
+        </w:tc>
+        <w:tc>
+          <w:tcPr>
+            <w:tcW w:w="1542" w:type="dxa"/>
+            <w:tcBorders/>
+          </w:tcPr>
+          <w:p>
+            <w:pPr>
+              <w:pStyle w:val="OrgTableContentsLeft"/>
+              <w:bidi w:val="0"/>
+              <w:spacing w:before="0" w:after="120"/>
+              <w:jc w:val="left"/>
+              <w:rPr/>
+            </w:pPr>
+            <w:r>
+              <w:rPr/>
+            </w:r>
+          </w:p>
+        </w:tc>
+        <w:tc>
+          <w:tcPr>
+            <w:tcW w:w="1542" w:type="dxa"/>
+            <w:tcBorders/>
+          </w:tcPr>
+          <w:p>
+            <w:pPr>
+              <w:pStyle w:val="OrgTableContentsLeft"/>
+              <w:bidi w:val="0"/>
+              <w:spacing w:before="0" w:after="120"/>
+              <w:jc w:val="left"/>
+              <w:rPr/>
+            </w:pPr>
+            <w:r>
+              <w:rPr/>
+            </w:r>
+          </w:p>
+        </w:tc>
+      </w:tr>
+      <w:tr>
+        <w:trPr/>
+        <w:tc>
+          <w:tcPr>
+            <w:tcW w:w="1542" w:type="dxa"/>
+            <w:tcBorders/>
+          </w:tcPr>
+          <w:p>
+            <w:pPr>
+              <w:pStyle w:val="OrgTableContentsRight"/>
+              <w:bidi w:val="0"/>
+              <w:spacing w:before="0" w:after="120"/>
+              <w:jc w:val="right"/>
+              <w:rPr/>
+            </w:pPr>
+            <w:r>
+              <w:rPr/>
+              <w:t>26-35</w:t>
+            </w:r>
+          </w:p>
+        </w:tc>
+        <w:tc>
+          <w:tcPr>
+            <w:tcW w:w="1542" w:type="dxa"/>
+            <w:tcBorders/>
+          </w:tcPr>
+          <w:p>
+            <w:pPr>
+              <w:pStyle w:val="OrgTableContentsRight"/>
+              <w:bidi w:val="0"/>
+              <w:spacing w:before="0" w:after="120"/>
+              <w:jc w:val="right"/>
+              <w:rPr/>
+            </w:pPr>
+            <w:r>
+              <w:rPr/>
+              <w:t>100000</w:t>
+            </w:r>
+          </w:p>
+        </w:tc>
+        <w:tc>
+          <w:tcPr>
+            <w:tcW w:w="1542" w:type="dxa"/>
+            <w:tcBorders/>
+          </w:tcPr>
+          <w:p>
+            <w:pPr>
+              <w:pStyle w:val="OrgTableContentsLeft"/>
+              <w:bidi w:val="0"/>
+              <w:spacing w:before="0" w:after="120"/>
+              <w:jc w:val="left"/>
+              <w:rPr/>
+            </w:pPr>
+            <w:r>
+              <w:rPr/>
+            </w:r>
+          </w:p>
+        </w:tc>
+        <w:tc>
+          <w:tcPr>
+            <w:tcW w:w="1542" w:type="dxa"/>
+            <w:tcBorders/>
+          </w:tcPr>
+          <w:p>
+            <w:pPr>
+              <w:pStyle w:val="OrgTableContentsLeft"/>
+              <w:bidi w:val="0"/>
+              <w:spacing w:before="0" w:after="120"/>
+              <w:jc w:val="left"/>
+              <w:rPr/>
+            </w:pPr>
+            <w:r>
+              <w:rPr/>
+            </w:r>
+          </w:p>
+        </w:tc>
+        <w:tc>
+          <w:tcPr>
+            <w:tcW w:w="1542" w:type="dxa"/>
+            <w:tcBorders/>
+          </w:tcPr>
+          <w:p>
+            <w:pPr>
+              <w:pStyle w:val="OrgTableContentsLeft"/>
+              <w:bidi w:val="0"/>
+              <w:spacing w:before="0" w:after="120"/>
+              <w:jc w:val="left"/>
+              <w:rPr/>
+            </w:pPr>
+            <w:r>
+              <w:rPr/>
+            </w:r>
+          </w:p>
+        </w:tc>
+        <w:tc>
+          <w:tcPr>
+            <w:tcW w:w="1542" w:type="dxa"/>
+            <w:tcBorders/>
+          </w:tcPr>
+          <w:p>
+            <w:pPr>
+              <w:pStyle w:val="OrgTableContentsLeft"/>
+              <w:bidi w:val="0"/>
+              <w:spacing w:before="0" w:after="120"/>
+              <w:jc w:val="left"/>
+              <w:rPr/>
+            </w:pPr>
+            <w:r>
+              <w:rPr/>
+            </w:r>
+          </w:p>
+        </w:tc>
+      </w:tr>
+      <w:tr>
+        <w:trPr/>
+        <w:tc>
+          <w:tcPr>
+            <w:tcW w:w="1542" w:type="dxa"/>
+            <w:tcBorders/>
+          </w:tcPr>
+          <w:p>
+            <w:pPr>
+              <w:pStyle w:val="OrgTableContentsRight"/>
+              <w:bidi w:val="0"/>
+              <w:spacing w:before="0" w:after="120"/>
+              <w:jc w:val="right"/>
+              <w:rPr/>
+            </w:pPr>
+            <w:r>
+              <w:rPr/>
+              <w:t>36-45</w:t>
+            </w:r>
+          </w:p>
+        </w:tc>
+        <w:tc>
+          <w:tcPr>
+            <w:tcW w:w="1542" w:type="dxa"/>
+            <w:tcBorders/>
+          </w:tcPr>
+          <w:p>
+            <w:pPr>
+              <w:pStyle w:val="OrgTableContentsRight"/>
+              <w:bidi w:val="0"/>
+              <w:spacing w:before="0" w:after="120"/>
+              <w:jc w:val="right"/>
+              <w:rPr/>
+            </w:pPr>
+            <w:r>
+              <w:rPr/>
+              <w:t>100000</w:t>
+            </w:r>
+          </w:p>
+        </w:tc>
+        <w:tc>
+          <w:tcPr>
+            <w:tcW w:w="1542" w:type="dxa"/>
+            <w:tcBorders/>
+          </w:tcPr>
+          <w:p>
+            <w:pPr>
+              <w:pStyle w:val="OrgTableContentsLeft"/>
+              <w:bidi w:val="0"/>
+              <w:spacing w:before="0" w:after="120"/>
+              <w:jc w:val="left"/>
+              <w:rPr/>
+            </w:pPr>
+            <w:r>
+              <w:rPr/>
+            </w:r>
+          </w:p>
+        </w:tc>
+        <w:tc>
+          <w:tcPr>
+            <w:tcW w:w="1542" w:type="dxa"/>
+            <w:tcBorders/>
+          </w:tcPr>
+          <w:p>
+            <w:pPr>
+              <w:pStyle w:val="OrgTableContentsLeft"/>
+              <w:bidi w:val="0"/>
+              <w:spacing w:before="0" w:after="120"/>
+              <w:jc w:val="left"/>
+              <w:rPr/>
+            </w:pPr>
+            <w:r>
+              <w:rPr/>
+            </w:r>
+          </w:p>
+        </w:tc>
+        <w:tc>
+          <w:tcPr>
+            <w:tcW w:w="1542" w:type="dxa"/>
+            <w:tcBorders/>
+          </w:tcPr>
+          <w:p>
+            <w:pPr>
+              <w:pStyle w:val="OrgTableContentsLeft"/>
+              <w:bidi w:val="0"/>
+              <w:spacing w:before="0" w:after="120"/>
+              <w:jc w:val="left"/>
+              <w:rPr/>
+            </w:pPr>
+            <w:r>
+              <w:rPr/>
+            </w:r>
+          </w:p>
+        </w:tc>
+        <w:tc>
+          <w:tcPr>
+            <w:tcW w:w="1542" w:type="dxa"/>
+            <w:tcBorders/>
+          </w:tcPr>
+          <w:p>
+            <w:pPr>
+              <w:pStyle w:val="OrgTableContentsLeft"/>
+              <w:bidi w:val="0"/>
+              <w:spacing w:before="0" w:after="120"/>
+              <w:jc w:val="left"/>
+              <w:rPr/>
+            </w:pPr>
+            <w:r>
+              <w:rPr/>
+            </w:r>
+          </w:p>
+        </w:tc>
+      </w:tr>
+      <w:tr>
+        <w:trPr/>
+        <w:tc>
+          <w:tcPr>
+            <w:tcW w:w="1542" w:type="dxa"/>
+            <w:tcBorders/>
+          </w:tcPr>
+          <w:p>
+            <w:pPr>
+              <w:pStyle w:val="OrgTableContentsRight"/>
+              <w:bidi w:val="0"/>
+              <w:spacing w:before="0" w:after="120"/>
+              <w:jc w:val="right"/>
+              <w:rPr/>
+            </w:pPr>
+            <w:r>
+              <w:rPr/>
+              <w:t>46-55</w:t>
+            </w:r>
+          </w:p>
+        </w:tc>
+        <w:tc>
+          <w:tcPr>
+            <w:tcW w:w="1542" w:type="dxa"/>
+            <w:tcBorders/>
+          </w:tcPr>
+          <w:p>
+            <w:pPr>
+              <w:pStyle w:val="OrgTableContentsRight"/>
+              <w:bidi w:val="0"/>
+              <w:spacing w:before="0" w:after="120"/>
+              <w:jc w:val="right"/>
+              <w:rPr/>
+            </w:pPr>
+            <w:r>
+              <w:rPr/>
+              <w:t>98868</w:t>
+            </w:r>
+          </w:p>
+        </w:tc>
+        <w:tc>
+          <w:tcPr>
+            <w:tcW w:w="1542" w:type="dxa"/>
+            <w:tcBorders/>
+          </w:tcPr>
+          <w:p>
+            <w:pPr>
+              <w:pStyle w:val="OrgTableContentsLeft"/>
+              <w:bidi w:val="0"/>
+              <w:spacing w:before="0" w:after="120"/>
+              <w:jc w:val="left"/>
+              <w:rPr/>
+            </w:pPr>
+            <w:r>
+              <w:rPr/>
+            </w:r>
+          </w:p>
+        </w:tc>
+        <w:tc>
+          <w:tcPr>
+            <w:tcW w:w="1542" w:type="dxa"/>
+            <w:tcBorders/>
+          </w:tcPr>
+          <w:p>
+            <w:pPr>
+              <w:pStyle w:val="OrgTableContentsLeft"/>
+              <w:bidi w:val="0"/>
+              <w:spacing w:before="0" w:after="120"/>
+              <w:jc w:val="left"/>
+              <w:rPr/>
+            </w:pPr>
+            <w:r>
+              <w:rPr/>
+            </w:r>
+          </w:p>
+        </w:tc>
+        <w:tc>
+          <w:tcPr>
+            <w:tcW w:w="1542" w:type="dxa"/>
+            <w:tcBorders/>
+          </w:tcPr>
+          <w:p>
+            <w:pPr>
+              <w:pStyle w:val="OrgTableContentsLeft"/>
+              <w:bidi w:val="0"/>
+              <w:spacing w:before="0" w:after="120"/>
+              <w:jc w:val="left"/>
+              <w:rPr/>
+            </w:pPr>
+            <w:r>
+              <w:rPr/>
+            </w:r>
+          </w:p>
+        </w:tc>
+        <w:tc>
+          <w:tcPr>
+            <w:tcW w:w="1542" w:type="dxa"/>
+            <w:tcBorders/>
+          </w:tcPr>
+          <w:p>
+            <w:pPr>
+              <w:pStyle w:val="OrgTableContentsLeft"/>
+              <w:bidi w:val="0"/>
+              <w:spacing w:before="0" w:after="120"/>
+              <w:jc w:val="left"/>
+              <w:rPr/>
+            </w:pPr>
+            <w:r>
+              <w:rPr/>
+            </w:r>
+          </w:p>
+        </w:tc>
+      </w:tr>
+      <w:tr>
+        <w:trPr/>
+        <w:tc>
+          <w:tcPr>
+            <w:tcW w:w="1542" w:type="dxa"/>
+            <w:tcBorders/>
+          </w:tcPr>
+          <w:p>
+            <w:pPr>
+              <w:pStyle w:val="OrgTableContentsRight"/>
+              <w:bidi w:val="0"/>
+              <w:spacing w:before="0" w:after="120"/>
+              <w:jc w:val="right"/>
+              <w:rPr/>
+            </w:pPr>
+            <w:r>
+              <w:rPr/>
+              <w:t>56-65</w:t>
+            </w:r>
+          </w:p>
+        </w:tc>
+        <w:tc>
+          <w:tcPr>
+            <w:tcW w:w="1542" w:type="dxa"/>
+            <w:tcBorders/>
+          </w:tcPr>
+          <w:p>
+            <w:pPr>
+              <w:pStyle w:val="OrgTableContentsRight"/>
+              <w:bidi w:val="0"/>
+              <w:spacing w:before="0" w:after="120"/>
+              <w:jc w:val="right"/>
+              <w:rPr/>
+            </w:pPr>
+            <w:r>
+              <w:rPr/>
+              <w:t>98868</w:t>
+            </w:r>
+          </w:p>
+        </w:tc>
+        <w:tc>
+          <w:tcPr>
+            <w:tcW w:w="1542" w:type="dxa"/>
+            <w:tcBorders/>
+          </w:tcPr>
+          <w:p>
+            <w:pPr>
+              <w:pStyle w:val="OrgTableContentsLeft"/>
+              <w:bidi w:val="0"/>
+              <w:spacing w:before="0" w:after="120"/>
+              <w:jc w:val="left"/>
+              <w:rPr/>
+            </w:pPr>
+            <w:r>
+              <w:rPr/>
+            </w:r>
+          </w:p>
+        </w:tc>
+        <w:tc>
+          <w:tcPr>
+            <w:tcW w:w="1542" w:type="dxa"/>
+            <w:tcBorders/>
+          </w:tcPr>
+          <w:p>
+            <w:pPr>
+              <w:pStyle w:val="OrgTableContentsLeft"/>
+              <w:bidi w:val="0"/>
+              <w:spacing w:before="0" w:after="120"/>
+              <w:jc w:val="left"/>
+              <w:rPr/>
+            </w:pPr>
+            <w:r>
+              <w:rPr/>
+            </w:r>
+          </w:p>
+        </w:tc>
+        <w:tc>
+          <w:tcPr>
+            <w:tcW w:w="1542" w:type="dxa"/>
+            <w:tcBorders/>
+          </w:tcPr>
+          <w:p>
+            <w:pPr>
+              <w:pStyle w:val="OrgTableContentsLeft"/>
+              <w:bidi w:val="0"/>
+              <w:spacing w:before="0" w:after="120"/>
+              <w:jc w:val="left"/>
+              <w:rPr/>
+            </w:pPr>
+            <w:r>
+              <w:rPr/>
+            </w:r>
+          </w:p>
+        </w:tc>
+        <w:tc>
+          <w:tcPr>
+            <w:tcW w:w="1542" w:type="dxa"/>
+            <w:tcBorders/>
+          </w:tcPr>
+          <w:p>
+            <w:pPr>
+              <w:pStyle w:val="OrgTableContentsLeft"/>
+              <w:bidi w:val="0"/>
+              <w:spacing w:before="0" w:after="120"/>
+              <w:jc w:val="left"/>
+              <w:rPr/>
+            </w:pPr>
+            <w:r>
+              <w:rPr/>
+            </w:r>
+          </w:p>
+        </w:tc>
+      </w:tr>
+      <w:tr>
+        <w:trPr/>
+        <w:tc>
+          <w:tcPr>
+            <w:tcW w:w="1542" w:type="dxa"/>
+            <w:tcBorders/>
+          </w:tcPr>
+          <w:p>
+            <w:pPr>
+              <w:pStyle w:val="OrgTableContentsRight"/>
+              <w:bidi w:val="0"/>
+              <w:spacing w:before="0" w:after="120"/>
+              <w:jc w:val="right"/>
+              <w:rPr/>
+            </w:pPr>
+            <w:r>
+              <w:rPr/>
+              <w:t>66-75</w:t>
+            </w:r>
+          </w:p>
+        </w:tc>
+        <w:tc>
+          <w:tcPr>
+            <w:tcW w:w="1542" w:type="dxa"/>
+            <w:tcBorders/>
+          </w:tcPr>
+          <w:p>
+            <w:pPr>
+              <w:pStyle w:val="OrgTableContentsRight"/>
+              <w:bidi w:val="0"/>
+              <w:spacing w:before="0" w:after="120"/>
+              <w:jc w:val="right"/>
+              <w:rPr/>
+            </w:pPr>
+            <w:r>
+              <w:rPr/>
+              <w:t>95821</w:t>
+            </w:r>
+          </w:p>
+        </w:tc>
+        <w:tc>
+          <w:tcPr>
+            <w:tcW w:w="1542" w:type="dxa"/>
+            <w:tcBorders/>
+          </w:tcPr>
+          <w:p>
+            <w:pPr>
+              <w:pStyle w:val="OrgTableContentsLeft"/>
+              <w:bidi w:val="0"/>
+              <w:spacing w:before="0" w:after="120"/>
+              <w:jc w:val="left"/>
+              <w:rPr/>
+            </w:pPr>
+            <w:r>
+              <w:rPr/>
+            </w:r>
+          </w:p>
+        </w:tc>
+        <w:tc>
+          <w:tcPr>
+            <w:tcW w:w="1542" w:type="dxa"/>
+            <w:tcBorders/>
+          </w:tcPr>
+          <w:p>
+            <w:pPr>
+              <w:pStyle w:val="OrgTableContentsLeft"/>
+              <w:bidi w:val="0"/>
+              <w:spacing w:before="0" w:after="120"/>
+              <w:jc w:val="left"/>
+              <w:rPr/>
+            </w:pPr>
+            <w:r>
+              <w:rPr/>
+            </w:r>
+          </w:p>
+        </w:tc>
+        <w:tc>
+          <w:tcPr>
+            <w:tcW w:w="1542" w:type="dxa"/>
+            <w:tcBorders/>
+          </w:tcPr>
+          <w:p>
+            <w:pPr>
+              <w:pStyle w:val="OrgTableContentsLeft"/>
+              <w:bidi w:val="0"/>
+              <w:spacing w:before="0" w:after="120"/>
+              <w:jc w:val="left"/>
+              <w:rPr/>
+            </w:pPr>
+            <w:r>
+              <w:rPr/>
+            </w:r>
+          </w:p>
+        </w:tc>
+        <w:tc>
+          <w:tcPr>
+            <w:tcW w:w="1542" w:type="dxa"/>
+            <w:tcBorders/>
+          </w:tcPr>
+          <w:p>
+            <w:pPr>
+              <w:pStyle w:val="OrgTableContentsLeft"/>
+              <w:bidi w:val="0"/>
+              <w:spacing w:before="0" w:after="120"/>
+              <w:jc w:val="left"/>
+              <w:rPr/>
+            </w:pPr>
+            <w:r>
+              <w:rPr/>
+            </w:r>
+          </w:p>
+        </w:tc>
+      </w:tr>
+      <w:tr>
+        <w:trPr/>
+        <w:tc>
+          <w:tcPr>
+            <w:tcW w:w="1542" w:type="dxa"/>
+            <w:tcBorders/>
+          </w:tcPr>
+          <w:p>
+            <w:pPr>
+              <w:pStyle w:val="OrgTableContentsRight"/>
+              <w:bidi w:val="0"/>
+              <w:spacing w:before="0" w:after="120"/>
+              <w:jc w:val="right"/>
+              <w:rPr/>
+            </w:pPr>
+            <w:r>
+              <w:rPr/>
+              <w:t>76-85</w:t>
+            </w:r>
+          </w:p>
+        </w:tc>
+        <w:tc>
+          <w:tcPr>
+            <w:tcW w:w="1542" w:type="dxa"/>
+            <w:tcBorders/>
+          </w:tcPr>
+          <w:p>
+            <w:pPr>
+              <w:pStyle w:val="OrgTableContentsRight"/>
+              <w:bidi w:val="0"/>
+              <w:spacing w:before="0" w:after="120"/>
+              <w:jc w:val="right"/>
+              <w:rPr/>
+            </w:pPr>
+            <w:r>
+              <w:rPr/>
+              <w:t>86664</w:t>
+            </w:r>
+          </w:p>
+        </w:tc>
+        <w:tc>
+          <w:tcPr>
+            <w:tcW w:w="1542" w:type="dxa"/>
+            <w:tcBorders/>
+          </w:tcPr>
+          <w:p>
+            <w:pPr>
+              <w:pStyle w:val="OrgTableContentsLeft"/>
+              <w:bidi w:val="0"/>
+              <w:spacing w:before="0" w:after="120"/>
+              <w:jc w:val="left"/>
+              <w:rPr/>
+            </w:pPr>
+            <w:r>
+              <w:rPr/>
+            </w:r>
+          </w:p>
+        </w:tc>
+        <w:tc>
+          <w:tcPr>
+            <w:tcW w:w="1542" w:type="dxa"/>
+            <w:tcBorders/>
+          </w:tcPr>
+          <w:p>
+            <w:pPr>
+              <w:pStyle w:val="OrgTableContentsLeft"/>
+              <w:bidi w:val="0"/>
+              <w:spacing w:before="0" w:after="120"/>
+              <w:jc w:val="left"/>
+              <w:rPr/>
+            </w:pPr>
+            <w:r>
+              <w:rPr/>
+            </w:r>
+          </w:p>
+        </w:tc>
+        <w:tc>
+          <w:tcPr>
+            <w:tcW w:w="1542" w:type="dxa"/>
+            <w:tcBorders/>
+          </w:tcPr>
+          <w:p>
+            <w:pPr>
+              <w:pStyle w:val="OrgTableContentsLeft"/>
+              <w:bidi w:val="0"/>
+              <w:spacing w:before="0" w:after="120"/>
+              <w:jc w:val="left"/>
+              <w:rPr/>
+            </w:pPr>
+            <w:r>
+              <w:rPr/>
+            </w:r>
+          </w:p>
+        </w:tc>
+        <w:tc>
+          <w:tcPr>
+            <w:tcW w:w="1542" w:type="dxa"/>
+            <w:tcBorders/>
+          </w:tcPr>
+          <w:p>
+            <w:pPr>
+              <w:pStyle w:val="OrgTableContentsLeft"/>
+              <w:bidi w:val="0"/>
+              <w:spacing w:before="0" w:after="120"/>
+              <w:jc w:val="left"/>
+              <w:rPr/>
+            </w:pPr>
+            <w:r>
+              <w:rPr/>
+            </w:r>
+          </w:p>
+        </w:tc>
+      </w:tr>
+      <w:tr>
+        <w:trPr/>
+        <w:tc>
+          <w:tcPr>
+            <w:tcW w:w="1542" w:type="dxa"/>
+            <w:tcBorders/>
+          </w:tcPr>
+          <w:p>
+            <w:pPr>
+              <w:pStyle w:val="OrgTableContentsRight"/>
+              <w:bidi w:val="0"/>
+              <w:spacing w:before="0" w:after="120"/>
+              <w:jc w:val="right"/>
+              <w:rPr/>
+            </w:pPr>
+            <w:r>
+              <w:rPr/>
+              <w:t>86-95</w:t>
+            </w:r>
+          </w:p>
+        </w:tc>
+        <w:tc>
+          <w:tcPr>
+            <w:tcW w:w="1542" w:type="dxa"/>
+            <w:tcBorders/>
+          </w:tcPr>
+          <w:p>
+            <w:pPr>
+              <w:pStyle w:val="OrgTableContentsRight"/>
+              <w:bidi w:val="0"/>
+              <w:spacing w:before="0" w:after="120"/>
+              <w:jc w:val="right"/>
+              <w:rPr/>
+            </w:pPr>
+            <w:r>
+              <w:rPr/>
+              <w:t>67165</w:t>
+            </w:r>
+          </w:p>
+        </w:tc>
+        <w:tc>
+          <w:tcPr>
+            <w:tcW w:w="1542" w:type="dxa"/>
+            <w:tcBorders/>
+          </w:tcPr>
+          <w:p>
+            <w:pPr>
+              <w:pStyle w:val="OrgTableContentsLeft"/>
+              <w:bidi w:val="0"/>
+              <w:spacing w:before="0" w:after="120"/>
+              <w:jc w:val="left"/>
+              <w:rPr/>
+            </w:pPr>
+            <w:r>
+              <w:rPr/>
+            </w:r>
+          </w:p>
+        </w:tc>
+        <w:tc>
+          <w:tcPr>
+            <w:tcW w:w="1542" w:type="dxa"/>
+            <w:tcBorders/>
+          </w:tcPr>
+          <w:p>
+            <w:pPr>
+              <w:pStyle w:val="OrgTableContentsLeft"/>
+              <w:bidi w:val="0"/>
+              <w:spacing w:before="0" w:after="120"/>
+              <w:jc w:val="left"/>
+              <w:rPr/>
+            </w:pPr>
+            <w:r>
+              <w:rPr/>
+            </w:r>
+          </w:p>
+        </w:tc>
+        <w:tc>
+          <w:tcPr>
+            <w:tcW w:w="1542" w:type="dxa"/>
+            <w:tcBorders/>
+          </w:tcPr>
+          <w:p>
+            <w:pPr>
+              <w:pStyle w:val="OrgTableContentsLeft"/>
+              <w:bidi w:val="0"/>
+              <w:spacing w:before="0" w:after="120"/>
+              <w:jc w:val="left"/>
+              <w:rPr/>
+            </w:pPr>
+            <w:r>
+              <w:rPr/>
+            </w:r>
+          </w:p>
+        </w:tc>
+        <w:tc>
+          <w:tcPr>
+            <w:tcW w:w="1542" w:type="dxa"/>
+            <w:tcBorders/>
+          </w:tcPr>
+          <w:p>
+            <w:pPr>
+              <w:pStyle w:val="OrgTableContentsLeft"/>
+              <w:bidi w:val="0"/>
+              <w:spacing w:before="0" w:after="120"/>
+              <w:jc w:val="left"/>
+              <w:rPr/>
+            </w:pPr>
+            <w:r>
+              <w:rPr/>
+            </w:r>
+          </w:p>
+        </w:tc>
+      </w:tr>
+      <w:tr>
+        <w:trPr/>
+        <w:tc>
+          <w:tcPr>
+            <w:tcW w:w="1542" w:type="dxa"/>
+            <w:tcBorders>
+              <w:bottom w:val="single" w:sz="2" w:space="0" w:color="000000"/>
+            </w:tcBorders>
+          </w:tcPr>
+          <w:p>
+            <w:pPr>
+              <w:pStyle w:val="OrgTableContentsRight"/>
+              <w:bidi w:val="0"/>
+              <w:spacing w:before="0" w:after="120"/>
+              <w:jc w:val="right"/>
+              <w:rPr/>
+            </w:pPr>
+            <w:r>
+              <w:rPr/>
+              <w:t>&gt;95</w:t>
+            </w:r>
+          </w:p>
+        </w:tc>
+        <w:tc>
+          <w:tcPr>
+            <w:tcW w:w="1542" w:type="dxa"/>
+            <w:tcBorders>
+              <w:bottom w:val="single" w:sz="2" w:space="0" w:color="000000"/>
+            </w:tcBorders>
+          </w:tcPr>
+          <w:p>
+            <w:pPr>
+              <w:pStyle w:val="OrgTableContentsRight"/>
+              <w:bidi w:val="0"/>
+              <w:spacing w:before="0" w:after="120"/>
+              <w:jc w:val="right"/>
+              <w:rPr/>
+            </w:pPr>
+            <w:r>
+              <w:rPr/>
+              <w:t>31086</w:t>
+            </w:r>
+          </w:p>
+        </w:tc>
+        <w:tc>
+          <w:tcPr>
+            <w:tcW w:w="1542" w:type="dxa"/>
+            <w:tcBorders>
+              <w:bottom w:val="single" w:sz="2" w:space="0" w:color="000000"/>
+            </w:tcBorders>
+          </w:tcPr>
+          <w:p>
+            <w:pPr>
+              <w:pStyle w:val="OrgTableContentsLeft"/>
+              <w:bidi w:val="0"/>
+              <w:spacing w:before="0" w:after="120"/>
+              <w:jc w:val="left"/>
+              <w:rPr/>
+            </w:pPr>
+            <w:r>
+              <w:rPr/>
+            </w:r>
+          </w:p>
+        </w:tc>
+        <w:tc>
+          <w:tcPr>
+            <w:tcW w:w="1542" w:type="dxa"/>
+            <w:tcBorders>
+              <w:bottom w:val="single" w:sz="2" w:space="0" w:color="000000"/>
+            </w:tcBorders>
+          </w:tcPr>
+          <w:p>
+            <w:pPr>
+              <w:pStyle w:val="OrgTableContentsLeft"/>
+              <w:bidi w:val="0"/>
+              <w:spacing w:before="0" w:after="120"/>
+              <w:jc w:val="left"/>
+              <w:rPr/>
+            </w:pPr>
+            <w:r>
+              <w:rPr/>
+            </w:r>
+          </w:p>
+        </w:tc>
+        <w:tc>
+          <w:tcPr>
+            <w:tcW w:w="1542" w:type="dxa"/>
+            <w:tcBorders>
+              <w:bottom w:val="single" w:sz="2" w:space="0" w:color="000000"/>
+            </w:tcBorders>
+          </w:tcPr>
+          <w:p>
+            <w:pPr>
+              <w:pStyle w:val="OrgTableContentsLeft"/>
+              <w:bidi w:val="0"/>
+              <w:spacing w:before="0" w:after="120"/>
+              <w:jc w:val="left"/>
+              <w:rPr/>
+            </w:pPr>
+            <w:r>
+              <w:rPr/>
+            </w:r>
+          </w:p>
+        </w:tc>
+        <w:tc>
+          <w:tcPr>
+            <w:tcW w:w="1542" w:type="dxa"/>
+            <w:tcBorders>
+              <w:bottom w:val="single" w:sz="2" w:space="0" w:color="000000"/>
+            </w:tcBorders>
+          </w:tcPr>
+          <w:p>
+            <w:pPr>
+              <w:pStyle w:val="OrgTableContentsLeft"/>
+              <w:bidi w:val="0"/>
+              <w:spacing w:before="0" w:after="120"/>
+              <w:jc w:val="left"/>
+              <w:rPr/>
+            </w:pPr>
+            <w:r>
+              <w:rPr/>
+            </w:r>
+          </w:p>
+        </w:tc>
+      </w:tr>
+    </w:tbl>
+    <w:p>
+      <w:pPr>
+        <w:sectPr>
+          <w:type w:val="continuous"/>
+          <w:pgSz w:w="11906" w:h="16838"/>
+          <w:pgMar w:left="1134" w:right="1134" w:gutter="0" w:header="0" w:top="1134" w:footer="1134" w:bottom="1860"/>
+          <w:formProt w:val="false"/>
+          <w:textDirection w:val="lrTb"/>
+          <w:docGrid w:type="default" w:linePitch="600" w:charSpace="40960"/>
+        </w:sectPr>
+      </w:pPr>
+    </w:p>
+    <w:p>
+      <w:pPr>
+        <w:pStyle w:val="Heading201unnumbered"/>
+        <w:bidi w:val="0"/>
+        <w:jc w:val="left"/>
+        <w:outlineLvl w:val="0"/>
+        <w:rPr/>
+      </w:pPr>
+      <w:bookmarkStart w:id="24" w:name="OrgXref.org1a6e5fb"/>
+      <w:bookmarkStart w:id="25" w:name="org1a6e5fb"/>
+      <w:bookmarkEnd w:id="25"/>
       <w:r>
         <w:rPr/>
         <w:t xml:space="preserve">Dine svar til opgave 2.1 </w:t>
       </w:r>
-      <w:bookmarkEnd w:id="18"/>
+      <w:bookmarkEnd w:id="24"/>
     </w:p>
     <w:p>
       <w:pPr>
@@ -880,20 +4039,20 @@
     </w:p>
     <w:p>
       <w:pPr>
-        <w:pStyle w:val="Heading202unnumbered"/>
+        <w:pStyle w:val="Heading201unnumbered"/>
         <w:bidi w:val="0"/>
         <w:jc w:val="left"/>
-        <w:outlineLvl w:val="1"/>
-        <w:rPr/>
-      </w:pPr>
-      <w:bookmarkStart w:id="20" w:name="OrgXref.orga32b206"/>
-      <w:bookmarkStart w:id="21" w:name="orga32b206"/>
-      <w:bookmarkEnd w:id="21"/>
+        <w:outlineLvl w:val="0"/>
+        <w:rPr/>
+      </w:pPr>
+      <w:bookmarkStart w:id="26" w:name="OrgXref.orgc2fce13"/>
+      <w:bookmarkStart w:id="27" w:name="orgc2fce13"/>
+      <w:bookmarkEnd w:id="27"/>
       <w:r>
         <w:rPr/>
         <w:t xml:space="preserve">Dine svar til opgave 2.2 </w:t>
       </w:r>
-      <w:bookmarkEnd w:id="20"/>
+      <w:bookmarkEnd w:id="26"/>
     </w:p>
     <w:p>
       <w:pPr>
@@ -923,20 +4082,20 @@
     </w:p>
     <w:p>
       <w:pPr>
-        <w:pStyle w:val="Heading202unnumbered"/>
+        <w:pStyle w:val="Heading201unnumbered"/>
         <w:bidi w:val="0"/>
         <w:jc w:val="left"/>
-        <w:outlineLvl w:val="1"/>
-        <w:rPr/>
-      </w:pPr>
-      <w:bookmarkStart w:id="22" w:name="OrgXref.orgd02ed2e"/>
-      <w:bookmarkStart w:id="23" w:name="orgd02ed2e"/>
-      <w:bookmarkEnd w:id="23"/>
+        <w:outlineLvl w:val="0"/>
+        <w:rPr/>
+      </w:pPr>
+      <w:bookmarkStart w:id="28" w:name="OrgXref.orgb676c93"/>
+      <w:bookmarkStart w:id="29" w:name="orgb676c93"/>
+      <w:bookmarkEnd w:id="29"/>
       <w:r>
         <w:rPr/>
         <w:t xml:space="preserve">Dine svar til opgave 2.3 </w:t>
       </w:r>
-      <w:bookmarkEnd w:id="22"/>
+      <w:bookmarkEnd w:id="28"/>
     </w:p>
     <w:p>
       <w:pPr>
@@ -966,20 +4125,20 @@
     </w:p>
     <w:p>
       <w:pPr>
-        <w:pStyle w:val="Heading202unnumbered"/>
+        <w:pStyle w:val="Heading201unnumbered"/>
         <w:bidi w:val="0"/>
         <w:jc w:val="left"/>
-        <w:outlineLvl w:val="1"/>
-        <w:rPr/>
-      </w:pPr>
-      <w:bookmarkStart w:id="24" w:name="OrgXref.orgf063e14"/>
-      <w:bookmarkStart w:id="25" w:name="orgf063e14"/>
-      <w:bookmarkEnd w:id="25"/>
+        <w:outlineLvl w:val="0"/>
+        <w:rPr/>
+      </w:pPr>
+      <w:bookmarkStart w:id="30" w:name="OrgXref.orgcb7a9a8"/>
+      <w:bookmarkStart w:id="31" w:name="orgcb7a9a8"/>
+      <w:bookmarkEnd w:id="31"/>
       <w:r>
         <w:rPr/>
         <w:t xml:space="preserve">Dine svar til opgave 2.4 </w:t>
       </w:r>
-      <w:bookmarkEnd w:id="24"/>
+      <w:bookmarkEnd w:id="30"/>
     </w:p>
     <w:p>
       <w:pPr>
@@ -1009,20 +4168,50 @@
     </w:p>
     <w:p>
       <w:pPr>
+        <w:pStyle w:val="Heading201unnumbered"/>
+        <w:bidi w:val="0"/>
+        <w:jc w:val="left"/>
+        <w:outlineLvl w:val="0"/>
+        <w:rPr/>
+      </w:pPr>
+      <w:bookmarkStart w:id="32" w:name="OrgXref.org6cd4474"/>
+      <w:bookmarkStart w:id="33" w:name="org6cd4474"/>
+      <w:bookmarkEnd w:id="33"/>
+      <w:r>
+        <w:rPr/>
+        <w:t xml:space="preserve">Opgave 3 </w:t>
+      </w:r>
+      <w:bookmarkEnd w:id="32"/>
+    </w:p>
+    <w:p>
+      <w:pPr>
+        <w:pStyle w:val="BodyText"/>
+        <w:bidi w:val="0"/>
+        <w:spacing w:before="0" w:after="120"/>
+        <w:jc w:val="left"/>
+        <w:rPr/>
+      </w:pPr>
+      <w:r>
+        <w:rPr/>
+        <w:t xml:space="preserve">Beregn alderspecifikke mortalitetsrater samt overlevelsestavlen for kvinder i Allerød kommune i 2025. Sammenlign middellevetiden for kvinder i Allerød kommune med middellevetiden for kvinder i Københavns kommune fra Opgave 2 og diskuter mulige årsager til forskellene. </w:t>
+      </w:r>
+    </w:p>
+    <w:p>
+      <w:pPr>
         <w:pStyle w:val="Heading202unnumbered"/>
         <w:bidi w:val="0"/>
         <w:jc w:val="left"/>
         <w:outlineLvl w:val="1"/>
         <w:rPr/>
       </w:pPr>
-      <w:bookmarkStart w:id="26" w:name="OrgXref.org31405c9"/>
-      <w:bookmarkStart w:id="27" w:name="org31405c9"/>
-      <w:bookmarkEnd w:id="27"/>
-      <w:r>
-        <w:rPr/>
-        <w:t xml:space="preserve">Dine svar til opgave 2.5 </w:t>
-      </w:r>
-      <w:bookmarkEnd w:id="26"/>
+      <w:bookmarkStart w:id="34" w:name="OrgXref.orga08112b"/>
+      <w:bookmarkStart w:id="35" w:name="orga08112b"/>
+      <w:bookmarkEnd w:id="35"/>
+      <w:r>
+        <w:rPr/>
+        <w:t xml:space="preserve">Dine svar til opgave 3 </w:t>
+      </w:r>
+      <w:bookmarkEnd w:id="34"/>
     </w:p>
     <w:p>
       <w:pPr>
@@ -1050,9 +4239,81 @@
         <w:t xml:space="preserve"> </w:t>
       </w:r>
     </w:p>
+    <w:p>
+      <w:pPr>
+        <w:pStyle w:val="Heading201unnumbered"/>
+        <w:bidi w:val="0"/>
+        <w:jc w:val="left"/>
+        <w:outlineLvl w:val="0"/>
+        <w:rPr/>
+      </w:pPr>
+      <w:bookmarkStart w:id="36" w:name="OrgXref.orgc363b76"/>
+      <w:bookmarkStart w:id="37" w:name="orgc363b76"/>
+      <w:bookmarkEnd w:id="37"/>
+      <w:r>
+        <w:rPr/>
+        <w:t xml:space="preserve">Opgave 4 </w:t>
+      </w:r>
+      <w:bookmarkEnd w:id="36"/>
+    </w:p>
+    <w:p>
+      <w:pPr>
+        <w:pStyle w:val="BodyText"/>
+        <w:bidi w:val="0"/>
+        <w:spacing w:before="0" w:after="120"/>
+        <w:jc w:val="left"/>
+        <w:rPr/>
+      </w:pPr>
+      <w:r>
+        <w:rPr/>
+        <w:t xml:space="preserve">Beregn og rapporter aldersstandardiserede rater af død på grund af psykiske lidelser, via direkte standardisering, separat for kvinder og mænd. Brug hele den danske befolkning i 2022 som standardbefolkning. Udfyld tabellen nedenfor. Beregn også de årsagsspecifikke dødelighedstavler for begge køn. Rapporter og fortolk den forventede middelrestlevetid samt risikoen for at dø af psykiske lidelser for både en 70-årig mand og en 70-årig kvinde. Vurder potentielle faktorer, der kan bidrage til, at risikoen for at dø af psykiske lidelser stiger i fremtiden og hvilke konsekvenser det ville have på samfundet. </w:t>
+      </w:r>
+    </w:p>
+    <w:p>
+      <w:pPr>
+        <w:pStyle w:val="Heading202unnumbered"/>
+        <w:bidi w:val="0"/>
+        <w:jc w:val="left"/>
+        <w:outlineLvl w:val="1"/>
+        <w:rPr/>
+      </w:pPr>
+      <w:bookmarkStart w:id="38" w:name="OrgXref.org5cf3d19"/>
+      <w:bookmarkStart w:id="39" w:name="org5cf3d19"/>
+      <w:bookmarkEnd w:id="39"/>
+      <w:r>
+        <w:rPr/>
+        <w:t xml:space="preserve">Dine svar til opgave 4 </w:t>
+      </w:r>
+      <w:bookmarkEnd w:id="38"/>
+    </w:p>
+    <w:p>
+      <w:pPr>
+        <w:pStyle w:val="DineSvar"/>
+        <w:pBdr>
+          <w:top w:val="single" w:sz="4" w:space="1" w:color="000000"/>
+          <w:left w:val="single" w:sz="4" w:space="1" w:color="000000"/>
+          <w:bottom w:val="single" w:sz="4" w:space="1" w:color="000000"/>
+          <w:right w:val="single" w:sz="4" w:space="1" w:color="000000"/>
+        </w:pBdr>
+        <w:shd w:fill="DCEFF1" w:val="clear"/>
+        <w:bidi w:val="0"/>
+        <w:spacing w:lineRule="auto" w:line="240" w:before="170" w:after="170"/>
+        <w:ind w:hanging="0" w:left="170" w:right="170"/>
+        <w:jc w:val="left"/>
+        <w:rPr/>
+      </w:pPr>
+      <w:r>
+        <w:rPr/>
+        <w:br/>
+        <w:t xml:space="preserve"> </w:t>
+        <w:br/>
+        <w:t xml:space="preserve"> </w:t>
+        <w:br/>
+        <w:t xml:space="preserve"> </w:t>
+      </w:r>
+    </w:p>
     <w:sectPr>
-      <w:footerReference w:type="default" r:id="rId2"/>
-      <w:type w:val="nextPage"/>
+      <w:type w:val="continuous"/>
       <w:pgSz w:w="11906" w:h="16838"/>
       <w:pgMar w:left="1134" w:right="1134" w:gutter="0" w:header="0" w:top="1134" w:footer="1134" w:bottom="1860"/>
       <w:pgNumType w:fmt="decimal"/>
@@ -1087,7 +4348,7 @@
     </w:r>
     <w:r>
       <w:rPr/>
-      <w:t>5</w:t>
+      <w:t>7</w:t>
     </w:r>
     <w:r>
       <w:rPr/>
@@ -1337,7 +4598,7 @@
       </w:pPr>
     </w:lvl>
   </w:abstractNum>
-  <w:abstractNum w:abstractNumId="8">
+  <w:abstractNum w:abstractNumId="9">
     <w:lvl w:ilvl="0">
       <w:start w:val="1"/>
       <w:numFmt w:val="decimal"/>
@@ -1484,42 +4745,36 @@
     </w:lvlOverride>
   </w:num>
   <w:num w:numId="8">
-    <w:abstractNumId w:val="8"/>
+    <w:abstractNumId w:val="2"/>
+    <w:lvlOverride w:ilvl="0">
+      <w:startOverride w:val="6"/>
+    </w:lvlOverride>
   </w:num>
   <w:num w:numId="9">
-    <w:abstractNumId w:val="8"/>
+    <w:abstractNumId w:val="9"/>
+  </w:num>
+  <w:num w:numId="10">
+    <w:abstractNumId w:val="9"/>
     <w:lvlOverride w:ilvl="0">
       <w:startOverride w:val="1"/>
     </w:lvlOverride>
   </w:num>
-  <w:num w:numId="10">
-    <w:abstractNumId w:val="8"/>
+  <w:num w:numId="11">
+    <w:abstractNumId w:val="9"/>
     <w:lvlOverride w:ilvl="0">
       <w:startOverride w:val="2"/>
     </w:lvlOverride>
   </w:num>
-  <w:num w:numId="11">
-    <w:abstractNumId w:val="8"/>
+  <w:num w:numId="12">
+    <w:abstractNumId w:val="9"/>
     <w:lvlOverride w:ilvl="0">
       <w:startOverride w:val="3"/>
     </w:lvlOverride>
   </w:num>
-  <w:num w:numId="12">
-    <w:abstractNumId w:val="8"/>
+  <w:num w:numId="13">
+    <w:abstractNumId w:val="9"/>
     <w:lvlOverride w:ilvl="0">
       <w:startOverride w:val="4"/>
-    </w:lvlOverride>
-  </w:num>
-  <w:num w:numId="13">
-    <w:abstractNumId w:val="8"/>
-    <w:lvlOverride w:ilvl="0">
-      <w:startOverride w:val="5"/>
-    </w:lvlOverride>
-  </w:num>
-  <w:num w:numId="14">
-    <w:abstractNumId w:val="8"/>
-    <w:lvlOverride w:ilvl="0">
-      <w:startOverride w:val="6"/>
     </w:lvlOverride>
   </w:num>
 </w:numbering>
@@ -2903,6 +6158,16 @@
     <w:name w:val="Footer"/>
     <w:basedOn w:val="HeaderandFooter"/>
     <w:pPr>
+      <w:suppressLineNumbers/>
+    </w:pPr>
+    <w:rPr/>
+  </w:style>
+  <w:style w:type="paragraph" w:styleId="TableContents">
+    <w:name w:val="Table Contents"/>
+    <w:basedOn w:val="Normal"/>
+    <w:qFormat/>
+    <w:pPr>
+      <w:widowControl w:val="false"/>
       <w:suppressLineNumbers/>
     </w:pPr>
     <w:rPr/>

--- a/holdundervisning/modul-3-opgaver.docx
+++ b/holdundervisning/modul-3-opgaver.docx
@@ -63,8 +63,8 @@
         <w:outlineLvl w:val="0"/>
         <w:rPr/>
       </w:pPr>
-      <w:bookmarkStart w:id="0" w:name="OrgXref.orga7fe699"/>
-      <w:bookmarkStart w:id="1" w:name="orga7fe699"/>
+      <w:bookmarkStart w:id="0" w:name="OrgXref.orgab89de2"/>
+      <w:bookmarkStart w:id="1" w:name="orgab89de2"/>
       <w:bookmarkEnd w:id="1"/>
       <w:r>
         <w:rPr/>
@@ -188,8 +188,8 @@
         <w:outlineLvl w:val="0"/>
         <w:rPr/>
       </w:pPr>
-      <w:bookmarkStart w:id="2" w:name="OrgXref.org38e34d5"/>
-      <w:bookmarkStart w:id="3" w:name="org38e34d5"/>
+      <w:bookmarkStart w:id="2" w:name="OrgXref.org5998187"/>
+      <w:bookmarkStart w:id="3" w:name="org5998187"/>
       <w:bookmarkEnd w:id="3"/>
       <w:r>
         <w:rPr/>
@@ -231,8 +231,8 @@
         <w:outlineLvl w:val="0"/>
         <w:rPr/>
       </w:pPr>
-      <w:bookmarkStart w:id="4" w:name="OrgXref.org0c748ab"/>
-      <w:bookmarkStart w:id="5" w:name="org0c748ab"/>
+      <w:bookmarkStart w:id="4" w:name="OrgXref.org960e1d8"/>
+      <w:bookmarkStart w:id="5" w:name="org960e1d8"/>
       <w:bookmarkEnd w:id="5"/>
       <w:r>
         <w:rPr/>
@@ -374,8 +374,8 @@
         <w:outlineLvl w:val="0"/>
         <w:rPr/>
       </w:pPr>
-      <w:bookmarkStart w:id="6" w:name="OrgXref.orgcffd3bc"/>
-      <w:bookmarkStart w:id="7" w:name="orgcffd3bc"/>
+      <w:bookmarkStart w:id="6" w:name="OrgXref.org71ee052"/>
+      <w:bookmarkStart w:id="7" w:name="org71ee052"/>
       <w:bookmarkEnd w:id="7"/>
       <w:r>
         <w:rPr/>
@@ -417,8 +417,8 @@
         <w:outlineLvl w:val="0"/>
         <w:rPr/>
       </w:pPr>
-      <w:bookmarkStart w:id="8" w:name="OrgXref.org396dbcf"/>
-      <w:bookmarkStart w:id="9" w:name="org396dbcf"/>
+      <w:bookmarkStart w:id="8" w:name="OrgXref.orgb60e7aa"/>
+      <w:bookmarkStart w:id="9" w:name="orgb60e7aa"/>
       <w:bookmarkEnd w:id="9"/>
       <w:r>
         <w:rPr/>
@@ -460,8 +460,8 @@
         <w:outlineLvl w:val="0"/>
         <w:rPr/>
       </w:pPr>
-      <w:bookmarkStart w:id="10" w:name="OrgXref.org06ff100"/>
-      <w:bookmarkStart w:id="11" w:name="org06ff100"/>
+      <w:bookmarkStart w:id="10" w:name="OrgXref.orgbdf7ebb"/>
+      <w:bookmarkStart w:id="11" w:name="orgbdf7ebb"/>
       <w:bookmarkEnd w:id="11"/>
       <w:r>
         <w:rPr/>
@@ -503,8 +503,8 @@
         <w:outlineLvl w:val="0"/>
         <w:rPr/>
       </w:pPr>
-      <w:bookmarkStart w:id="12" w:name="OrgXref.org036d5fa"/>
-      <w:bookmarkStart w:id="13" w:name="org036d5fa"/>
+      <w:bookmarkStart w:id="12" w:name="OrgXref.org2a05789"/>
+      <w:bookmarkStart w:id="13" w:name="org2a05789"/>
       <w:bookmarkEnd w:id="13"/>
       <w:r>
         <w:rPr/>
@@ -546,8 +546,8 @@
         <w:outlineLvl w:val="0"/>
         <w:rPr/>
       </w:pPr>
-      <w:bookmarkStart w:id="14" w:name="OrgXref.orgea8f49c"/>
-      <w:bookmarkStart w:id="15" w:name="orgea8f49c"/>
+      <w:bookmarkStart w:id="14" w:name="OrgXref.orgf5158bf"/>
+      <w:bookmarkStart w:id="15" w:name="orgf5158bf"/>
       <w:bookmarkEnd w:id="15"/>
       <w:r>
         <w:rPr/>
@@ -589,8 +589,8 @@
         <w:outlineLvl w:val="0"/>
         <w:rPr/>
       </w:pPr>
-      <w:bookmarkStart w:id="16" w:name="OrgXref.orgc63e0d1"/>
-      <w:bookmarkStart w:id="17" w:name="orgc63e0d1"/>
+      <w:bookmarkStart w:id="16" w:name="OrgXref.orgf8384a4"/>
+      <w:bookmarkStart w:id="17" w:name="orgf8384a4"/>
       <w:bookmarkEnd w:id="17"/>
       <w:r>
         <w:rPr/>
@@ -632,8 +632,8 @@
         <w:outlineLvl w:val="0"/>
         <w:rPr/>
       </w:pPr>
-      <w:bookmarkStart w:id="18" w:name="OrgXref.org367f4b5"/>
-      <w:bookmarkStart w:id="19" w:name="org367f4b5"/>
+      <w:bookmarkStart w:id="18" w:name="OrgXref.orgb1ef362"/>
+      <w:bookmarkStart w:id="19" w:name="orgb1ef362"/>
       <w:bookmarkEnd w:id="19"/>
       <w:r>
         <w:rPr/>
@@ -827,8 +827,8 @@
         <w:outlineLvl w:val="1"/>
         <w:rPr/>
       </w:pPr>
-      <w:bookmarkStart w:id="20" w:name="OrgXref.orgee5ea6e"/>
-      <w:bookmarkStart w:id="21" w:name="orgee5ea6e"/>
+      <w:bookmarkStart w:id="20" w:name="OrgXref.org8790d0a"/>
+      <w:bookmarkStart w:id="21" w:name="org8790d0a"/>
       <w:bookmarkEnd w:id="21"/>
       <w:r>
         <w:rPr/>
@@ -2421,8 +2421,8 @@
         <w:outlineLvl w:val="1"/>
         <w:rPr/>
       </w:pPr>
-      <w:bookmarkStart w:id="22" w:name="OrgXref.org6112efe"/>
-      <w:bookmarkStart w:id="23" w:name="org6112efe"/>
+      <w:bookmarkStart w:id="22" w:name="OrgXref.org5fb753b"/>
+      <w:bookmarkStart w:id="23" w:name="org5fb753b"/>
       <w:bookmarkEnd w:id="23"/>
       <w:r>
         <w:rPr/>
@@ -4002,8 +4002,8 @@
         <w:outlineLvl w:val="0"/>
         <w:rPr/>
       </w:pPr>
-      <w:bookmarkStart w:id="24" w:name="OrgXref.org1a6e5fb"/>
-      <w:bookmarkStart w:id="25" w:name="org1a6e5fb"/>
+      <w:bookmarkStart w:id="24" w:name="OrgXref.orgb897494"/>
+      <w:bookmarkStart w:id="25" w:name="orgb897494"/>
       <w:bookmarkEnd w:id="25"/>
       <w:r>
         <w:rPr/>
@@ -4045,8 +4045,8 @@
         <w:outlineLvl w:val="0"/>
         <w:rPr/>
       </w:pPr>
-      <w:bookmarkStart w:id="26" w:name="OrgXref.orgc2fce13"/>
-      <w:bookmarkStart w:id="27" w:name="orgc2fce13"/>
+      <w:bookmarkStart w:id="26" w:name="OrgXref.orgc6e58fc"/>
+      <w:bookmarkStart w:id="27" w:name="orgc6e58fc"/>
       <w:bookmarkEnd w:id="27"/>
       <w:r>
         <w:rPr/>
@@ -4088,8 +4088,8 @@
         <w:outlineLvl w:val="0"/>
         <w:rPr/>
       </w:pPr>
-      <w:bookmarkStart w:id="28" w:name="OrgXref.orgb676c93"/>
-      <w:bookmarkStart w:id="29" w:name="orgb676c93"/>
+      <w:bookmarkStart w:id="28" w:name="OrgXref.orgb05ea61"/>
+      <w:bookmarkStart w:id="29" w:name="orgb05ea61"/>
       <w:bookmarkEnd w:id="29"/>
       <w:r>
         <w:rPr/>
@@ -4131,8 +4131,8 @@
         <w:outlineLvl w:val="0"/>
         <w:rPr/>
       </w:pPr>
-      <w:bookmarkStart w:id="30" w:name="OrgXref.orgcb7a9a8"/>
-      <w:bookmarkStart w:id="31" w:name="orgcb7a9a8"/>
+      <w:bookmarkStart w:id="30" w:name="OrgXref.orgb446348"/>
+      <w:bookmarkStart w:id="31" w:name="orgb446348"/>
       <w:bookmarkEnd w:id="31"/>
       <w:r>
         <w:rPr/>
@@ -4174,8 +4174,8 @@
         <w:outlineLvl w:val="0"/>
         <w:rPr/>
       </w:pPr>
-      <w:bookmarkStart w:id="32" w:name="OrgXref.org6cd4474"/>
-      <w:bookmarkStart w:id="33" w:name="org6cd4474"/>
+      <w:bookmarkStart w:id="32" w:name="OrgXref.org06bf31c"/>
+      <w:bookmarkStart w:id="33" w:name="org06bf31c"/>
       <w:bookmarkEnd w:id="33"/>
       <w:r>
         <w:rPr/>
@@ -4204,8 +4204,8 @@
         <w:outlineLvl w:val="1"/>
         <w:rPr/>
       </w:pPr>
-      <w:bookmarkStart w:id="34" w:name="OrgXref.orga08112b"/>
-      <w:bookmarkStart w:id="35" w:name="orga08112b"/>
+      <w:bookmarkStart w:id="34" w:name="OrgXref.org818f72a"/>
+      <w:bookmarkStart w:id="35" w:name="org818f72a"/>
       <w:bookmarkEnd w:id="35"/>
       <w:r>
         <w:rPr/>
@@ -4247,8 +4247,8 @@
         <w:outlineLvl w:val="0"/>
         <w:rPr/>
       </w:pPr>
-      <w:bookmarkStart w:id="36" w:name="OrgXref.orgc363b76"/>
-      <w:bookmarkStart w:id="37" w:name="orgc363b76"/>
+      <w:bookmarkStart w:id="36" w:name="OrgXref.org83701ec"/>
+      <w:bookmarkStart w:id="37" w:name="org83701ec"/>
       <w:bookmarkEnd w:id="37"/>
       <w:r>
         <w:rPr/>
@@ -4277,14 +4277,337 @@
         <w:outlineLvl w:val="1"/>
         <w:rPr/>
       </w:pPr>
-      <w:bookmarkStart w:id="38" w:name="OrgXref.org5cf3d19"/>
-      <w:bookmarkStart w:id="39" w:name="org5cf3d19"/>
+      <w:bookmarkStart w:id="38" w:name="OrgXref.org2c46f89"/>
+      <w:bookmarkStart w:id="39" w:name="org2c46f89"/>
       <w:bookmarkEnd w:id="39"/>
       <w:r>
         <w:rPr/>
+        <w:t xml:space="preserve">Tabel 4 </w:t>
+      </w:r>
+      <w:bookmarkEnd w:id="38"/>
+    </w:p>
+    <w:p>
+      <w:pPr>
+        <w:sectPr>
+          <w:type w:val="continuous"/>
+          <w:pgSz w:w="11906" w:h="16838"/>
+          <w:pgMar w:left="1134" w:right="1134" w:gutter="0" w:header="0" w:top="1134" w:footer="1134" w:bottom="1860"/>
+          <w:pgNumType w:fmt="decimal"/>
+          <w:formProt w:val="false"/>
+          <w:textDirection w:val="lrTb"/>
+          <w:docGrid w:type="default" w:linePitch="600" w:charSpace="40960"/>
+        </w:sectPr>
+      </w:pPr>
+    </w:p>
+    <w:tbl>
+      <w:tblPr>
+        <w:tblW w:w="4800" w:type="pct"/>
+        <w:jc w:val="center"/>
+        <w:tblInd w:w="0" w:type="dxa"/>
+        <w:tblLayout w:type="fixed"/>
+        <w:tblCellMar>
+          <w:top w:w="90" w:type="dxa"/>
+          <w:left w:w="90" w:type="dxa"/>
+          <w:bottom w:w="90" w:type="dxa"/>
+          <w:right w:w="90" w:type="dxa"/>
+        </w:tblCellMar>
+      </w:tblPr>
+      <w:tblGrid>
+        <w:gridCol w:w="2313"/>
+        <w:gridCol w:w="2313"/>
+        <w:gridCol w:w="2313"/>
+        <w:gridCol w:w="2313"/>
+      </w:tblGrid>
+      <w:tr>
+        <w:trPr>
+          <w:tblHeader w:val="true"/>
+        </w:trPr>
+        <w:tc>
+          <w:tcPr>
+            <w:tcW w:w="2313" w:type="dxa"/>
+            <w:tcBorders>
+              <w:top w:val="single" w:sz="2" w:space="0" w:color="000000"/>
+              <w:bottom w:val="single" w:sz="2" w:space="0" w:color="000000"/>
+            </w:tcBorders>
+          </w:tcPr>
+          <w:p>
+            <w:pPr>
+              <w:pStyle w:val="OrgTableHeadingLeft"/>
+              <w:bidi w:val="0"/>
+              <w:spacing w:before="0" w:after="120"/>
+              <w:jc w:val="left"/>
+              <w:rPr/>
+            </w:pPr>
+            <w:r>
+              <w:rPr/>
+              <w:t>Køn</w:t>
+            </w:r>
+          </w:p>
+        </w:tc>
+        <w:tc>
+          <w:tcPr>
+            <w:tcW w:w="2313" w:type="dxa"/>
+            <w:tcBorders>
+              <w:top w:val="single" w:sz="2" w:space="0" w:color="000000"/>
+              <w:bottom w:val="single" w:sz="2" w:space="0" w:color="000000"/>
+            </w:tcBorders>
+          </w:tcPr>
+          <w:p>
+            <w:pPr>
+              <w:pStyle w:val="OrgTableHeadingLeft"/>
+              <w:bidi w:val="0"/>
+              <w:spacing w:before="0" w:after="120"/>
+              <w:jc w:val="left"/>
+              <w:rPr/>
+            </w:pPr>
+            <w:r>
+              <w:rPr/>
+              <w:t>Standardiserede mortalitetsrater på grund af psykiske lidelser</w:t>
+            </w:r>
+          </w:p>
+        </w:tc>
+        <w:tc>
+          <w:tcPr>
+            <w:tcW w:w="2313" w:type="dxa"/>
+            <w:tcBorders>
+              <w:top w:val="single" w:sz="2" w:space="0" w:color="000000"/>
+              <w:bottom w:val="single" w:sz="2" w:space="0" w:color="000000"/>
+            </w:tcBorders>
+          </w:tcPr>
+          <w:p>
+            <w:pPr>
+              <w:pStyle w:val="OrgTableHeadingLeft"/>
+              <w:bidi w:val="0"/>
+              <w:spacing w:before="0" w:after="120"/>
+              <w:jc w:val="left"/>
+              <w:rPr/>
+            </w:pPr>
+            <w:r>
+              <w:rPr/>
+              <w:t>Middelrestlevetid fra 70 år</w:t>
+            </w:r>
+          </w:p>
+        </w:tc>
+        <w:tc>
+          <w:tcPr>
+            <w:tcW w:w="2313" w:type="dxa"/>
+            <w:tcBorders>
+              <w:top w:val="single" w:sz="2" w:space="0" w:color="000000"/>
+              <w:bottom w:val="single" w:sz="2" w:space="0" w:color="000000"/>
+            </w:tcBorders>
+          </w:tcPr>
+          <w:p>
+            <w:pPr>
+              <w:pStyle w:val="OrgTableHeadingLeft"/>
+              <w:bidi w:val="0"/>
+              <w:spacing w:before="0" w:after="120"/>
+              <w:jc w:val="left"/>
+              <w:rPr/>
+            </w:pPr>
+            <w:r>
+              <w:rPr/>
+              <w:t>Restlivstidsrisiko for død af psykiske lidelser ved 70 år</w:t>
+            </w:r>
+          </w:p>
+        </w:tc>
+      </w:tr>
+      <w:tr>
+        <w:trPr/>
+        <w:tc>
+          <w:tcPr>
+            <w:tcW w:w="2313" w:type="dxa"/>
+            <w:tcBorders>
+              <w:top w:val="single" w:sz="2" w:space="0" w:color="000000"/>
+            </w:tcBorders>
+          </w:tcPr>
+          <w:p>
+            <w:pPr>
+              <w:pStyle w:val="OrgTableContentsLeft"/>
+              <w:bidi w:val="0"/>
+              <w:spacing w:before="0" w:after="120"/>
+              <w:jc w:val="left"/>
+              <w:rPr/>
+            </w:pPr>
+            <w:r>
+              <w:rPr/>
+              <w:t>Kvinder</w:t>
+            </w:r>
+          </w:p>
+        </w:tc>
+        <w:tc>
+          <w:tcPr>
+            <w:tcW w:w="2313" w:type="dxa"/>
+            <w:tcBorders>
+              <w:top w:val="single" w:sz="2" w:space="0" w:color="000000"/>
+            </w:tcBorders>
+          </w:tcPr>
+          <w:p>
+            <w:pPr>
+              <w:pStyle w:val="OrgTableContentsLeft"/>
+              <w:bidi w:val="0"/>
+              <w:spacing w:before="0" w:after="120"/>
+              <w:jc w:val="left"/>
+              <w:rPr/>
+            </w:pPr>
+            <w:r>
+              <w:rPr/>
+            </w:r>
+          </w:p>
+        </w:tc>
+        <w:tc>
+          <w:tcPr>
+            <w:tcW w:w="2313" w:type="dxa"/>
+            <w:tcBorders>
+              <w:top w:val="single" w:sz="2" w:space="0" w:color="000000"/>
+            </w:tcBorders>
+          </w:tcPr>
+          <w:p>
+            <w:pPr>
+              <w:pStyle w:val="OrgTableContentsLeft"/>
+              <w:bidi w:val="0"/>
+              <w:spacing w:before="0" w:after="120"/>
+              <w:jc w:val="left"/>
+              <w:rPr/>
+            </w:pPr>
+            <w:r>
+              <w:rPr/>
+            </w:r>
+          </w:p>
+        </w:tc>
+        <w:tc>
+          <w:tcPr>
+            <w:tcW w:w="2313" w:type="dxa"/>
+            <w:tcBorders>
+              <w:top w:val="single" w:sz="2" w:space="0" w:color="000000"/>
+            </w:tcBorders>
+          </w:tcPr>
+          <w:p>
+            <w:pPr>
+              <w:pStyle w:val="OrgTableContentsLeft"/>
+              <w:bidi w:val="0"/>
+              <w:spacing w:before="0" w:after="120"/>
+              <w:jc w:val="left"/>
+              <w:rPr/>
+            </w:pPr>
+            <w:r>
+              <w:rPr/>
+            </w:r>
+          </w:p>
+        </w:tc>
+      </w:tr>
+      <w:tr>
+        <w:trPr/>
+        <w:tc>
+          <w:tcPr>
+            <w:tcW w:w="2313" w:type="dxa"/>
+            <w:tcBorders>
+              <w:bottom w:val="single" w:sz="2" w:space="0" w:color="000000"/>
+            </w:tcBorders>
+          </w:tcPr>
+          <w:p>
+            <w:pPr>
+              <w:pStyle w:val="OrgTableContentsLeft"/>
+              <w:bidi w:val="0"/>
+              <w:spacing w:before="0" w:after="120"/>
+              <w:jc w:val="left"/>
+              <w:rPr/>
+            </w:pPr>
+            <w:r>
+              <w:rPr/>
+              <w:t>Mænd</w:t>
+            </w:r>
+          </w:p>
+        </w:tc>
+        <w:tc>
+          <w:tcPr>
+            <w:tcW w:w="2313" w:type="dxa"/>
+            <w:tcBorders>
+              <w:bottom w:val="single" w:sz="2" w:space="0" w:color="000000"/>
+            </w:tcBorders>
+          </w:tcPr>
+          <w:p>
+            <w:pPr>
+              <w:pStyle w:val="OrgTableContentsLeft"/>
+              <w:bidi w:val="0"/>
+              <w:spacing w:before="0" w:after="120"/>
+              <w:jc w:val="left"/>
+              <w:rPr/>
+            </w:pPr>
+            <w:r>
+              <w:rPr/>
+            </w:r>
+          </w:p>
+        </w:tc>
+        <w:tc>
+          <w:tcPr>
+            <w:tcW w:w="2313" w:type="dxa"/>
+            <w:tcBorders>
+              <w:bottom w:val="single" w:sz="2" w:space="0" w:color="000000"/>
+            </w:tcBorders>
+          </w:tcPr>
+          <w:p>
+            <w:pPr>
+              <w:pStyle w:val="OrgTableContentsLeft"/>
+              <w:bidi w:val="0"/>
+              <w:spacing w:before="0" w:after="120"/>
+              <w:jc w:val="left"/>
+              <w:rPr/>
+            </w:pPr>
+            <w:r>
+              <w:rPr/>
+            </w:r>
+          </w:p>
+        </w:tc>
+        <w:tc>
+          <w:tcPr>
+            <w:tcW w:w="2313" w:type="dxa"/>
+            <w:tcBorders>
+              <w:bottom w:val="single" w:sz="2" w:space="0" w:color="000000"/>
+            </w:tcBorders>
+          </w:tcPr>
+          <w:p>
+            <w:pPr>
+              <w:pStyle w:val="OrgTableContentsLeft"/>
+              <w:bidi w:val="0"/>
+              <w:spacing w:before="0" w:after="120"/>
+              <w:jc w:val="left"/>
+              <w:rPr/>
+            </w:pPr>
+            <w:r>
+              <w:rPr/>
+            </w:r>
+          </w:p>
+        </w:tc>
+      </w:tr>
+    </w:tbl>
+    <w:p>
+      <w:pPr>
+        <w:sectPr>
+          <w:type w:val="continuous"/>
+          <w:pgSz w:w="11906" w:h="16838"/>
+          <w:pgMar w:left="1134" w:right="1134" w:gutter="0" w:header="0" w:top="1134" w:footer="1134" w:bottom="1860"/>
+          <w:formProt w:val="false"/>
+          <w:textDirection w:val="lrTb"/>
+          <w:docGrid w:type="default" w:linePitch="600" w:charSpace="40960"/>
+        </w:sectPr>
+      </w:pPr>
+    </w:p>
+    <w:p>
+      <w:pPr>
+        <w:pStyle w:val="Heading202unnumbered"/>
+        <w:bidi w:val="0"/>
+        <w:jc w:val="left"/>
+        <w:outlineLvl w:val="1"/>
+        <w:rPr/>
+      </w:pPr>
+      <w:bookmarkStart w:id="40" w:name="OrgXref.org522e37b"/>
+      <w:bookmarkStart w:id="41" w:name="org522e37b"/>
+      <w:bookmarkEnd w:id="41"/>
+      <w:r>
+        <w:rPr/>
         <w:t xml:space="preserve">Dine svar til opgave 4 </w:t>
       </w:r>
-      <w:bookmarkEnd w:id="38"/>
+      <w:bookmarkEnd w:id="40"/>
     </w:p>
     <w:p>
       <w:pPr>

--- a/holdundervisning/modul-3-opgaver.docx
+++ b/holdundervisning/modul-3-opgaver.docx
@@ -63,8 +63,8 @@
         <w:outlineLvl w:val="0"/>
         <w:rPr/>
       </w:pPr>
-      <w:bookmarkStart w:id="0" w:name="OrgXref.orgab89de2"/>
-      <w:bookmarkStart w:id="1" w:name="orgab89de2"/>
+      <w:bookmarkStart w:id="0" w:name="OrgXref.org0552b3c"/>
+      <w:bookmarkStart w:id="1" w:name="org0552b3c"/>
       <w:bookmarkEnd w:id="1"/>
       <w:r>
         <w:rPr/>
@@ -188,8 +188,8 @@
         <w:outlineLvl w:val="0"/>
         <w:rPr/>
       </w:pPr>
-      <w:bookmarkStart w:id="2" w:name="OrgXref.org5998187"/>
-      <w:bookmarkStart w:id="3" w:name="org5998187"/>
+      <w:bookmarkStart w:id="2" w:name="OrgXref.org2f90c8e"/>
+      <w:bookmarkStart w:id="3" w:name="org2f90c8e"/>
       <w:bookmarkEnd w:id="3"/>
       <w:r>
         <w:rPr/>
@@ -231,8 +231,8 @@
         <w:outlineLvl w:val="0"/>
         <w:rPr/>
       </w:pPr>
-      <w:bookmarkStart w:id="4" w:name="OrgXref.org960e1d8"/>
-      <w:bookmarkStart w:id="5" w:name="org960e1d8"/>
+      <w:bookmarkStart w:id="4" w:name="OrgXref.org277b44d"/>
+      <w:bookmarkStart w:id="5" w:name="org277b44d"/>
       <w:bookmarkEnd w:id="5"/>
       <w:r>
         <w:rPr/>
@@ -374,8 +374,8 @@
         <w:outlineLvl w:val="0"/>
         <w:rPr/>
       </w:pPr>
-      <w:bookmarkStart w:id="6" w:name="OrgXref.org71ee052"/>
-      <w:bookmarkStart w:id="7" w:name="org71ee052"/>
+      <w:bookmarkStart w:id="6" w:name="OrgXref.orgf99c4b7"/>
+      <w:bookmarkStart w:id="7" w:name="orgf99c4b7"/>
       <w:bookmarkEnd w:id="7"/>
       <w:r>
         <w:rPr/>
@@ -417,8 +417,8 @@
         <w:outlineLvl w:val="0"/>
         <w:rPr/>
       </w:pPr>
-      <w:bookmarkStart w:id="8" w:name="OrgXref.orgb60e7aa"/>
-      <w:bookmarkStart w:id="9" w:name="orgb60e7aa"/>
+      <w:bookmarkStart w:id="8" w:name="OrgXref.orgc463231"/>
+      <w:bookmarkStart w:id="9" w:name="orgc463231"/>
       <w:bookmarkEnd w:id="9"/>
       <w:r>
         <w:rPr/>
@@ -460,8 +460,8 @@
         <w:outlineLvl w:val="0"/>
         <w:rPr/>
       </w:pPr>
-      <w:bookmarkStart w:id="10" w:name="OrgXref.orgbdf7ebb"/>
-      <w:bookmarkStart w:id="11" w:name="orgbdf7ebb"/>
+      <w:bookmarkStart w:id="10" w:name="OrgXref.org833aebf"/>
+      <w:bookmarkStart w:id="11" w:name="org833aebf"/>
       <w:bookmarkEnd w:id="11"/>
       <w:r>
         <w:rPr/>
@@ -503,8 +503,8 @@
         <w:outlineLvl w:val="0"/>
         <w:rPr/>
       </w:pPr>
-      <w:bookmarkStart w:id="12" w:name="OrgXref.org2a05789"/>
-      <w:bookmarkStart w:id="13" w:name="org2a05789"/>
+      <w:bookmarkStart w:id="12" w:name="OrgXref.orga8da033"/>
+      <w:bookmarkStart w:id="13" w:name="orga8da033"/>
       <w:bookmarkEnd w:id="13"/>
       <w:r>
         <w:rPr/>
@@ -546,8 +546,8 @@
         <w:outlineLvl w:val="0"/>
         <w:rPr/>
       </w:pPr>
-      <w:bookmarkStart w:id="14" w:name="OrgXref.orgf5158bf"/>
-      <w:bookmarkStart w:id="15" w:name="orgf5158bf"/>
+      <w:bookmarkStart w:id="14" w:name="OrgXref.org2ed8edf"/>
+      <w:bookmarkStart w:id="15" w:name="org2ed8edf"/>
       <w:bookmarkEnd w:id="15"/>
       <w:r>
         <w:rPr/>
@@ -589,8 +589,8 @@
         <w:outlineLvl w:val="0"/>
         <w:rPr/>
       </w:pPr>
-      <w:bookmarkStart w:id="16" w:name="OrgXref.orgf8384a4"/>
-      <w:bookmarkStart w:id="17" w:name="orgf8384a4"/>
+      <w:bookmarkStart w:id="16" w:name="OrgXref.org8417d01"/>
+      <w:bookmarkStart w:id="17" w:name="org8417d01"/>
       <w:bookmarkEnd w:id="17"/>
       <w:r>
         <w:rPr/>
@@ -632,8 +632,8 @@
         <w:outlineLvl w:val="0"/>
         <w:rPr/>
       </w:pPr>
-      <w:bookmarkStart w:id="18" w:name="OrgXref.orgb1ef362"/>
-      <w:bookmarkStart w:id="19" w:name="orgb1ef362"/>
+      <w:bookmarkStart w:id="18" w:name="OrgXref.org584b89e"/>
+      <w:bookmarkStart w:id="19" w:name="org584b89e"/>
       <w:bookmarkEnd w:id="19"/>
       <w:r>
         <w:rPr/>
@@ -827,8 +827,8 @@
         <w:outlineLvl w:val="1"/>
         <w:rPr/>
       </w:pPr>
-      <w:bookmarkStart w:id="20" w:name="OrgXref.org8790d0a"/>
-      <w:bookmarkStart w:id="21" w:name="org8790d0a"/>
+      <w:bookmarkStart w:id="20" w:name="OrgXref.orgcf44c85"/>
+      <w:bookmarkStart w:id="21" w:name="orgcf44c85"/>
       <w:bookmarkEnd w:id="21"/>
       <w:r>
         <w:rPr/>
@@ -1027,7 +1027,7 @@
             </w:pPr>
             <w:r>
               <w:rPr/>
-              <w:t>0-1</w:t>
+              <w:t>0</w:t>
             </w:r>
           </w:p>
         </w:tc>
@@ -1048,7 +1048,7 @@
             </w:pPr>
             <w:r>
               <w:rPr/>
-              <w:t>8179</w:t>
+              <w:t>4386</w:t>
             </w:r>
           </w:p>
         </w:tc>
@@ -1151,7 +1151,7 @@
             </w:pPr>
             <w:r>
               <w:rPr/>
-              <w:t>2-5</w:t>
+              <w:t>1-9</w:t>
             </w:r>
           </w:p>
         </w:tc>
@@ -1170,7 +1170,7 @@
             </w:pPr>
             <w:r>
               <w:rPr/>
-              <w:t>13197</w:t>
+              <w:t>28289</w:t>
             </w:r>
           </w:p>
         </w:tc>
@@ -1265,7 +1265,7 @@
             </w:pPr>
             <w:r>
               <w:rPr/>
-              <w:t>6-15</w:t>
+              <w:t>10-19</w:t>
             </w:r>
           </w:p>
         </w:tc>
@@ -1284,7 +1284,7 @@
             </w:pPr>
             <w:r>
               <w:rPr/>
-              <w:t>27273</w:t>
+              <w:t>27138</w:t>
             </w:r>
           </w:p>
         </w:tc>
@@ -1303,7 +1303,7 @@
             </w:pPr>
             <w:r>
               <w:rPr/>
-              <w:t>2</w:t>
+              <w:t>4</w:t>
             </w:r>
           </w:p>
         </w:tc>
@@ -1379,7 +1379,7 @@
             </w:pPr>
             <w:r>
               <w:rPr/>
-              <w:t>16-25</w:t>
+              <w:t>20-29</w:t>
             </w:r>
           </w:p>
         </w:tc>
@@ -1398,7 +1398,7 @@
             </w:pPr>
             <w:r>
               <w:rPr/>
-              <w:t>54669</w:t>
+              <w:t>82149</w:t>
             </w:r>
           </w:p>
         </w:tc>
@@ -1417,7 +1417,7 @@
             </w:pPr>
             <w:r>
               <w:rPr/>
-              <w:t>11</w:t>
+              <w:t>15</w:t>
             </w:r>
           </w:p>
         </w:tc>
@@ -1493,7 +1493,7 @@
             </w:pPr>
             <w:r>
               <w:rPr/>
-              <w:t>26-35</w:t>
+              <w:t>30-39</w:t>
             </w:r>
           </w:p>
         </w:tc>
@@ -1512,7 +1512,7 @@
             </w:pPr>
             <w:r>
               <w:rPr/>
-              <w:t>84415</w:t>
+              <w:t>66586</w:t>
             </w:r>
           </w:p>
         </w:tc>
@@ -1531,7 +1531,7 @@
             </w:pPr>
             <w:r>
               <w:rPr/>
-              <w:t>14</w:t>
+              <w:t>17</w:t>
             </w:r>
           </w:p>
         </w:tc>
@@ -1607,7 +1607,7 @@
             </w:pPr>
             <w:r>
               <w:rPr/>
-              <w:t>36-45</w:t>
+              <w:t>40-49</w:t>
             </w:r>
           </w:p>
         </w:tc>
@@ -1626,7 +1626,7 @@
             </w:pPr>
             <w:r>
               <w:rPr/>
-              <w:t>45331</w:t>
+              <w:t>39950</w:t>
             </w:r>
           </w:p>
         </w:tc>
@@ -1645,7 +1645,7 @@
             </w:pPr>
             <w:r>
               <w:rPr/>
-              <w:t>19</w:t>
+              <w:t>29</w:t>
             </w:r>
           </w:p>
         </w:tc>
@@ -1721,7 +1721,7 @@
             </w:pPr>
             <w:r>
               <w:rPr/>
-              <w:t>46-55</w:t>
+              <w:t>50-59</w:t>
             </w:r>
           </w:p>
         </w:tc>
@@ -1740,7 +1740,7 @@
             </w:pPr>
             <w:r>
               <w:rPr/>
-              <w:t>37892</w:t>
+              <w:t>36012</w:t>
             </w:r>
           </w:p>
         </w:tc>
@@ -1759,7 +1759,7 @@
             </w:pPr>
             <w:r>
               <w:rPr/>
-              <w:t>55</w:t>
+              <w:t>64</w:t>
             </w:r>
           </w:p>
         </w:tc>
@@ -1835,7 +1835,7 @@
             </w:pPr>
             <w:r>
               <w:rPr/>
-              <w:t>56-65</w:t>
+              <w:t>60-69</w:t>
             </w:r>
           </w:p>
         </w:tc>
@@ -1854,7 +1854,7 @@
             </w:pPr>
             <w:r>
               <w:rPr/>
-              <w:t>30306</w:t>
+              <w:t>25492</w:t>
             </w:r>
           </w:p>
         </w:tc>
@@ -1873,7 +1873,7 @@
             </w:pPr>
             <w:r>
               <w:rPr/>
-              <w:t>130</w:t>
+              <w:t>177</w:t>
             </w:r>
           </w:p>
         </w:tc>
@@ -1949,7 +1949,7 @@
             </w:pPr>
             <w:r>
               <w:rPr/>
-              <w:t>66-75</w:t>
+              <w:t>70-79</w:t>
             </w:r>
           </w:p>
         </w:tc>
@@ -1968,7 +1968,7 @@
             </w:pPr>
             <w:r>
               <w:rPr/>
-              <w:t>20253</w:t>
+              <w:t>18477</w:t>
             </w:r>
           </w:p>
         </w:tc>
@@ -1987,7 +1987,7 @@
             </w:pPr>
             <w:r>
               <w:rPr/>
-              <w:t>282</w:t>
+              <w:t>423</w:t>
             </w:r>
           </w:p>
         </w:tc>
@@ -2063,7 +2063,7 @@
             </w:pPr>
             <w:r>
               <w:rPr/>
-              <w:t>76-85</w:t>
+              <w:t>80-89</w:t>
             </w:r>
           </w:p>
         </w:tc>
@@ -2082,7 +2082,7 @@
             </w:pPr>
             <w:r>
               <w:rPr/>
-              <w:t>13637</w:t>
+              <w:t>8841</w:t>
             </w:r>
           </w:p>
         </w:tc>
@@ -2101,7 +2101,7 @@
             </w:pPr>
             <w:r>
               <w:rPr/>
-              <w:t>567</w:t>
+              <w:t>586</w:t>
             </w:r>
           </w:p>
         </w:tc>
@@ -2165,120 +2165,6 @@
         <w:tc>
           <w:tcPr>
             <w:tcW w:w="1542" w:type="dxa"/>
-            <w:tcBorders/>
-          </w:tcPr>
-          <w:p>
-            <w:pPr>
-              <w:pStyle w:val="OrgTableContentsRight"/>
-              <w:bidi w:val="0"/>
-              <w:spacing w:before="0" w:after="120"/>
-              <w:jc w:val="right"/>
-              <w:rPr/>
-            </w:pPr>
-            <w:r>
-              <w:rPr/>
-              <w:t>86-95</w:t>
-            </w:r>
-          </w:p>
-        </w:tc>
-        <w:tc>
-          <w:tcPr>
-            <w:tcW w:w="1542" w:type="dxa"/>
-            <w:tcBorders/>
-          </w:tcPr>
-          <w:p>
-            <w:pPr>
-              <w:pStyle w:val="OrgTableContentsRight"/>
-              <w:bidi w:val="0"/>
-              <w:spacing w:before="0" w:after="120"/>
-              <w:jc w:val="right"/>
-              <w:rPr/>
-            </w:pPr>
-            <w:r>
-              <w:rPr/>
-              <w:t>3526</w:t>
-            </w:r>
-          </w:p>
-        </w:tc>
-        <w:tc>
-          <w:tcPr>
-            <w:tcW w:w="1542" w:type="dxa"/>
-            <w:tcBorders/>
-          </w:tcPr>
-          <w:p>
-            <w:pPr>
-              <w:pStyle w:val="OrgTableContentsRight"/>
-              <w:bidi w:val="0"/>
-              <w:spacing w:before="0" w:after="120"/>
-              <w:jc w:val="right"/>
-              <w:rPr/>
-            </w:pPr>
-            <w:r>
-              <w:rPr/>
-              <w:t>488</w:t>
-            </w:r>
-          </w:p>
-        </w:tc>
-        <w:tc>
-          <w:tcPr>
-            <w:tcW w:w="1542" w:type="dxa"/>
-            <w:tcBorders/>
-          </w:tcPr>
-          <w:p>
-            <w:pPr>
-              <w:pStyle w:val="OrgTableContentsLeft"/>
-              <w:bidi w:val="0"/>
-              <w:spacing w:before="0" w:after="120"/>
-              <w:jc w:val="left"/>
-              <w:rPr/>
-            </w:pPr>
-            <w:r>
-              <w:rPr/>
-            </w:r>
-          </w:p>
-        </w:tc>
-        <w:tc>
-          <w:tcPr>
-            <w:tcW w:w="1542" w:type="dxa"/>
-            <w:tcBorders/>
-          </w:tcPr>
-          <w:p>
-            <w:pPr>
-              <w:pStyle w:val="OrgTableContentsLeft"/>
-              <w:bidi w:val="0"/>
-              <w:spacing w:before="0" w:after="120"/>
-              <w:jc w:val="left"/>
-              <w:rPr/>
-            </w:pPr>
-            <w:r>
-              <w:rPr/>
-            </w:r>
-          </w:p>
-        </w:tc>
-        <w:tc>
-          <w:tcPr>
-            <w:tcW w:w="1542" w:type="dxa"/>
-            <w:tcBorders/>
-          </w:tcPr>
-          <w:p>
-            <w:pPr>
-              <w:pStyle w:val="OrgTableContentsLeft"/>
-              <w:bidi w:val="0"/>
-              <w:spacing w:before="0" w:after="120"/>
-              <w:jc w:val="left"/>
-              <w:rPr/>
-            </w:pPr>
-            <w:r>
-              <w:rPr/>
-            </w:r>
-          </w:p>
-        </w:tc>
-      </w:tr>
-      <w:tr>
-        <w:trPr/>
-        <w:tc>
-          <w:tcPr>
-            <w:tcW w:w="1542" w:type="dxa"/>
             <w:tcBorders>
               <w:bottom w:val="single" w:sz="2" w:space="0" w:color="000000"/>
             </w:tcBorders>
@@ -2293,7 +2179,7 @@
             </w:pPr>
             <w:r>
               <w:rPr/>
-              <w:t>&gt;95</w:t>
+              <w:t>90+</w:t>
             </w:r>
           </w:p>
         </w:tc>
@@ -2314,7 +2200,7 @@
             </w:pPr>
             <w:r>
               <w:rPr/>
-              <w:t>335</w:t>
+              <w:t>1693</w:t>
             </w:r>
           </w:p>
         </w:tc>
@@ -2335,7 +2221,7 @@
             </w:pPr>
             <w:r>
               <w:rPr/>
-              <w:t>136</w:t>
+              <w:t>389</w:t>
             </w:r>
           </w:p>
         </w:tc>
@@ -2421,8 +2307,8 @@
         <w:outlineLvl w:val="1"/>
         <w:rPr/>
       </w:pPr>
-      <w:bookmarkStart w:id="22" w:name="OrgXref.org5fb753b"/>
-      <w:bookmarkStart w:id="23" w:name="org5fb753b"/>
+      <w:bookmarkStart w:id="22" w:name="OrgXref.org62b4ff1"/>
+      <w:bookmarkStart w:id="23" w:name="org62b4ff1"/>
       <w:bookmarkEnd w:id="23"/>
       <w:r>
         <w:rPr/>
@@ -2620,7 +2506,7 @@
             </w:pPr>
             <w:r>
               <w:rPr/>
-              <w:t>0-1</w:t>
+              <w:t>0</w:t>
             </w:r>
           </w:p>
         </w:tc>
@@ -2743,7 +2629,7 @@
             </w:pPr>
             <w:r>
               <w:rPr/>
-              <w:t>2-5</w:t>
+              <w:t>1-9</w:t>
             </w:r>
           </w:p>
         </w:tc>
@@ -2762,7 +2648,7 @@
             </w:pPr>
             <w:r>
               <w:rPr/>
-              <w:t>100000</w:t>
+              <w:t>99614</w:t>
             </w:r>
           </w:p>
         </w:tc>
@@ -2856,7 +2742,7 @@
             </w:pPr>
             <w:r>
               <w:rPr/>
-              <w:t>6-15</w:t>
+              <w:t>10-19</w:t>
             </w:r>
           </w:p>
         </w:tc>
@@ -2875,7 +2761,7 @@
             </w:pPr>
             <w:r>
               <w:rPr/>
-              <w:t>100000</w:t>
+              <w:t>99614</w:t>
             </w:r>
           </w:p>
         </w:tc>
@@ -2969,7 +2855,7 @@
             </w:pPr>
             <w:r>
               <w:rPr/>
-              <w:t>16-25</w:t>
+              <w:t>20-29</w:t>
             </w:r>
           </w:p>
         </w:tc>
@@ -2988,7 +2874,7 @@
             </w:pPr>
             <w:r>
               <w:rPr/>
-              <w:t>100000</w:t>
+              <w:t>99467</w:t>
             </w:r>
           </w:p>
         </w:tc>
@@ -3082,7 +2968,7 @@
             </w:pPr>
             <w:r>
               <w:rPr/>
-              <w:t>26-35</w:t>
+              <w:t>30-39</w:t>
             </w:r>
           </w:p>
         </w:tc>
@@ -3101,7 +2987,7 @@
             </w:pPr>
             <w:r>
               <w:rPr/>
-              <w:t>100000</w:t>
+              <w:t>99286</w:t>
             </w:r>
           </w:p>
         </w:tc>
@@ -3195,7 +3081,7 @@
             </w:pPr>
             <w:r>
               <w:rPr/>
-              <w:t>36-45</w:t>
+              <w:t>40-49</w:t>
             </w:r>
           </w:p>
         </w:tc>
@@ -3214,7 +3100,7 @@
             </w:pPr>
             <w:r>
               <w:rPr/>
-              <w:t>100000</w:t>
+              <w:t>99033</w:t>
             </w:r>
           </w:p>
         </w:tc>
@@ -3308,7 +3194,7 @@
             </w:pPr>
             <w:r>
               <w:rPr/>
-              <w:t>46-55</w:t>
+              <w:t>50-59</w:t>
             </w:r>
           </w:p>
         </w:tc>
@@ -3327,7 +3213,7 @@
             </w:pPr>
             <w:r>
               <w:rPr/>
-              <w:t>98868</w:t>
+              <w:t>98319</w:t>
             </w:r>
           </w:p>
         </w:tc>
@@ -3421,7 +3307,7 @@
             </w:pPr>
             <w:r>
               <w:rPr/>
-              <w:t>56-65</w:t>
+              <w:t>60-69</w:t>
             </w:r>
           </w:p>
         </w:tc>
@@ -3440,7 +3326,7 @@
             </w:pPr>
             <w:r>
               <w:rPr/>
-              <w:t>98868</w:t>
+              <w:t>96601</w:t>
             </w:r>
           </w:p>
         </w:tc>
@@ -3534,7 +3420,7 @@
             </w:pPr>
             <w:r>
               <w:rPr/>
-              <w:t>66-75</w:t>
+              <w:t>70-79</w:t>
             </w:r>
           </w:p>
         </w:tc>
@@ -3553,7 +3439,7 @@
             </w:pPr>
             <w:r>
               <w:rPr/>
-              <w:t>95821</w:t>
+              <w:t>90308</w:t>
             </w:r>
           </w:p>
         </w:tc>
@@ -3647,7 +3533,7 @@
             </w:pPr>
             <w:r>
               <w:rPr/>
-              <w:t>76-85</w:t>
+              <w:t>80-89</w:t>
             </w:r>
           </w:p>
         </w:tc>
@@ -3666,7 +3552,7 @@
             </w:pPr>
             <w:r>
               <w:rPr/>
-              <w:t>86664</w:t>
+              <w:t>73327</w:t>
             </w:r>
           </w:p>
         </w:tc>
@@ -3748,119 +3634,6 @@
         <w:tc>
           <w:tcPr>
             <w:tcW w:w="1542" w:type="dxa"/>
-            <w:tcBorders/>
-          </w:tcPr>
-          <w:p>
-            <w:pPr>
-              <w:pStyle w:val="OrgTableContentsRight"/>
-              <w:bidi w:val="0"/>
-              <w:spacing w:before="0" w:after="120"/>
-              <w:jc w:val="right"/>
-              <w:rPr/>
-            </w:pPr>
-            <w:r>
-              <w:rPr/>
-              <w:t>86-95</w:t>
-            </w:r>
-          </w:p>
-        </w:tc>
-        <w:tc>
-          <w:tcPr>
-            <w:tcW w:w="1542" w:type="dxa"/>
-            <w:tcBorders/>
-          </w:tcPr>
-          <w:p>
-            <w:pPr>
-              <w:pStyle w:val="OrgTableContentsRight"/>
-              <w:bidi w:val="0"/>
-              <w:spacing w:before="0" w:after="120"/>
-              <w:jc w:val="right"/>
-              <w:rPr/>
-            </w:pPr>
-            <w:r>
-              <w:rPr/>
-              <w:t>67165</w:t>
-            </w:r>
-          </w:p>
-        </w:tc>
-        <w:tc>
-          <w:tcPr>
-            <w:tcW w:w="1542" w:type="dxa"/>
-            <w:tcBorders/>
-          </w:tcPr>
-          <w:p>
-            <w:pPr>
-              <w:pStyle w:val="OrgTableContentsLeft"/>
-              <w:bidi w:val="0"/>
-              <w:spacing w:before="0" w:after="120"/>
-              <w:jc w:val="left"/>
-              <w:rPr/>
-            </w:pPr>
-            <w:r>
-              <w:rPr/>
-            </w:r>
-          </w:p>
-        </w:tc>
-        <w:tc>
-          <w:tcPr>
-            <w:tcW w:w="1542" w:type="dxa"/>
-            <w:tcBorders/>
-          </w:tcPr>
-          <w:p>
-            <w:pPr>
-              <w:pStyle w:val="OrgTableContentsLeft"/>
-              <w:bidi w:val="0"/>
-              <w:spacing w:before="0" w:after="120"/>
-              <w:jc w:val="left"/>
-              <w:rPr/>
-            </w:pPr>
-            <w:r>
-              <w:rPr/>
-            </w:r>
-          </w:p>
-        </w:tc>
-        <w:tc>
-          <w:tcPr>
-            <w:tcW w:w="1542" w:type="dxa"/>
-            <w:tcBorders/>
-          </w:tcPr>
-          <w:p>
-            <w:pPr>
-              <w:pStyle w:val="OrgTableContentsLeft"/>
-              <w:bidi w:val="0"/>
-              <w:spacing w:before="0" w:after="120"/>
-              <w:jc w:val="left"/>
-              <w:rPr/>
-            </w:pPr>
-            <w:r>
-              <w:rPr/>
-            </w:r>
-          </w:p>
-        </w:tc>
-        <w:tc>
-          <w:tcPr>
-            <w:tcW w:w="1542" w:type="dxa"/>
-            <w:tcBorders/>
-          </w:tcPr>
-          <w:p>
-            <w:pPr>
-              <w:pStyle w:val="OrgTableContentsLeft"/>
-              <w:bidi w:val="0"/>
-              <w:spacing w:before="0" w:after="120"/>
-              <w:jc w:val="left"/>
-              <w:rPr/>
-            </w:pPr>
-            <w:r>
-              <w:rPr/>
-            </w:r>
-          </w:p>
-        </w:tc>
-      </w:tr>
-      <w:tr>
-        <w:trPr/>
-        <w:tc>
-          <w:tcPr>
-            <w:tcW w:w="1542" w:type="dxa"/>
             <w:tcBorders>
               <w:bottom w:val="single" w:sz="2" w:space="0" w:color="000000"/>
             </w:tcBorders>
@@ -3875,7 +3648,7 @@
             </w:pPr>
             <w:r>
               <w:rPr/>
-              <w:t>&gt;95</w:t>
+              <w:t>90+</w:t>
             </w:r>
           </w:p>
         </w:tc>
@@ -3896,7 +3669,7 @@
             </w:pPr>
             <w:r>
               <w:rPr/>
-              <w:t>31086</w:t>
+              <w:t>43504</w:t>
             </w:r>
           </w:p>
         </w:tc>
@@ -4002,8 +3775,8 @@
         <w:outlineLvl w:val="0"/>
         <w:rPr/>
       </w:pPr>
-      <w:bookmarkStart w:id="24" w:name="OrgXref.orgb897494"/>
-      <w:bookmarkStart w:id="25" w:name="orgb897494"/>
+      <w:bookmarkStart w:id="24" w:name="OrgXref.org50353a4"/>
+      <w:bookmarkStart w:id="25" w:name="org50353a4"/>
       <w:bookmarkEnd w:id="25"/>
       <w:r>
         <w:rPr/>
@@ -4045,8 +3818,8 @@
         <w:outlineLvl w:val="0"/>
         <w:rPr/>
       </w:pPr>
-      <w:bookmarkStart w:id="26" w:name="OrgXref.orgc6e58fc"/>
-      <w:bookmarkStart w:id="27" w:name="orgc6e58fc"/>
+      <w:bookmarkStart w:id="26" w:name="OrgXref.orgdb37bbc"/>
+      <w:bookmarkStart w:id="27" w:name="orgdb37bbc"/>
       <w:bookmarkEnd w:id="27"/>
       <w:r>
         <w:rPr/>
@@ -4088,8 +3861,8 @@
         <w:outlineLvl w:val="0"/>
         <w:rPr/>
       </w:pPr>
-      <w:bookmarkStart w:id="28" w:name="OrgXref.orgb05ea61"/>
-      <w:bookmarkStart w:id="29" w:name="orgb05ea61"/>
+      <w:bookmarkStart w:id="28" w:name="OrgXref.orgfcc1dac"/>
+      <w:bookmarkStart w:id="29" w:name="orgfcc1dac"/>
       <w:bookmarkEnd w:id="29"/>
       <w:r>
         <w:rPr/>
@@ -4131,8 +3904,8 @@
         <w:outlineLvl w:val="0"/>
         <w:rPr/>
       </w:pPr>
-      <w:bookmarkStart w:id="30" w:name="OrgXref.orgb446348"/>
-      <w:bookmarkStart w:id="31" w:name="orgb446348"/>
+      <w:bookmarkStart w:id="30" w:name="OrgXref.orgefdb40b"/>
+      <w:bookmarkStart w:id="31" w:name="orgefdb40b"/>
       <w:bookmarkEnd w:id="31"/>
       <w:r>
         <w:rPr/>
@@ -4174,8 +3947,8 @@
         <w:outlineLvl w:val="0"/>
         <w:rPr/>
       </w:pPr>
-      <w:bookmarkStart w:id="32" w:name="OrgXref.org06bf31c"/>
-      <w:bookmarkStart w:id="33" w:name="org06bf31c"/>
+      <w:bookmarkStart w:id="32" w:name="OrgXref.orgdc0e326"/>
+      <w:bookmarkStart w:id="33" w:name="orgdc0e326"/>
       <w:bookmarkEnd w:id="33"/>
       <w:r>
         <w:rPr/>
@@ -4204,8 +3977,8 @@
         <w:outlineLvl w:val="1"/>
         <w:rPr/>
       </w:pPr>
-      <w:bookmarkStart w:id="34" w:name="OrgXref.org818f72a"/>
-      <w:bookmarkStart w:id="35" w:name="org818f72a"/>
+      <w:bookmarkStart w:id="34" w:name="OrgXref.orgb980919"/>
+      <w:bookmarkStart w:id="35" w:name="orgb980919"/>
       <w:bookmarkEnd w:id="35"/>
       <w:r>
         <w:rPr/>
@@ -4247,8 +4020,8 @@
         <w:outlineLvl w:val="0"/>
         <w:rPr/>
       </w:pPr>
-      <w:bookmarkStart w:id="36" w:name="OrgXref.org83701ec"/>
-      <w:bookmarkStart w:id="37" w:name="org83701ec"/>
+      <w:bookmarkStart w:id="36" w:name="OrgXref.org7d8285b"/>
+      <w:bookmarkStart w:id="37" w:name="org7d8285b"/>
       <w:bookmarkEnd w:id="37"/>
       <w:r>
         <w:rPr/>
@@ -4277,8 +4050,8 @@
         <w:outlineLvl w:val="1"/>
         <w:rPr/>
       </w:pPr>
-      <w:bookmarkStart w:id="38" w:name="OrgXref.org2c46f89"/>
-      <w:bookmarkStart w:id="39" w:name="org2c46f89"/>
+      <w:bookmarkStart w:id="38" w:name="OrgXref.orgdbecf12"/>
+      <w:bookmarkStart w:id="39" w:name="orgdbecf12"/>
       <w:bookmarkEnd w:id="39"/>
       <w:r>
         <w:rPr/>
@@ -4600,8 +4373,8 @@
         <w:outlineLvl w:val="1"/>
         <w:rPr/>
       </w:pPr>
-      <w:bookmarkStart w:id="40" w:name="OrgXref.org522e37b"/>
-      <w:bookmarkStart w:id="41" w:name="org522e37b"/>
+      <w:bookmarkStart w:id="40" w:name="OrgXref.org101149f"/>
+      <w:bookmarkStart w:id="41" w:name="org101149f"/>
       <w:bookmarkEnd w:id="41"/>
       <w:r>
         <w:rPr/>
